--- a/tables.docx
+++ b/tables.docx
@@ -12,16 +12,20 @@
           <w:b/>
           <w:sz w:val="24"/>
         </w:rPr>
-        <w:t>Таблица 1. Физическая модель базы данных</w:t>
+        <w:t>Таблица 1</w:t>
       </w:r>
     </w:p>
     <w:p>
+      <w:pPr>
+        <w:jc w:val="center"/>
+      </w:pPr>
       <w:r>
         <w:rPr>
           <w:rFonts w:ascii="Times New Roman" w:hAnsi="Times New Roman"/>
           <w:b/>
           <w:sz w:val="24"/>
         </w:rPr>
+        <w:t>Физическая модель</w:t>
       </w:r>
     </w:p>
     <w:tbl>
@@ -2345,16 +2349,20 @@
           <w:b/>
           <w:sz w:val="24"/>
         </w:rPr>
-        <w:t>Таблица 2. Описание модулей</w:t>
+        <w:t>Таблица 2</w:t>
       </w:r>
     </w:p>
     <w:p>
+      <w:pPr>
+        <w:jc w:val="center"/>
+      </w:pPr>
       <w:r>
         <w:rPr>
           <w:rFonts w:ascii="Times New Roman" w:hAnsi="Times New Roman"/>
           <w:b/>
           <w:sz w:val="24"/>
         </w:rPr>
+        <w:t>Описание модулей</w:t>
       </w:r>
     </w:p>
     <w:tbl>
@@ -2574,16 +2582,20 @@
           <w:b/>
           <w:sz w:val="24"/>
         </w:rPr>
-        <w:t>Таблица 3. Описание полей класса MainView</w:t>
+        <w:t>Таблица 3</w:t>
       </w:r>
     </w:p>
     <w:p>
+      <w:pPr>
+        <w:jc w:val="center"/>
+      </w:pPr>
       <w:r>
         <w:rPr>
           <w:rFonts w:ascii="Times New Roman" w:hAnsi="Times New Roman"/>
           <w:b/>
           <w:sz w:val="24"/>
         </w:rPr>
+        <w:t>Описание полей класса «MainView»</w:t>
       </w:r>
     </w:p>
     <w:tbl>
@@ -3271,16 +3283,20 @@
           <w:b/>
           <w:sz w:val="24"/>
         </w:rPr>
-        <w:t>Таблица 4. Описание методов класса MainView</w:t>
+        <w:t>Таблица 4</w:t>
       </w:r>
     </w:p>
     <w:p>
+      <w:pPr>
+        <w:jc w:val="center"/>
+      </w:pPr>
       <w:r>
         <w:rPr>
           <w:rFonts w:ascii="Times New Roman" w:hAnsi="Times New Roman"/>
           <w:b/>
           <w:sz w:val="24"/>
         </w:rPr>
+        <w:t>Описание методов класса «MainView»</w:t>
       </w:r>
     </w:p>
     <w:tbl>
@@ -3404,16 +3420,20 @@
           <w:b/>
           <w:sz w:val="24"/>
         </w:rPr>
-        <w:t>Таблица 5. Описание полей класса DashboardView</w:t>
+        <w:t>Таблица 5</w:t>
       </w:r>
     </w:p>
     <w:p>
+      <w:pPr>
+        <w:jc w:val="center"/>
+      </w:pPr>
       <w:r>
         <w:rPr>
           <w:rFonts w:ascii="Times New Roman" w:hAnsi="Times New Roman"/>
           <w:b/>
           <w:sz w:val="24"/>
         </w:rPr>
+        <w:t>Описание полей класса «DashboardView»</w:t>
       </w:r>
     </w:p>
     <w:tbl>
@@ -3725,16 +3745,20 @@
           <w:b/>
           <w:sz w:val="24"/>
         </w:rPr>
-        <w:t>Таблица 6. Описание методов класса DashboardView</w:t>
+        <w:t>Таблица 6</w:t>
       </w:r>
     </w:p>
     <w:p>
+      <w:pPr>
+        <w:jc w:val="center"/>
+      </w:pPr>
       <w:r>
         <w:rPr>
           <w:rFonts w:ascii="Times New Roman" w:hAnsi="Times New Roman"/>
           <w:b/>
           <w:sz w:val="24"/>
         </w:rPr>
+        <w:t>Описание методов класса «DashboardView»</w:t>
       </w:r>
     </w:p>
     <w:tbl>
@@ -4046,16 +4070,20 @@
           <w:b/>
           <w:sz w:val="24"/>
         </w:rPr>
-        <w:t>Таблица 7. Описание полей класса FieldFilter&lt;T, V&gt;</w:t>
+        <w:t>Таблица 7</w:t>
       </w:r>
     </w:p>
     <w:p>
+      <w:pPr>
+        <w:jc w:val="center"/>
+      </w:pPr>
       <w:r>
         <w:rPr>
           <w:rFonts w:ascii="Times New Roman" w:hAnsi="Times New Roman"/>
           <w:b/>
           <w:sz w:val="24"/>
         </w:rPr>
+        <w:t>Описание полей класса «FieldFilter&lt;T, V&gt;»</w:t>
       </w:r>
     </w:p>
     <w:tbl>
@@ -4273,16 +4301,20 @@
           <w:b/>
           <w:sz w:val="24"/>
         </w:rPr>
-        <w:t>Таблица 8. Описание методов класса FieldFilter&lt;T, V&gt;</w:t>
+        <w:t>Таблица 8</w:t>
       </w:r>
     </w:p>
     <w:p>
+      <w:pPr>
+        <w:jc w:val="center"/>
+      </w:pPr>
       <w:r>
         <w:rPr>
           <w:rFonts w:ascii="Times New Roman" w:hAnsi="Times New Roman"/>
           <w:b/>
           <w:sz w:val="24"/>
         </w:rPr>
+        <w:t>Описание методов класса «FieldFilter&lt;T, V&gt;»</w:t>
       </w:r>
     </w:p>
     <w:tbl>
@@ -4500,16 +4532,20 @@
           <w:b/>
           <w:sz w:val="24"/>
         </w:rPr>
-        <w:t>Таблица 9. Описание полей класса Game</w:t>
+        <w:t>Таблица 9</w:t>
       </w:r>
     </w:p>
     <w:p>
+      <w:pPr>
+        <w:jc w:val="center"/>
+      </w:pPr>
       <w:r>
         <w:rPr>
           <w:rFonts w:ascii="Times New Roman" w:hAnsi="Times New Roman"/>
           <w:b/>
           <w:sz w:val="24"/>
         </w:rPr>
+        <w:t>Описание полей класса «Game»</w:t>
       </w:r>
     </w:p>
     <w:tbl>
@@ -4915,16 +4951,20 @@
           <w:b/>
           <w:sz w:val="24"/>
         </w:rPr>
-        <w:t>Таблица 10. Описание методов класса Game</w:t>
+        <w:t>Таблица 10</w:t>
       </w:r>
     </w:p>
     <w:p>
+      <w:pPr>
+        <w:jc w:val="center"/>
+      </w:pPr>
       <w:r>
         <w:rPr>
           <w:rFonts w:ascii="Times New Roman" w:hAnsi="Times New Roman"/>
           <w:b/>
           <w:sz w:val="24"/>
         </w:rPr>
+        <w:t>Описание методов класса «Game»</w:t>
       </w:r>
     </w:p>
     <w:tbl>
@@ -5048,37 +5088,37 @@
                 <w:rFonts w:ascii="Times New Roman" w:hAnsi="Times New Roman"/>
                 <w:sz w:val="24"/>
               </w:rPr>
-              <w:t>getGameID() / setGameID(int)</w:t>
-            </w:r>
-          </w:p>
-        </w:tc>
-        <w:tc>
-          <w:tcPr>
-            <w:tcW w:type="dxa" w:w="2880"/>
-          </w:tcPr>
-          <w:p>
-            <w:r/>
-            <w:r>
-              <w:rPr>
-                <w:rFonts w:ascii="Times New Roman" w:hAnsi="Times New Roman"/>
-                <w:sz w:val="24"/>
-              </w:rPr>
-              <w:t>int / void</w:t>
-            </w:r>
-          </w:p>
-        </w:tc>
-        <w:tc>
-          <w:tcPr>
-            <w:tcW w:type="dxa" w:w="2880"/>
-          </w:tcPr>
-          <w:p>
-            <w:r/>
-            <w:r>
-              <w:rPr>
-                <w:rFonts w:ascii="Times New Roman" w:hAnsi="Times New Roman"/>
-                <w:sz w:val="24"/>
-              </w:rPr>
-              <w:t>Получить/установить код игры</w:t>
+              <w:t>getGameID()</w:t>
+            </w:r>
+          </w:p>
+        </w:tc>
+        <w:tc>
+          <w:tcPr>
+            <w:tcW w:type="dxa" w:w="2880"/>
+          </w:tcPr>
+          <w:p>
+            <w:r/>
+            <w:r>
+              <w:rPr>
+                <w:rFonts w:ascii="Times New Roman" w:hAnsi="Times New Roman"/>
+                <w:sz w:val="24"/>
+              </w:rPr>
+              <w:t>int</w:t>
+            </w:r>
+          </w:p>
+        </w:tc>
+        <w:tc>
+          <w:tcPr>
+            <w:tcW w:type="dxa" w:w="2880"/>
+          </w:tcPr>
+          <w:p>
+            <w:r/>
+            <w:r>
+              <w:rPr>
+                <w:rFonts w:ascii="Times New Roman" w:hAnsi="Times New Roman"/>
+                <w:sz w:val="24"/>
+              </w:rPr>
+              <w:t>Получить код игры</w:t>
             </w:r>
           </w:p>
         </w:tc>
@@ -5095,37 +5135,37 @@
                 <w:rFonts w:ascii="Times New Roman" w:hAnsi="Times New Roman"/>
                 <w:sz w:val="24"/>
               </w:rPr>
-              <w:t>getTitle() / setTitle(String)</w:t>
-            </w:r>
-          </w:p>
-        </w:tc>
-        <w:tc>
-          <w:tcPr>
-            <w:tcW w:type="dxa" w:w="2880"/>
-          </w:tcPr>
-          <w:p>
-            <w:r/>
-            <w:r>
-              <w:rPr>
-                <w:rFonts w:ascii="Times New Roman" w:hAnsi="Times New Roman"/>
-                <w:sz w:val="24"/>
-              </w:rPr>
-              <w:t>String / void</w:t>
-            </w:r>
-          </w:p>
-        </w:tc>
-        <w:tc>
-          <w:tcPr>
-            <w:tcW w:type="dxa" w:w="2880"/>
-          </w:tcPr>
-          <w:p>
-            <w:r/>
-            <w:r>
-              <w:rPr>
-                <w:rFonts w:ascii="Times New Roman" w:hAnsi="Times New Roman"/>
-                <w:sz w:val="24"/>
-              </w:rPr>
-              <w:t>Получить/установить название</w:t>
+              <w:t>setGameID(int)</w:t>
+            </w:r>
+          </w:p>
+        </w:tc>
+        <w:tc>
+          <w:tcPr>
+            <w:tcW w:type="dxa" w:w="2880"/>
+          </w:tcPr>
+          <w:p>
+            <w:r/>
+            <w:r>
+              <w:rPr>
+                <w:rFonts w:ascii="Times New Roman" w:hAnsi="Times New Roman"/>
+                <w:sz w:val="24"/>
+              </w:rPr>
+              <w:t>void</w:t>
+            </w:r>
+          </w:p>
+        </w:tc>
+        <w:tc>
+          <w:tcPr>
+            <w:tcW w:type="dxa" w:w="2880"/>
+          </w:tcPr>
+          <w:p>
+            <w:r/>
+            <w:r>
+              <w:rPr>
+                <w:rFonts w:ascii="Times New Roman" w:hAnsi="Times New Roman"/>
+                <w:sz w:val="24"/>
+              </w:rPr>
+              <w:t>Установить код игры</w:t>
             </w:r>
           </w:p>
         </w:tc>
@@ -5142,37 +5182,37 @@
                 <w:rFonts w:ascii="Times New Roman" w:hAnsi="Times New Roman"/>
                 <w:sz w:val="24"/>
               </w:rPr>
-              <w:t>getDescription() / setDescription(String)</w:t>
-            </w:r>
-          </w:p>
-        </w:tc>
-        <w:tc>
-          <w:tcPr>
-            <w:tcW w:type="dxa" w:w="2880"/>
-          </w:tcPr>
-          <w:p>
-            <w:r/>
-            <w:r>
-              <w:rPr>
-                <w:rFonts w:ascii="Times New Roman" w:hAnsi="Times New Roman"/>
-                <w:sz w:val="24"/>
-              </w:rPr>
-              <w:t>String / void</w:t>
-            </w:r>
-          </w:p>
-        </w:tc>
-        <w:tc>
-          <w:tcPr>
-            <w:tcW w:type="dxa" w:w="2880"/>
-          </w:tcPr>
-          <w:p>
-            <w:r/>
-            <w:r>
-              <w:rPr>
-                <w:rFonts w:ascii="Times New Roman" w:hAnsi="Times New Roman"/>
-                <w:sz w:val="24"/>
-              </w:rPr>
-              <w:t>Получить/установить описание</w:t>
+              <w:t>getTitle()</w:t>
+            </w:r>
+          </w:p>
+        </w:tc>
+        <w:tc>
+          <w:tcPr>
+            <w:tcW w:type="dxa" w:w="2880"/>
+          </w:tcPr>
+          <w:p>
+            <w:r/>
+            <w:r>
+              <w:rPr>
+                <w:rFonts w:ascii="Times New Roman" w:hAnsi="Times New Roman"/>
+                <w:sz w:val="24"/>
+              </w:rPr>
+              <w:t>String</w:t>
+            </w:r>
+          </w:p>
+        </w:tc>
+        <w:tc>
+          <w:tcPr>
+            <w:tcW w:type="dxa" w:w="2880"/>
+          </w:tcPr>
+          <w:p>
+            <w:r/>
+            <w:r>
+              <w:rPr>
+                <w:rFonts w:ascii="Times New Roman" w:hAnsi="Times New Roman"/>
+                <w:sz w:val="24"/>
+              </w:rPr>
+              <w:t>Получить название</w:t>
             </w:r>
           </w:p>
         </w:tc>
@@ -5189,37 +5229,37 @@
                 <w:rFonts w:ascii="Times New Roman" w:hAnsi="Times New Roman"/>
                 <w:sz w:val="24"/>
               </w:rPr>
-              <w:t>getPrice() / setPrice(double)</w:t>
-            </w:r>
-          </w:p>
-        </w:tc>
-        <w:tc>
-          <w:tcPr>
-            <w:tcW w:type="dxa" w:w="2880"/>
-          </w:tcPr>
-          <w:p>
-            <w:r/>
-            <w:r>
-              <w:rPr>
-                <w:rFonts w:ascii="Times New Roman" w:hAnsi="Times New Roman"/>
-                <w:sz w:val="24"/>
-              </w:rPr>
-              <w:t>double / void</w:t>
-            </w:r>
-          </w:p>
-        </w:tc>
-        <w:tc>
-          <w:tcPr>
-            <w:tcW w:type="dxa" w:w="2880"/>
-          </w:tcPr>
-          <w:p>
-            <w:r/>
-            <w:r>
-              <w:rPr>
-                <w:rFonts w:ascii="Times New Roman" w:hAnsi="Times New Roman"/>
-                <w:sz w:val="24"/>
-              </w:rPr>
-              <w:t>Получить/установить цену</w:t>
+              <w:t>setTitle(String)</w:t>
+            </w:r>
+          </w:p>
+        </w:tc>
+        <w:tc>
+          <w:tcPr>
+            <w:tcW w:type="dxa" w:w="2880"/>
+          </w:tcPr>
+          <w:p>
+            <w:r/>
+            <w:r>
+              <w:rPr>
+                <w:rFonts w:ascii="Times New Roman" w:hAnsi="Times New Roman"/>
+                <w:sz w:val="24"/>
+              </w:rPr>
+              <w:t>void</w:t>
+            </w:r>
+          </w:p>
+        </w:tc>
+        <w:tc>
+          <w:tcPr>
+            <w:tcW w:type="dxa" w:w="2880"/>
+          </w:tcPr>
+          <w:p>
+            <w:r/>
+            <w:r>
+              <w:rPr>
+                <w:rFonts w:ascii="Times New Roman" w:hAnsi="Times New Roman"/>
+                <w:sz w:val="24"/>
+              </w:rPr>
+              <w:t>Установить название</w:t>
             </w:r>
           </w:p>
         </w:tc>
@@ -5236,37 +5276,37 @@
                 <w:rFonts w:ascii="Times New Roman" w:hAnsi="Times New Roman"/>
                 <w:sz w:val="24"/>
               </w:rPr>
-              <w:t>getStockQuantity() / setStockQuantity(int)</w:t>
-            </w:r>
-          </w:p>
-        </w:tc>
-        <w:tc>
-          <w:tcPr>
-            <w:tcW w:type="dxa" w:w="2880"/>
-          </w:tcPr>
-          <w:p>
-            <w:r/>
-            <w:r>
-              <w:rPr>
-                <w:rFonts w:ascii="Times New Roman" w:hAnsi="Times New Roman"/>
-                <w:sz w:val="24"/>
-              </w:rPr>
-              <w:t>int / void</w:t>
-            </w:r>
-          </w:p>
-        </w:tc>
-        <w:tc>
-          <w:tcPr>
-            <w:tcW w:type="dxa" w:w="2880"/>
-          </w:tcPr>
-          <w:p>
-            <w:r/>
-            <w:r>
-              <w:rPr>
-                <w:rFonts w:ascii="Times New Roman" w:hAnsi="Times New Roman"/>
-                <w:sz w:val="24"/>
-              </w:rPr>
-              <w:t>Получить/установить количество</w:t>
+              <w:t>getDescription()</w:t>
+            </w:r>
+          </w:p>
+        </w:tc>
+        <w:tc>
+          <w:tcPr>
+            <w:tcW w:type="dxa" w:w="2880"/>
+          </w:tcPr>
+          <w:p>
+            <w:r/>
+            <w:r>
+              <w:rPr>
+                <w:rFonts w:ascii="Times New Roman" w:hAnsi="Times New Roman"/>
+                <w:sz w:val="24"/>
+              </w:rPr>
+              <w:t>String</w:t>
+            </w:r>
+          </w:p>
+        </w:tc>
+        <w:tc>
+          <w:tcPr>
+            <w:tcW w:type="dxa" w:w="2880"/>
+          </w:tcPr>
+          <w:p>
+            <w:r/>
+            <w:r>
+              <w:rPr>
+                <w:rFonts w:ascii="Times New Roman" w:hAnsi="Times New Roman"/>
+                <w:sz w:val="24"/>
+              </w:rPr>
+              <w:t>Получить описание</w:t>
             </w:r>
           </w:p>
         </w:tc>
@@ -5283,37 +5323,37 @@
                 <w:rFonts w:ascii="Times New Roman" w:hAnsi="Times New Roman"/>
                 <w:sz w:val="24"/>
               </w:rPr>
-              <w:t>getGenreID() / setGenreID(int)</w:t>
-            </w:r>
-          </w:p>
-        </w:tc>
-        <w:tc>
-          <w:tcPr>
-            <w:tcW w:type="dxa" w:w="2880"/>
-          </w:tcPr>
-          <w:p>
-            <w:r/>
-            <w:r>
-              <w:rPr>
-                <w:rFonts w:ascii="Times New Roman" w:hAnsi="Times New Roman"/>
-                <w:sz w:val="24"/>
-              </w:rPr>
-              <w:t>int / void</w:t>
-            </w:r>
-          </w:p>
-        </w:tc>
-        <w:tc>
-          <w:tcPr>
-            <w:tcW w:type="dxa" w:w="2880"/>
-          </w:tcPr>
-          <w:p>
-            <w:r/>
-            <w:r>
-              <w:rPr>
-                <w:rFonts w:ascii="Times New Roman" w:hAnsi="Times New Roman"/>
-                <w:sz w:val="24"/>
-              </w:rPr>
-              <w:t>Получить/установить код жанра</w:t>
+              <w:t>setDescription(String)</w:t>
+            </w:r>
+          </w:p>
+        </w:tc>
+        <w:tc>
+          <w:tcPr>
+            <w:tcW w:type="dxa" w:w="2880"/>
+          </w:tcPr>
+          <w:p>
+            <w:r/>
+            <w:r>
+              <w:rPr>
+                <w:rFonts w:ascii="Times New Roman" w:hAnsi="Times New Roman"/>
+                <w:sz w:val="24"/>
+              </w:rPr>
+              <w:t>void</w:t>
+            </w:r>
+          </w:p>
+        </w:tc>
+        <w:tc>
+          <w:tcPr>
+            <w:tcW w:type="dxa" w:w="2880"/>
+          </w:tcPr>
+          <w:p>
+            <w:r/>
+            <w:r>
+              <w:rPr>
+                <w:rFonts w:ascii="Times New Roman" w:hAnsi="Times New Roman"/>
+                <w:sz w:val="24"/>
+              </w:rPr>
+              <w:t>Установить описание</w:t>
             </w:r>
           </w:p>
         </w:tc>
@@ -5330,37 +5370,366 @@
                 <w:rFonts w:ascii="Times New Roman" w:hAnsi="Times New Roman"/>
                 <w:sz w:val="24"/>
               </w:rPr>
-              <w:t>getDeveloperID() / setDeveloperID(int)</w:t>
-            </w:r>
-          </w:p>
-        </w:tc>
-        <w:tc>
-          <w:tcPr>
-            <w:tcW w:type="dxa" w:w="2880"/>
-          </w:tcPr>
-          <w:p>
-            <w:r/>
-            <w:r>
-              <w:rPr>
-                <w:rFonts w:ascii="Times New Roman" w:hAnsi="Times New Roman"/>
-                <w:sz w:val="24"/>
-              </w:rPr>
-              <w:t>int / void</w:t>
-            </w:r>
-          </w:p>
-        </w:tc>
-        <w:tc>
-          <w:tcPr>
-            <w:tcW w:type="dxa" w:w="2880"/>
-          </w:tcPr>
-          <w:p>
-            <w:r/>
-            <w:r>
-              <w:rPr>
-                <w:rFonts w:ascii="Times New Roman" w:hAnsi="Times New Roman"/>
-                <w:sz w:val="24"/>
-              </w:rPr>
-              <w:t>Получить/установить код разработчика</w:t>
+              <w:t>getPrice()</w:t>
+            </w:r>
+          </w:p>
+        </w:tc>
+        <w:tc>
+          <w:tcPr>
+            <w:tcW w:type="dxa" w:w="2880"/>
+          </w:tcPr>
+          <w:p>
+            <w:r/>
+            <w:r>
+              <w:rPr>
+                <w:rFonts w:ascii="Times New Roman" w:hAnsi="Times New Roman"/>
+                <w:sz w:val="24"/>
+              </w:rPr>
+              <w:t>double</w:t>
+            </w:r>
+          </w:p>
+        </w:tc>
+        <w:tc>
+          <w:tcPr>
+            <w:tcW w:type="dxa" w:w="2880"/>
+          </w:tcPr>
+          <w:p>
+            <w:r/>
+            <w:r>
+              <w:rPr>
+                <w:rFonts w:ascii="Times New Roman" w:hAnsi="Times New Roman"/>
+                <w:sz w:val="24"/>
+              </w:rPr>
+              <w:t>Получить цену</w:t>
+            </w:r>
+          </w:p>
+        </w:tc>
+      </w:tr>
+      <w:tr>
+        <w:tc>
+          <w:tcPr>
+            <w:tcW w:type="dxa" w:w="2880"/>
+          </w:tcPr>
+          <w:p>
+            <w:r/>
+            <w:r>
+              <w:rPr>
+                <w:rFonts w:ascii="Times New Roman" w:hAnsi="Times New Roman"/>
+                <w:sz w:val="24"/>
+              </w:rPr>
+              <w:t>setPrice(double)</w:t>
+            </w:r>
+          </w:p>
+        </w:tc>
+        <w:tc>
+          <w:tcPr>
+            <w:tcW w:type="dxa" w:w="2880"/>
+          </w:tcPr>
+          <w:p>
+            <w:r/>
+            <w:r>
+              <w:rPr>
+                <w:rFonts w:ascii="Times New Roman" w:hAnsi="Times New Roman"/>
+                <w:sz w:val="24"/>
+              </w:rPr>
+              <w:t>void</w:t>
+            </w:r>
+          </w:p>
+        </w:tc>
+        <w:tc>
+          <w:tcPr>
+            <w:tcW w:type="dxa" w:w="2880"/>
+          </w:tcPr>
+          <w:p>
+            <w:r/>
+            <w:r>
+              <w:rPr>
+                <w:rFonts w:ascii="Times New Roman" w:hAnsi="Times New Roman"/>
+                <w:sz w:val="24"/>
+              </w:rPr>
+              <w:t>Установить цену</w:t>
+            </w:r>
+          </w:p>
+        </w:tc>
+      </w:tr>
+      <w:tr>
+        <w:tc>
+          <w:tcPr>
+            <w:tcW w:type="dxa" w:w="2880"/>
+          </w:tcPr>
+          <w:p>
+            <w:r/>
+            <w:r>
+              <w:rPr>
+                <w:rFonts w:ascii="Times New Roman" w:hAnsi="Times New Roman"/>
+                <w:sz w:val="24"/>
+              </w:rPr>
+              <w:t>getStockQuantity()</w:t>
+            </w:r>
+          </w:p>
+        </w:tc>
+        <w:tc>
+          <w:tcPr>
+            <w:tcW w:type="dxa" w:w="2880"/>
+          </w:tcPr>
+          <w:p>
+            <w:r/>
+            <w:r>
+              <w:rPr>
+                <w:rFonts w:ascii="Times New Roman" w:hAnsi="Times New Roman"/>
+                <w:sz w:val="24"/>
+              </w:rPr>
+              <w:t>int</w:t>
+            </w:r>
+          </w:p>
+        </w:tc>
+        <w:tc>
+          <w:tcPr>
+            <w:tcW w:type="dxa" w:w="2880"/>
+          </w:tcPr>
+          <w:p>
+            <w:r/>
+            <w:r>
+              <w:rPr>
+                <w:rFonts w:ascii="Times New Roman" w:hAnsi="Times New Roman"/>
+                <w:sz w:val="24"/>
+              </w:rPr>
+              <w:t>Получить количество</w:t>
+            </w:r>
+          </w:p>
+        </w:tc>
+      </w:tr>
+      <w:tr>
+        <w:tc>
+          <w:tcPr>
+            <w:tcW w:type="dxa" w:w="2880"/>
+          </w:tcPr>
+          <w:p>
+            <w:r/>
+            <w:r>
+              <w:rPr>
+                <w:rFonts w:ascii="Times New Roman" w:hAnsi="Times New Roman"/>
+                <w:sz w:val="24"/>
+              </w:rPr>
+              <w:t>setStockQuantity(int)</w:t>
+            </w:r>
+          </w:p>
+        </w:tc>
+        <w:tc>
+          <w:tcPr>
+            <w:tcW w:type="dxa" w:w="2880"/>
+          </w:tcPr>
+          <w:p>
+            <w:r/>
+            <w:r>
+              <w:rPr>
+                <w:rFonts w:ascii="Times New Roman" w:hAnsi="Times New Roman"/>
+                <w:sz w:val="24"/>
+              </w:rPr>
+              <w:t>void</w:t>
+            </w:r>
+          </w:p>
+        </w:tc>
+        <w:tc>
+          <w:tcPr>
+            <w:tcW w:type="dxa" w:w="2880"/>
+          </w:tcPr>
+          <w:p>
+            <w:r/>
+            <w:r>
+              <w:rPr>
+                <w:rFonts w:ascii="Times New Roman" w:hAnsi="Times New Roman"/>
+                <w:sz w:val="24"/>
+              </w:rPr>
+              <w:t>Установить количество</w:t>
+            </w:r>
+          </w:p>
+        </w:tc>
+      </w:tr>
+      <w:tr>
+        <w:tc>
+          <w:tcPr>
+            <w:tcW w:type="dxa" w:w="2880"/>
+          </w:tcPr>
+          <w:p>
+            <w:r/>
+            <w:r>
+              <w:rPr>
+                <w:rFonts w:ascii="Times New Roman" w:hAnsi="Times New Roman"/>
+                <w:sz w:val="24"/>
+              </w:rPr>
+              <w:t>getGenreID()</w:t>
+            </w:r>
+          </w:p>
+        </w:tc>
+        <w:tc>
+          <w:tcPr>
+            <w:tcW w:type="dxa" w:w="2880"/>
+          </w:tcPr>
+          <w:p>
+            <w:r/>
+            <w:r>
+              <w:rPr>
+                <w:rFonts w:ascii="Times New Roman" w:hAnsi="Times New Roman"/>
+                <w:sz w:val="24"/>
+              </w:rPr>
+              <w:t>int</w:t>
+            </w:r>
+          </w:p>
+        </w:tc>
+        <w:tc>
+          <w:tcPr>
+            <w:tcW w:type="dxa" w:w="2880"/>
+          </w:tcPr>
+          <w:p>
+            <w:r/>
+            <w:r>
+              <w:rPr>
+                <w:rFonts w:ascii="Times New Roman" w:hAnsi="Times New Roman"/>
+                <w:sz w:val="24"/>
+              </w:rPr>
+              <w:t>Получить код жанра</w:t>
+            </w:r>
+          </w:p>
+        </w:tc>
+      </w:tr>
+      <w:tr>
+        <w:tc>
+          <w:tcPr>
+            <w:tcW w:type="dxa" w:w="2880"/>
+          </w:tcPr>
+          <w:p>
+            <w:r/>
+            <w:r>
+              <w:rPr>
+                <w:rFonts w:ascii="Times New Roman" w:hAnsi="Times New Roman"/>
+                <w:sz w:val="24"/>
+              </w:rPr>
+              <w:t>setGenreID(int)</w:t>
+            </w:r>
+          </w:p>
+        </w:tc>
+        <w:tc>
+          <w:tcPr>
+            <w:tcW w:type="dxa" w:w="2880"/>
+          </w:tcPr>
+          <w:p>
+            <w:r/>
+            <w:r>
+              <w:rPr>
+                <w:rFonts w:ascii="Times New Roman" w:hAnsi="Times New Roman"/>
+                <w:sz w:val="24"/>
+              </w:rPr>
+              <w:t>void</w:t>
+            </w:r>
+          </w:p>
+        </w:tc>
+        <w:tc>
+          <w:tcPr>
+            <w:tcW w:type="dxa" w:w="2880"/>
+          </w:tcPr>
+          <w:p>
+            <w:r/>
+            <w:r>
+              <w:rPr>
+                <w:rFonts w:ascii="Times New Roman" w:hAnsi="Times New Roman"/>
+                <w:sz w:val="24"/>
+              </w:rPr>
+              <w:t>Установить код жанра</w:t>
+            </w:r>
+          </w:p>
+        </w:tc>
+      </w:tr>
+      <w:tr>
+        <w:tc>
+          <w:tcPr>
+            <w:tcW w:type="dxa" w:w="2880"/>
+          </w:tcPr>
+          <w:p>
+            <w:r/>
+            <w:r>
+              <w:rPr>
+                <w:rFonts w:ascii="Times New Roman" w:hAnsi="Times New Roman"/>
+                <w:sz w:val="24"/>
+              </w:rPr>
+              <w:t>getDeveloperID()</w:t>
+            </w:r>
+          </w:p>
+        </w:tc>
+        <w:tc>
+          <w:tcPr>
+            <w:tcW w:type="dxa" w:w="2880"/>
+          </w:tcPr>
+          <w:p>
+            <w:r/>
+            <w:r>
+              <w:rPr>
+                <w:rFonts w:ascii="Times New Roman" w:hAnsi="Times New Roman"/>
+                <w:sz w:val="24"/>
+              </w:rPr>
+              <w:t>int</w:t>
+            </w:r>
+          </w:p>
+        </w:tc>
+        <w:tc>
+          <w:tcPr>
+            <w:tcW w:type="dxa" w:w="2880"/>
+          </w:tcPr>
+          <w:p>
+            <w:r/>
+            <w:r>
+              <w:rPr>
+                <w:rFonts w:ascii="Times New Roman" w:hAnsi="Times New Roman"/>
+                <w:sz w:val="24"/>
+              </w:rPr>
+              <w:t>Получить код разработчика</w:t>
+            </w:r>
+          </w:p>
+        </w:tc>
+      </w:tr>
+      <w:tr>
+        <w:tc>
+          <w:tcPr>
+            <w:tcW w:type="dxa" w:w="2880"/>
+          </w:tcPr>
+          <w:p>
+            <w:r/>
+            <w:r>
+              <w:rPr>
+                <w:rFonts w:ascii="Times New Roman" w:hAnsi="Times New Roman"/>
+                <w:sz w:val="24"/>
+              </w:rPr>
+              <w:t>setDeveloperID(int)</w:t>
+            </w:r>
+          </w:p>
+        </w:tc>
+        <w:tc>
+          <w:tcPr>
+            <w:tcW w:type="dxa" w:w="2880"/>
+          </w:tcPr>
+          <w:p>
+            <w:r/>
+            <w:r>
+              <w:rPr>
+                <w:rFonts w:ascii="Times New Roman" w:hAnsi="Times New Roman"/>
+                <w:sz w:val="24"/>
+              </w:rPr>
+              <w:t>void</w:t>
+            </w:r>
+          </w:p>
+        </w:tc>
+        <w:tc>
+          <w:tcPr>
+            <w:tcW w:type="dxa" w:w="2880"/>
+          </w:tcPr>
+          <w:p>
+            <w:r/>
+            <w:r>
+              <w:rPr>
+                <w:rFonts w:ascii="Times New Roman" w:hAnsi="Times New Roman"/>
+                <w:sz w:val="24"/>
+              </w:rPr>
+              <w:t>Установить код разработчика</w:t>
             </w:r>
           </w:p>
         </w:tc>
@@ -5377,16 +5746,20 @@
           <w:b/>
           <w:sz w:val="24"/>
         </w:rPr>
-        <w:t>Таблица 11. Описание полей класса Genre</w:t>
+        <w:t>Таблица 11</w:t>
       </w:r>
     </w:p>
     <w:p>
+      <w:pPr>
+        <w:jc w:val="center"/>
+      </w:pPr>
       <w:r>
         <w:rPr>
           <w:rFonts w:ascii="Times New Roman" w:hAnsi="Times New Roman"/>
           <w:b/>
           <w:sz w:val="24"/>
         </w:rPr>
+        <w:t>Описание полей класса «Genre»</w:t>
       </w:r>
     </w:p>
     <w:tbl>
@@ -5604,16 +5977,20 @@
           <w:b/>
           <w:sz w:val="24"/>
         </w:rPr>
-        <w:t>Таблица 12. Описание методов класса Genre</w:t>
+        <w:t>Таблица 12</w:t>
       </w:r>
     </w:p>
     <w:p>
+      <w:pPr>
+        <w:jc w:val="center"/>
+      </w:pPr>
       <w:r>
         <w:rPr>
           <w:rFonts w:ascii="Times New Roman" w:hAnsi="Times New Roman"/>
           <w:b/>
           <w:sz w:val="24"/>
         </w:rPr>
+        <w:t>Описание методов класса «Genre»</w:t>
       </w:r>
     </w:p>
     <w:tbl>
@@ -5737,37 +6114,37 @@
                 <w:rFonts w:ascii="Times New Roman" w:hAnsi="Times New Roman"/>
                 <w:sz w:val="24"/>
               </w:rPr>
-              <w:t>getGenreID() / setGenreID(int)</w:t>
-            </w:r>
-          </w:p>
-        </w:tc>
-        <w:tc>
-          <w:tcPr>
-            <w:tcW w:type="dxa" w:w="2880"/>
-          </w:tcPr>
-          <w:p>
-            <w:r/>
-            <w:r>
-              <w:rPr>
-                <w:rFonts w:ascii="Times New Roman" w:hAnsi="Times New Roman"/>
-                <w:sz w:val="24"/>
-              </w:rPr>
-              <w:t>int / void</w:t>
-            </w:r>
-          </w:p>
-        </w:tc>
-        <w:tc>
-          <w:tcPr>
-            <w:tcW w:type="dxa" w:w="2880"/>
-          </w:tcPr>
-          <w:p>
-            <w:r/>
-            <w:r>
-              <w:rPr>
-                <w:rFonts w:ascii="Times New Roman" w:hAnsi="Times New Roman"/>
-                <w:sz w:val="24"/>
-              </w:rPr>
-              <w:t>Получить/установить код жанра</w:t>
+              <w:t>getGenreID()</w:t>
+            </w:r>
+          </w:p>
+        </w:tc>
+        <w:tc>
+          <w:tcPr>
+            <w:tcW w:type="dxa" w:w="2880"/>
+          </w:tcPr>
+          <w:p>
+            <w:r/>
+            <w:r>
+              <w:rPr>
+                <w:rFonts w:ascii="Times New Roman" w:hAnsi="Times New Roman"/>
+                <w:sz w:val="24"/>
+              </w:rPr>
+              <w:t>int</w:t>
+            </w:r>
+          </w:p>
+        </w:tc>
+        <w:tc>
+          <w:tcPr>
+            <w:tcW w:type="dxa" w:w="2880"/>
+          </w:tcPr>
+          <w:p>
+            <w:r/>
+            <w:r>
+              <w:rPr>
+                <w:rFonts w:ascii="Times New Roman" w:hAnsi="Times New Roman"/>
+                <w:sz w:val="24"/>
+              </w:rPr>
+              <w:t>Получить код жанра</w:t>
             </w:r>
           </w:p>
         </w:tc>
@@ -5784,37 +6161,37 @@
                 <w:rFonts w:ascii="Times New Roman" w:hAnsi="Times New Roman"/>
                 <w:sz w:val="24"/>
               </w:rPr>
-              <w:t>getName() / setName(String)</w:t>
-            </w:r>
-          </w:p>
-        </w:tc>
-        <w:tc>
-          <w:tcPr>
-            <w:tcW w:type="dxa" w:w="2880"/>
-          </w:tcPr>
-          <w:p>
-            <w:r/>
-            <w:r>
-              <w:rPr>
-                <w:rFonts w:ascii="Times New Roman" w:hAnsi="Times New Roman"/>
-                <w:sz w:val="24"/>
-              </w:rPr>
-              <w:t>String / void</w:t>
-            </w:r>
-          </w:p>
-        </w:tc>
-        <w:tc>
-          <w:tcPr>
-            <w:tcW w:type="dxa" w:w="2880"/>
-          </w:tcPr>
-          <w:p>
-            <w:r/>
-            <w:r>
-              <w:rPr>
-                <w:rFonts w:ascii="Times New Roman" w:hAnsi="Times New Roman"/>
-                <w:sz w:val="24"/>
-              </w:rPr>
-              <w:t>Получить/установить название</w:t>
+              <w:t>setGenreID(int)</w:t>
+            </w:r>
+          </w:p>
+        </w:tc>
+        <w:tc>
+          <w:tcPr>
+            <w:tcW w:type="dxa" w:w="2880"/>
+          </w:tcPr>
+          <w:p>
+            <w:r/>
+            <w:r>
+              <w:rPr>
+                <w:rFonts w:ascii="Times New Roman" w:hAnsi="Times New Roman"/>
+                <w:sz w:val="24"/>
+              </w:rPr>
+              <w:t>void</w:t>
+            </w:r>
+          </w:p>
+        </w:tc>
+        <w:tc>
+          <w:tcPr>
+            <w:tcW w:type="dxa" w:w="2880"/>
+          </w:tcPr>
+          <w:p>
+            <w:r/>
+            <w:r>
+              <w:rPr>
+                <w:rFonts w:ascii="Times New Roman" w:hAnsi="Times New Roman"/>
+                <w:sz w:val="24"/>
+              </w:rPr>
+              <w:t>Установить код жанра</w:t>
             </w:r>
           </w:p>
         </w:tc>
@@ -5831,37 +6208,178 @@
                 <w:rFonts w:ascii="Times New Roman" w:hAnsi="Times New Roman"/>
                 <w:sz w:val="24"/>
               </w:rPr>
-              <w:t>getDescription() / setDescription(String)</w:t>
-            </w:r>
-          </w:p>
-        </w:tc>
-        <w:tc>
-          <w:tcPr>
-            <w:tcW w:type="dxa" w:w="2880"/>
-          </w:tcPr>
-          <w:p>
-            <w:r/>
-            <w:r>
-              <w:rPr>
-                <w:rFonts w:ascii="Times New Roman" w:hAnsi="Times New Roman"/>
-                <w:sz w:val="24"/>
-              </w:rPr>
-              <w:t>String / void</w:t>
-            </w:r>
-          </w:p>
-        </w:tc>
-        <w:tc>
-          <w:tcPr>
-            <w:tcW w:type="dxa" w:w="2880"/>
-          </w:tcPr>
-          <w:p>
-            <w:r/>
-            <w:r>
-              <w:rPr>
-                <w:rFonts w:ascii="Times New Roman" w:hAnsi="Times New Roman"/>
-                <w:sz w:val="24"/>
-              </w:rPr>
-              <w:t>Получить/установить описание</w:t>
+              <w:t>getName()</w:t>
+            </w:r>
+          </w:p>
+        </w:tc>
+        <w:tc>
+          <w:tcPr>
+            <w:tcW w:type="dxa" w:w="2880"/>
+          </w:tcPr>
+          <w:p>
+            <w:r/>
+            <w:r>
+              <w:rPr>
+                <w:rFonts w:ascii="Times New Roman" w:hAnsi="Times New Roman"/>
+                <w:sz w:val="24"/>
+              </w:rPr>
+              <w:t>String</w:t>
+            </w:r>
+          </w:p>
+        </w:tc>
+        <w:tc>
+          <w:tcPr>
+            <w:tcW w:type="dxa" w:w="2880"/>
+          </w:tcPr>
+          <w:p>
+            <w:r/>
+            <w:r>
+              <w:rPr>
+                <w:rFonts w:ascii="Times New Roman" w:hAnsi="Times New Roman"/>
+                <w:sz w:val="24"/>
+              </w:rPr>
+              <w:t>Получить название</w:t>
+            </w:r>
+          </w:p>
+        </w:tc>
+      </w:tr>
+      <w:tr>
+        <w:tc>
+          <w:tcPr>
+            <w:tcW w:type="dxa" w:w="2880"/>
+          </w:tcPr>
+          <w:p>
+            <w:r/>
+            <w:r>
+              <w:rPr>
+                <w:rFonts w:ascii="Times New Roman" w:hAnsi="Times New Roman"/>
+                <w:sz w:val="24"/>
+              </w:rPr>
+              <w:t>setName(String)</w:t>
+            </w:r>
+          </w:p>
+        </w:tc>
+        <w:tc>
+          <w:tcPr>
+            <w:tcW w:type="dxa" w:w="2880"/>
+          </w:tcPr>
+          <w:p>
+            <w:r/>
+            <w:r>
+              <w:rPr>
+                <w:rFonts w:ascii="Times New Roman" w:hAnsi="Times New Roman"/>
+                <w:sz w:val="24"/>
+              </w:rPr>
+              <w:t>void</w:t>
+            </w:r>
+          </w:p>
+        </w:tc>
+        <w:tc>
+          <w:tcPr>
+            <w:tcW w:type="dxa" w:w="2880"/>
+          </w:tcPr>
+          <w:p>
+            <w:r/>
+            <w:r>
+              <w:rPr>
+                <w:rFonts w:ascii="Times New Roman" w:hAnsi="Times New Roman"/>
+                <w:sz w:val="24"/>
+              </w:rPr>
+              <w:t>Установить название</w:t>
+            </w:r>
+          </w:p>
+        </w:tc>
+      </w:tr>
+      <w:tr>
+        <w:tc>
+          <w:tcPr>
+            <w:tcW w:type="dxa" w:w="2880"/>
+          </w:tcPr>
+          <w:p>
+            <w:r/>
+            <w:r>
+              <w:rPr>
+                <w:rFonts w:ascii="Times New Roman" w:hAnsi="Times New Roman"/>
+                <w:sz w:val="24"/>
+              </w:rPr>
+              <w:t>getDescription()</w:t>
+            </w:r>
+          </w:p>
+        </w:tc>
+        <w:tc>
+          <w:tcPr>
+            <w:tcW w:type="dxa" w:w="2880"/>
+          </w:tcPr>
+          <w:p>
+            <w:r/>
+            <w:r>
+              <w:rPr>
+                <w:rFonts w:ascii="Times New Roman" w:hAnsi="Times New Roman"/>
+                <w:sz w:val="24"/>
+              </w:rPr>
+              <w:t>String</w:t>
+            </w:r>
+          </w:p>
+        </w:tc>
+        <w:tc>
+          <w:tcPr>
+            <w:tcW w:type="dxa" w:w="2880"/>
+          </w:tcPr>
+          <w:p>
+            <w:r/>
+            <w:r>
+              <w:rPr>
+                <w:rFonts w:ascii="Times New Roman" w:hAnsi="Times New Roman"/>
+                <w:sz w:val="24"/>
+              </w:rPr>
+              <w:t>Получить описание</w:t>
+            </w:r>
+          </w:p>
+        </w:tc>
+      </w:tr>
+      <w:tr>
+        <w:tc>
+          <w:tcPr>
+            <w:tcW w:type="dxa" w:w="2880"/>
+          </w:tcPr>
+          <w:p>
+            <w:r/>
+            <w:r>
+              <w:rPr>
+                <w:rFonts w:ascii="Times New Roman" w:hAnsi="Times New Roman"/>
+                <w:sz w:val="24"/>
+              </w:rPr>
+              <w:t>setDescription(String)</w:t>
+            </w:r>
+          </w:p>
+        </w:tc>
+        <w:tc>
+          <w:tcPr>
+            <w:tcW w:type="dxa" w:w="2880"/>
+          </w:tcPr>
+          <w:p>
+            <w:r/>
+            <w:r>
+              <w:rPr>
+                <w:rFonts w:ascii="Times New Roman" w:hAnsi="Times New Roman"/>
+                <w:sz w:val="24"/>
+              </w:rPr>
+              <w:t>void</w:t>
+            </w:r>
+          </w:p>
+        </w:tc>
+        <w:tc>
+          <w:tcPr>
+            <w:tcW w:type="dxa" w:w="2880"/>
+          </w:tcPr>
+          <w:p>
+            <w:r/>
+            <w:r>
+              <w:rPr>
+                <w:rFonts w:ascii="Times New Roman" w:hAnsi="Times New Roman"/>
+                <w:sz w:val="24"/>
+              </w:rPr>
+              <w:t>Установить описание</w:t>
             </w:r>
           </w:p>
         </w:tc>
@@ -5878,16 +6396,20 @@
           <w:b/>
           <w:sz w:val="24"/>
         </w:rPr>
-        <w:t>Таблица 13. Описание полей класса Developer</w:t>
+        <w:t>Таблица 13</w:t>
       </w:r>
     </w:p>
     <w:p>
+      <w:pPr>
+        <w:jc w:val="center"/>
+      </w:pPr>
       <w:r>
         <w:rPr>
           <w:rFonts w:ascii="Times New Roman" w:hAnsi="Times New Roman"/>
           <w:b/>
           <w:sz w:val="24"/>
         </w:rPr>
+        <w:t>Описание полей класса «Developer»</w:t>
       </w:r>
     </w:p>
     <w:tbl>
@@ -6246,16 +6768,20 @@
           <w:b/>
           <w:sz w:val="24"/>
         </w:rPr>
-        <w:t>Таблица 14. Описание методов класса Developer</w:t>
+        <w:t>Таблица 14</w:t>
       </w:r>
     </w:p>
     <w:p>
+      <w:pPr>
+        <w:jc w:val="center"/>
+      </w:pPr>
       <w:r>
         <w:rPr>
           <w:rFonts w:ascii="Times New Roman" w:hAnsi="Times New Roman"/>
           <w:b/>
           <w:sz w:val="24"/>
         </w:rPr>
+        <w:t>Описание методов класса «Developer»</w:t>
       </w:r>
     </w:p>
     <w:tbl>
@@ -6379,37 +6905,37 @@
                 <w:rFonts w:ascii="Times New Roman" w:hAnsi="Times New Roman"/>
                 <w:sz w:val="24"/>
               </w:rPr>
-              <w:t>getDeveloperID() / setDeveloperID(int)</w:t>
-            </w:r>
-          </w:p>
-        </w:tc>
-        <w:tc>
-          <w:tcPr>
-            <w:tcW w:type="dxa" w:w="2880"/>
-          </w:tcPr>
-          <w:p>
-            <w:r/>
-            <w:r>
-              <w:rPr>
-                <w:rFonts w:ascii="Times New Roman" w:hAnsi="Times New Roman"/>
-                <w:sz w:val="24"/>
-              </w:rPr>
-              <w:t>int / void</w:t>
-            </w:r>
-          </w:p>
-        </w:tc>
-        <w:tc>
-          <w:tcPr>
-            <w:tcW w:type="dxa" w:w="2880"/>
-          </w:tcPr>
-          <w:p>
-            <w:r/>
-            <w:r>
-              <w:rPr>
-                <w:rFonts w:ascii="Times New Roman" w:hAnsi="Times New Roman"/>
-                <w:sz w:val="24"/>
-              </w:rPr>
-              <w:t>Получить/установить код</w:t>
+              <w:t>getDeveloperID()</w:t>
+            </w:r>
+          </w:p>
+        </w:tc>
+        <w:tc>
+          <w:tcPr>
+            <w:tcW w:type="dxa" w:w="2880"/>
+          </w:tcPr>
+          <w:p>
+            <w:r/>
+            <w:r>
+              <w:rPr>
+                <w:rFonts w:ascii="Times New Roman" w:hAnsi="Times New Roman"/>
+                <w:sz w:val="24"/>
+              </w:rPr>
+              <w:t>int</w:t>
+            </w:r>
+          </w:p>
+        </w:tc>
+        <w:tc>
+          <w:tcPr>
+            <w:tcW w:type="dxa" w:w="2880"/>
+          </w:tcPr>
+          <w:p>
+            <w:r/>
+            <w:r>
+              <w:rPr>
+                <w:rFonts w:ascii="Times New Roman" w:hAnsi="Times New Roman"/>
+                <w:sz w:val="24"/>
+              </w:rPr>
+              <w:t>Получить код разработчика</w:t>
             </w:r>
           </w:p>
         </w:tc>
@@ -6426,37 +6952,37 @@
                 <w:rFonts w:ascii="Times New Roman" w:hAnsi="Times New Roman"/>
                 <w:sz w:val="24"/>
               </w:rPr>
-              <w:t>getName() / setName(String)</w:t>
-            </w:r>
-          </w:p>
-        </w:tc>
-        <w:tc>
-          <w:tcPr>
-            <w:tcW w:type="dxa" w:w="2880"/>
-          </w:tcPr>
-          <w:p>
-            <w:r/>
-            <w:r>
-              <w:rPr>
-                <w:rFonts w:ascii="Times New Roman" w:hAnsi="Times New Roman"/>
-                <w:sz w:val="24"/>
-              </w:rPr>
-              <w:t>String / void</w:t>
-            </w:r>
-          </w:p>
-        </w:tc>
-        <w:tc>
-          <w:tcPr>
-            <w:tcW w:type="dxa" w:w="2880"/>
-          </w:tcPr>
-          <w:p>
-            <w:r/>
-            <w:r>
-              <w:rPr>
-                <w:rFonts w:ascii="Times New Roman" w:hAnsi="Times New Roman"/>
-                <w:sz w:val="24"/>
-              </w:rPr>
-              <w:t>Получить/установить название</w:t>
+              <w:t>setDeveloperID(int)</w:t>
+            </w:r>
+          </w:p>
+        </w:tc>
+        <w:tc>
+          <w:tcPr>
+            <w:tcW w:type="dxa" w:w="2880"/>
+          </w:tcPr>
+          <w:p>
+            <w:r/>
+            <w:r>
+              <w:rPr>
+                <w:rFonts w:ascii="Times New Roman" w:hAnsi="Times New Roman"/>
+                <w:sz w:val="24"/>
+              </w:rPr>
+              <w:t>void</w:t>
+            </w:r>
+          </w:p>
+        </w:tc>
+        <w:tc>
+          <w:tcPr>
+            <w:tcW w:type="dxa" w:w="2880"/>
+          </w:tcPr>
+          <w:p>
+            <w:r/>
+            <w:r>
+              <w:rPr>
+                <w:rFonts w:ascii="Times New Roman" w:hAnsi="Times New Roman"/>
+                <w:sz w:val="24"/>
+              </w:rPr>
+              <w:t>Установить код разработчика</w:t>
             </w:r>
           </w:p>
         </w:tc>
@@ -6473,37 +6999,37 @@
                 <w:rFonts w:ascii="Times New Roman" w:hAnsi="Times New Roman"/>
                 <w:sz w:val="24"/>
               </w:rPr>
-              <w:t>getContactName() / setContactName(String)</w:t>
-            </w:r>
-          </w:p>
-        </w:tc>
-        <w:tc>
-          <w:tcPr>
-            <w:tcW w:type="dxa" w:w="2880"/>
-          </w:tcPr>
-          <w:p>
-            <w:r/>
-            <w:r>
-              <w:rPr>
-                <w:rFonts w:ascii="Times New Roman" w:hAnsi="Times New Roman"/>
-                <w:sz w:val="24"/>
-              </w:rPr>
-              <w:t>String / void</w:t>
-            </w:r>
-          </w:p>
-        </w:tc>
-        <w:tc>
-          <w:tcPr>
-            <w:tcW w:type="dxa" w:w="2880"/>
-          </w:tcPr>
-          <w:p>
-            <w:r/>
-            <w:r>
-              <w:rPr>
-                <w:rFonts w:ascii="Times New Roman" w:hAnsi="Times New Roman"/>
-                <w:sz w:val="24"/>
-              </w:rPr>
-              <w:t>Получить/установить контактное имя</w:t>
+              <w:t>getName()</w:t>
+            </w:r>
+          </w:p>
+        </w:tc>
+        <w:tc>
+          <w:tcPr>
+            <w:tcW w:type="dxa" w:w="2880"/>
+          </w:tcPr>
+          <w:p>
+            <w:r/>
+            <w:r>
+              <w:rPr>
+                <w:rFonts w:ascii="Times New Roman" w:hAnsi="Times New Roman"/>
+                <w:sz w:val="24"/>
+              </w:rPr>
+              <w:t>String</w:t>
+            </w:r>
+          </w:p>
+        </w:tc>
+        <w:tc>
+          <w:tcPr>
+            <w:tcW w:type="dxa" w:w="2880"/>
+          </w:tcPr>
+          <w:p>
+            <w:r/>
+            <w:r>
+              <w:rPr>
+                <w:rFonts w:ascii="Times New Roman" w:hAnsi="Times New Roman"/>
+                <w:sz w:val="24"/>
+              </w:rPr>
+              <w:t>Получить название</w:t>
             </w:r>
           </w:p>
         </w:tc>
@@ -6520,37 +7046,37 @@
                 <w:rFonts w:ascii="Times New Roman" w:hAnsi="Times New Roman"/>
                 <w:sz w:val="24"/>
               </w:rPr>
-              <w:t>getPhoneNumber() / setPhoneNumber(String)</w:t>
-            </w:r>
-          </w:p>
-        </w:tc>
-        <w:tc>
-          <w:tcPr>
-            <w:tcW w:type="dxa" w:w="2880"/>
-          </w:tcPr>
-          <w:p>
-            <w:r/>
-            <w:r>
-              <w:rPr>
-                <w:rFonts w:ascii="Times New Roman" w:hAnsi="Times New Roman"/>
-                <w:sz w:val="24"/>
-              </w:rPr>
-              <w:t>String / void</w:t>
-            </w:r>
-          </w:p>
-        </w:tc>
-        <w:tc>
-          <w:tcPr>
-            <w:tcW w:type="dxa" w:w="2880"/>
-          </w:tcPr>
-          <w:p>
-            <w:r/>
-            <w:r>
-              <w:rPr>
-                <w:rFonts w:ascii="Times New Roman" w:hAnsi="Times New Roman"/>
-                <w:sz w:val="24"/>
-              </w:rPr>
-              <w:t>Получить/установить телефон</w:t>
+              <w:t>setName(String)</w:t>
+            </w:r>
+          </w:p>
+        </w:tc>
+        <w:tc>
+          <w:tcPr>
+            <w:tcW w:type="dxa" w:w="2880"/>
+          </w:tcPr>
+          <w:p>
+            <w:r/>
+            <w:r>
+              <w:rPr>
+                <w:rFonts w:ascii="Times New Roman" w:hAnsi="Times New Roman"/>
+                <w:sz w:val="24"/>
+              </w:rPr>
+              <w:t>void</w:t>
+            </w:r>
+          </w:p>
+        </w:tc>
+        <w:tc>
+          <w:tcPr>
+            <w:tcW w:type="dxa" w:w="2880"/>
+          </w:tcPr>
+          <w:p>
+            <w:r/>
+            <w:r>
+              <w:rPr>
+                <w:rFonts w:ascii="Times New Roman" w:hAnsi="Times New Roman"/>
+                <w:sz w:val="24"/>
+              </w:rPr>
+              <w:t>Установить название</w:t>
             </w:r>
           </w:p>
         </w:tc>
@@ -6567,37 +7093,37 @@
                 <w:rFonts w:ascii="Times New Roman" w:hAnsi="Times New Roman"/>
                 <w:sz w:val="24"/>
               </w:rPr>
-              <w:t>getEmail() / setEmail(String)</w:t>
-            </w:r>
-          </w:p>
-        </w:tc>
-        <w:tc>
-          <w:tcPr>
-            <w:tcW w:type="dxa" w:w="2880"/>
-          </w:tcPr>
-          <w:p>
-            <w:r/>
-            <w:r>
-              <w:rPr>
-                <w:rFonts w:ascii="Times New Roman" w:hAnsi="Times New Roman"/>
-                <w:sz w:val="24"/>
-              </w:rPr>
-              <w:t>String / void</w:t>
-            </w:r>
-          </w:p>
-        </w:tc>
-        <w:tc>
-          <w:tcPr>
-            <w:tcW w:type="dxa" w:w="2880"/>
-          </w:tcPr>
-          <w:p>
-            <w:r/>
-            <w:r>
-              <w:rPr>
-                <w:rFonts w:ascii="Times New Roman" w:hAnsi="Times New Roman"/>
-                <w:sz w:val="24"/>
-              </w:rPr>
-              <w:t>Получить/установить почту</w:t>
+              <w:t>getContactName()</w:t>
+            </w:r>
+          </w:p>
+        </w:tc>
+        <w:tc>
+          <w:tcPr>
+            <w:tcW w:type="dxa" w:w="2880"/>
+          </w:tcPr>
+          <w:p>
+            <w:r/>
+            <w:r>
+              <w:rPr>
+                <w:rFonts w:ascii="Times New Roman" w:hAnsi="Times New Roman"/>
+                <w:sz w:val="24"/>
+              </w:rPr>
+              <w:t>String</w:t>
+            </w:r>
+          </w:p>
+        </w:tc>
+        <w:tc>
+          <w:tcPr>
+            <w:tcW w:type="dxa" w:w="2880"/>
+          </w:tcPr>
+          <w:p>
+            <w:r/>
+            <w:r>
+              <w:rPr>
+                <w:rFonts w:ascii="Times New Roman" w:hAnsi="Times New Roman"/>
+                <w:sz w:val="24"/>
+              </w:rPr>
+              <w:t>Получить контактное имя</w:t>
             </w:r>
           </w:p>
         </w:tc>
@@ -6614,37 +7140,319 @@
                 <w:rFonts w:ascii="Times New Roman" w:hAnsi="Times New Roman"/>
                 <w:sz w:val="24"/>
               </w:rPr>
-              <w:t>getAddress() / setAddress(String)</w:t>
-            </w:r>
-          </w:p>
-        </w:tc>
-        <w:tc>
-          <w:tcPr>
-            <w:tcW w:type="dxa" w:w="2880"/>
-          </w:tcPr>
-          <w:p>
-            <w:r/>
-            <w:r>
-              <w:rPr>
-                <w:rFonts w:ascii="Times New Roman" w:hAnsi="Times New Roman"/>
-                <w:sz w:val="24"/>
-              </w:rPr>
-              <w:t>String / void</w:t>
-            </w:r>
-          </w:p>
-        </w:tc>
-        <w:tc>
-          <w:tcPr>
-            <w:tcW w:type="dxa" w:w="2880"/>
-          </w:tcPr>
-          <w:p>
-            <w:r/>
-            <w:r>
-              <w:rPr>
-                <w:rFonts w:ascii="Times New Roman" w:hAnsi="Times New Roman"/>
-                <w:sz w:val="24"/>
-              </w:rPr>
-              <w:t>Получить/установить адрес</w:t>
+              <w:t>setContactName(String)</w:t>
+            </w:r>
+          </w:p>
+        </w:tc>
+        <w:tc>
+          <w:tcPr>
+            <w:tcW w:type="dxa" w:w="2880"/>
+          </w:tcPr>
+          <w:p>
+            <w:r/>
+            <w:r>
+              <w:rPr>
+                <w:rFonts w:ascii="Times New Roman" w:hAnsi="Times New Roman"/>
+                <w:sz w:val="24"/>
+              </w:rPr>
+              <w:t>void</w:t>
+            </w:r>
+          </w:p>
+        </w:tc>
+        <w:tc>
+          <w:tcPr>
+            <w:tcW w:type="dxa" w:w="2880"/>
+          </w:tcPr>
+          <w:p>
+            <w:r/>
+            <w:r>
+              <w:rPr>
+                <w:rFonts w:ascii="Times New Roman" w:hAnsi="Times New Roman"/>
+                <w:sz w:val="24"/>
+              </w:rPr>
+              <w:t>Установить контактное имя</w:t>
+            </w:r>
+          </w:p>
+        </w:tc>
+      </w:tr>
+      <w:tr>
+        <w:tc>
+          <w:tcPr>
+            <w:tcW w:type="dxa" w:w="2880"/>
+          </w:tcPr>
+          <w:p>
+            <w:r/>
+            <w:r>
+              <w:rPr>
+                <w:rFonts w:ascii="Times New Roman" w:hAnsi="Times New Roman"/>
+                <w:sz w:val="24"/>
+              </w:rPr>
+              <w:t>getPhoneNumber()</w:t>
+            </w:r>
+          </w:p>
+        </w:tc>
+        <w:tc>
+          <w:tcPr>
+            <w:tcW w:type="dxa" w:w="2880"/>
+          </w:tcPr>
+          <w:p>
+            <w:r/>
+            <w:r>
+              <w:rPr>
+                <w:rFonts w:ascii="Times New Roman" w:hAnsi="Times New Roman"/>
+                <w:sz w:val="24"/>
+              </w:rPr>
+              <w:t>String</w:t>
+            </w:r>
+          </w:p>
+        </w:tc>
+        <w:tc>
+          <w:tcPr>
+            <w:tcW w:type="dxa" w:w="2880"/>
+          </w:tcPr>
+          <w:p>
+            <w:r/>
+            <w:r>
+              <w:rPr>
+                <w:rFonts w:ascii="Times New Roman" w:hAnsi="Times New Roman"/>
+                <w:sz w:val="24"/>
+              </w:rPr>
+              <w:t>Получить телефон</w:t>
+            </w:r>
+          </w:p>
+        </w:tc>
+      </w:tr>
+      <w:tr>
+        <w:tc>
+          <w:tcPr>
+            <w:tcW w:type="dxa" w:w="2880"/>
+          </w:tcPr>
+          <w:p>
+            <w:r/>
+            <w:r>
+              <w:rPr>
+                <w:rFonts w:ascii="Times New Roman" w:hAnsi="Times New Roman"/>
+                <w:sz w:val="24"/>
+              </w:rPr>
+              <w:t>setPhoneNumber(String)</w:t>
+            </w:r>
+          </w:p>
+        </w:tc>
+        <w:tc>
+          <w:tcPr>
+            <w:tcW w:type="dxa" w:w="2880"/>
+          </w:tcPr>
+          <w:p>
+            <w:r/>
+            <w:r>
+              <w:rPr>
+                <w:rFonts w:ascii="Times New Roman" w:hAnsi="Times New Roman"/>
+                <w:sz w:val="24"/>
+              </w:rPr>
+              <w:t>void</w:t>
+            </w:r>
+          </w:p>
+        </w:tc>
+        <w:tc>
+          <w:tcPr>
+            <w:tcW w:type="dxa" w:w="2880"/>
+          </w:tcPr>
+          <w:p>
+            <w:r/>
+            <w:r>
+              <w:rPr>
+                <w:rFonts w:ascii="Times New Roman" w:hAnsi="Times New Roman"/>
+                <w:sz w:val="24"/>
+              </w:rPr>
+              <w:t>Установить телефон</w:t>
+            </w:r>
+          </w:p>
+        </w:tc>
+      </w:tr>
+      <w:tr>
+        <w:tc>
+          <w:tcPr>
+            <w:tcW w:type="dxa" w:w="2880"/>
+          </w:tcPr>
+          <w:p>
+            <w:r/>
+            <w:r>
+              <w:rPr>
+                <w:rFonts w:ascii="Times New Roman" w:hAnsi="Times New Roman"/>
+                <w:sz w:val="24"/>
+              </w:rPr>
+              <w:t>getEmail()</w:t>
+            </w:r>
+          </w:p>
+        </w:tc>
+        <w:tc>
+          <w:tcPr>
+            <w:tcW w:type="dxa" w:w="2880"/>
+          </w:tcPr>
+          <w:p>
+            <w:r/>
+            <w:r>
+              <w:rPr>
+                <w:rFonts w:ascii="Times New Roman" w:hAnsi="Times New Roman"/>
+                <w:sz w:val="24"/>
+              </w:rPr>
+              <w:t>String</w:t>
+            </w:r>
+          </w:p>
+        </w:tc>
+        <w:tc>
+          <w:tcPr>
+            <w:tcW w:type="dxa" w:w="2880"/>
+          </w:tcPr>
+          <w:p>
+            <w:r/>
+            <w:r>
+              <w:rPr>
+                <w:rFonts w:ascii="Times New Roman" w:hAnsi="Times New Roman"/>
+                <w:sz w:val="24"/>
+              </w:rPr>
+              <w:t>Получить почту</w:t>
+            </w:r>
+          </w:p>
+        </w:tc>
+      </w:tr>
+      <w:tr>
+        <w:tc>
+          <w:tcPr>
+            <w:tcW w:type="dxa" w:w="2880"/>
+          </w:tcPr>
+          <w:p>
+            <w:r/>
+            <w:r>
+              <w:rPr>
+                <w:rFonts w:ascii="Times New Roman" w:hAnsi="Times New Roman"/>
+                <w:sz w:val="24"/>
+              </w:rPr>
+              <w:t>setEmail(String)</w:t>
+            </w:r>
+          </w:p>
+        </w:tc>
+        <w:tc>
+          <w:tcPr>
+            <w:tcW w:type="dxa" w:w="2880"/>
+          </w:tcPr>
+          <w:p>
+            <w:r/>
+            <w:r>
+              <w:rPr>
+                <w:rFonts w:ascii="Times New Roman" w:hAnsi="Times New Roman"/>
+                <w:sz w:val="24"/>
+              </w:rPr>
+              <w:t>void</w:t>
+            </w:r>
+          </w:p>
+        </w:tc>
+        <w:tc>
+          <w:tcPr>
+            <w:tcW w:type="dxa" w:w="2880"/>
+          </w:tcPr>
+          <w:p>
+            <w:r/>
+            <w:r>
+              <w:rPr>
+                <w:rFonts w:ascii="Times New Roman" w:hAnsi="Times New Roman"/>
+                <w:sz w:val="24"/>
+              </w:rPr>
+              <w:t>Установить почту</w:t>
+            </w:r>
+          </w:p>
+        </w:tc>
+      </w:tr>
+      <w:tr>
+        <w:tc>
+          <w:tcPr>
+            <w:tcW w:type="dxa" w:w="2880"/>
+          </w:tcPr>
+          <w:p>
+            <w:r/>
+            <w:r>
+              <w:rPr>
+                <w:rFonts w:ascii="Times New Roman" w:hAnsi="Times New Roman"/>
+                <w:sz w:val="24"/>
+              </w:rPr>
+              <w:t>getAddress()</w:t>
+            </w:r>
+          </w:p>
+        </w:tc>
+        <w:tc>
+          <w:tcPr>
+            <w:tcW w:type="dxa" w:w="2880"/>
+          </w:tcPr>
+          <w:p>
+            <w:r/>
+            <w:r>
+              <w:rPr>
+                <w:rFonts w:ascii="Times New Roman" w:hAnsi="Times New Roman"/>
+                <w:sz w:val="24"/>
+              </w:rPr>
+              <w:t>String</w:t>
+            </w:r>
+          </w:p>
+        </w:tc>
+        <w:tc>
+          <w:tcPr>
+            <w:tcW w:type="dxa" w:w="2880"/>
+          </w:tcPr>
+          <w:p>
+            <w:r/>
+            <w:r>
+              <w:rPr>
+                <w:rFonts w:ascii="Times New Roman" w:hAnsi="Times New Roman"/>
+                <w:sz w:val="24"/>
+              </w:rPr>
+              <w:t>Получить адрес</w:t>
+            </w:r>
+          </w:p>
+        </w:tc>
+      </w:tr>
+      <w:tr>
+        <w:tc>
+          <w:tcPr>
+            <w:tcW w:type="dxa" w:w="2880"/>
+          </w:tcPr>
+          <w:p>
+            <w:r/>
+            <w:r>
+              <w:rPr>
+                <w:rFonts w:ascii="Times New Roman" w:hAnsi="Times New Roman"/>
+                <w:sz w:val="24"/>
+              </w:rPr>
+              <w:t>setAddress(String)</w:t>
+            </w:r>
+          </w:p>
+        </w:tc>
+        <w:tc>
+          <w:tcPr>
+            <w:tcW w:type="dxa" w:w="2880"/>
+          </w:tcPr>
+          <w:p>
+            <w:r/>
+            <w:r>
+              <w:rPr>
+                <w:rFonts w:ascii="Times New Roman" w:hAnsi="Times New Roman"/>
+                <w:sz w:val="24"/>
+              </w:rPr>
+              <w:t>void</w:t>
+            </w:r>
+          </w:p>
+        </w:tc>
+        <w:tc>
+          <w:tcPr>
+            <w:tcW w:type="dxa" w:w="2880"/>
+          </w:tcPr>
+          <w:p>
+            <w:r/>
+            <w:r>
+              <w:rPr>
+                <w:rFonts w:ascii="Times New Roman" w:hAnsi="Times New Roman"/>
+                <w:sz w:val="24"/>
+              </w:rPr>
+              <w:t>Установить адрес</w:t>
             </w:r>
           </w:p>
         </w:tc>
@@ -6661,16 +7469,20 @@
           <w:b/>
           <w:sz w:val="24"/>
         </w:rPr>
-        <w:t>Таблица 15. Описание полей класса Customer</w:t>
+        <w:t>Таблица 15</w:t>
       </w:r>
     </w:p>
     <w:p>
+      <w:pPr>
+        <w:jc w:val="center"/>
+      </w:pPr>
       <w:r>
         <w:rPr>
           <w:rFonts w:ascii="Times New Roman" w:hAnsi="Times New Roman"/>
           <w:b/>
           <w:sz w:val="24"/>
         </w:rPr>
+        <w:t>Описание полей класса «Customer»</w:t>
       </w:r>
     </w:p>
     <w:tbl>
@@ -7029,16 +7841,20 @@
           <w:b/>
           <w:sz w:val="24"/>
         </w:rPr>
-        <w:t>Таблица 16. Описание методов класса Customer</w:t>
+        <w:t>Таблица 16</w:t>
       </w:r>
     </w:p>
     <w:p>
+      <w:pPr>
+        <w:jc w:val="center"/>
+      </w:pPr>
       <w:r>
         <w:rPr>
           <w:rFonts w:ascii="Times New Roman" w:hAnsi="Times New Roman"/>
           <w:b/>
           <w:sz w:val="24"/>
         </w:rPr>
+        <w:t>Описание методов класса «Customer»</w:t>
       </w:r>
     </w:p>
     <w:tbl>
@@ -7162,37 +7978,37 @@
                 <w:rFonts w:ascii="Times New Roman" w:hAnsi="Times New Roman"/>
                 <w:sz w:val="24"/>
               </w:rPr>
-              <w:t>getCustomerID() / setCustomerID(int)</w:t>
-            </w:r>
-          </w:p>
-        </w:tc>
-        <w:tc>
-          <w:tcPr>
-            <w:tcW w:type="dxa" w:w="2880"/>
-          </w:tcPr>
-          <w:p>
-            <w:r/>
-            <w:r>
-              <w:rPr>
-                <w:rFonts w:ascii="Times New Roman" w:hAnsi="Times New Roman"/>
-                <w:sz w:val="24"/>
-              </w:rPr>
-              <w:t>int / void</w:t>
-            </w:r>
-          </w:p>
-        </w:tc>
-        <w:tc>
-          <w:tcPr>
-            <w:tcW w:type="dxa" w:w="2880"/>
-          </w:tcPr>
-          <w:p>
-            <w:r/>
-            <w:r>
-              <w:rPr>
-                <w:rFonts w:ascii="Times New Roman" w:hAnsi="Times New Roman"/>
-                <w:sz w:val="24"/>
-              </w:rPr>
-              <w:t>Получить/установить код</w:t>
+              <w:t>getCustomerID()</w:t>
+            </w:r>
+          </w:p>
+        </w:tc>
+        <w:tc>
+          <w:tcPr>
+            <w:tcW w:type="dxa" w:w="2880"/>
+          </w:tcPr>
+          <w:p>
+            <w:r/>
+            <w:r>
+              <w:rPr>
+                <w:rFonts w:ascii="Times New Roman" w:hAnsi="Times New Roman"/>
+                <w:sz w:val="24"/>
+              </w:rPr>
+              <w:t>int</w:t>
+            </w:r>
+          </w:p>
+        </w:tc>
+        <w:tc>
+          <w:tcPr>
+            <w:tcW w:type="dxa" w:w="2880"/>
+          </w:tcPr>
+          <w:p>
+            <w:r/>
+            <w:r>
+              <w:rPr>
+                <w:rFonts w:ascii="Times New Roman" w:hAnsi="Times New Roman"/>
+                <w:sz w:val="24"/>
+              </w:rPr>
+              <w:t>Получить код покупателя</w:t>
             </w:r>
           </w:p>
         </w:tc>
@@ -7209,37 +8025,37 @@
                 <w:rFonts w:ascii="Times New Roman" w:hAnsi="Times New Roman"/>
                 <w:sz w:val="24"/>
               </w:rPr>
-              <w:t>getName() / setName(String)</w:t>
-            </w:r>
-          </w:p>
-        </w:tc>
-        <w:tc>
-          <w:tcPr>
-            <w:tcW w:type="dxa" w:w="2880"/>
-          </w:tcPr>
-          <w:p>
-            <w:r/>
-            <w:r>
-              <w:rPr>
-                <w:rFonts w:ascii="Times New Roman" w:hAnsi="Times New Roman"/>
-                <w:sz w:val="24"/>
-              </w:rPr>
-              <w:t>String / void</w:t>
-            </w:r>
-          </w:p>
-        </w:tc>
-        <w:tc>
-          <w:tcPr>
-            <w:tcW w:type="dxa" w:w="2880"/>
-          </w:tcPr>
-          <w:p>
-            <w:r/>
-            <w:r>
-              <w:rPr>
-                <w:rFonts w:ascii="Times New Roman" w:hAnsi="Times New Roman"/>
-                <w:sz w:val="24"/>
-              </w:rPr>
-              <w:t>Получить/установить ФИО</w:t>
+              <w:t>setCustomerID(int)</w:t>
+            </w:r>
+          </w:p>
+        </w:tc>
+        <w:tc>
+          <w:tcPr>
+            <w:tcW w:type="dxa" w:w="2880"/>
+          </w:tcPr>
+          <w:p>
+            <w:r/>
+            <w:r>
+              <w:rPr>
+                <w:rFonts w:ascii="Times New Roman" w:hAnsi="Times New Roman"/>
+                <w:sz w:val="24"/>
+              </w:rPr>
+              <w:t>void</w:t>
+            </w:r>
+          </w:p>
+        </w:tc>
+        <w:tc>
+          <w:tcPr>
+            <w:tcW w:type="dxa" w:w="2880"/>
+          </w:tcPr>
+          <w:p>
+            <w:r/>
+            <w:r>
+              <w:rPr>
+                <w:rFonts w:ascii="Times New Roman" w:hAnsi="Times New Roman"/>
+                <w:sz w:val="24"/>
+              </w:rPr>
+              <w:t>Установить код покупателя</w:t>
             </w:r>
           </w:p>
         </w:tc>
@@ -7256,37 +8072,37 @@
                 <w:rFonts w:ascii="Times New Roman" w:hAnsi="Times New Roman"/>
                 <w:sz w:val="24"/>
               </w:rPr>
-              <w:t>getEmail() / setEmail(String)</w:t>
-            </w:r>
-          </w:p>
-        </w:tc>
-        <w:tc>
-          <w:tcPr>
-            <w:tcW w:type="dxa" w:w="2880"/>
-          </w:tcPr>
-          <w:p>
-            <w:r/>
-            <w:r>
-              <w:rPr>
-                <w:rFonts w:ascii="Times New Roman" w:hAnsi="Times New Roman"/>
-                <w:sz w:val="24"/>
-              </w:rPr>
-              <w:t>String / void</w:t>
-            </w:r>
-          </w:p>
-        </w:tc>
-        <w:tc>
-          <w:tcPr>
-            <w:tcW w:type="dxa" w:w="2880"/>
-          </w:tcPr>
-          <w:p>
-            <w:r/>
-            <w:r>
-              <w:rPr>
-                <w:rFonts w:ascii="Times New Roman" w:hAnsi="Times New Roman"/>
-                <w:sz w:val="24"/>
-              </w:rPr>
-              <w:t>Получить/установить почту</w:t>
+              <w:t>getName()</w:t>
+            </w:r>
+          </w:p>
+        </w:tc>
+        <w:tc>
+          <w:tcPr>
+            <w:tcW w:type="dxa" w:w="2880"/>
+          </w:tcPr>
+          <w:p>
+            <w:r/>
+            <w:r>
+              <w:rPr>
+                <w:rFonts w:ascii="Times New Roman" w:hAnsi="Times New Roman"/>
+                <w:sz w:val="24"/>
+              </w:rPr>
+              <w:t>String</w:t>
+            </w:r>
+          </w:p>
+        </w:tc>
+        <w:tc>
+          <w:tcPr>
+            <w:tcW w:type="dxa" w:w="2880"/>
+          </w:tcPr>
+          <w:p>
+            <w:r/>
+            <w:r>
+              <w:rPr>
+                <w:rFonts w:ascii="Times New Roman" w:hAnsi="Times New Roman"/>
+                <w:sz w:val="24"/>
+              </w:rPr>
+              <w:t>Получить ФИО</w:t>
             </w:r>
           </w:p>
         </w:tc>
@@ -7303,37 +8119,37 @@
                 <w:rFonts w:ascii="Times New Roman" w:hAnsi="Times New Roman"/>
                 <w:sz w:val="24"/>
               </w:rPr>
-              <w:t>getPhoneNumber() / setPhoneNumber(String)</w:t>
-            </w:r>
-          </w:p>
-        </w:tc>
-        <w:tc>
-          <w:tcPr>
-            <w:tcW w:type="dxa" w:w="2880"/>
-          </w:tcPr>
-          <w:p>
-            <w:r/>
-            <w:r>
-              <w:rPr>
-                <w:rFonts w:ascii="Times New Roman" w:hAnsi="Times New Roman"/>
-                <w:sz w:val="24"/>
-              </w:rPr>
-              <w:t>String / void</w:t>
-            </w:r>
-          </w:p>
-        </w:tc>
-        <w:tc>
-          <w:tcPr>
-            <w:tcW w:type="dxa" w:w="2880"/>
-          </w:tcPr>
-          <w:p>
-            <w:r/>
-            <w:r>
-              <w:rPr>
-                <w:rFonts w:ascii="Times New Roman" w:hAnsi="Times New Roman"/>
-                <w:sz w:val="24"/>
-              </w:rPr>
-              <w:t>Получить/установить телефон</w:t>
+              <w:t>setName(String)</w:t>
+            </w:r>
+          </w:p>
+        </w:tc>
+        <w:tc>
+          <w:tcPr>
+            <w:tcW w:type="dxa" w:w="2880"/>
+          </w:tcPr>
+          <w:p>
+            <w:r/>
+            <w:r>
+              <w:rPr>
+                <w:rFonts w:ascii="Times New Roman" w:hAnsi="Times New Roman"/>
+                <w:sz w:val="24"/>
+              </w:rPr>
+              <w:t>void</w:t>
+            </w:r>
+          </w:p>
+        </w:tc>
+        <w:tc>
+          <w:tcPr>
+            <w:tcW w:type="dxa" w:w="2880"/>
+          </w:tcPr>
+          <w:p>
+            <w:r/>
+            <w:r>
+              <w:rPr>
+                <w:rFonts w:ascii="Times New Roman" w:hAnsi="Times New Roman"/>
+                <w:sz w:val="24"/>
+              </w:rPr>
+              <w:t>Установить ФИО</w:t>
             </w:r>
           </w:p>
         </w:tc>
@@ -7350,37 +8166,37 @@
                 <w:rFonts w:ascii="Times New Roman" w:hAnsi="Times New Roman"/>
                 <w:sz w:val="24"/>
               </w:rPr>
-              <w:t>getAddress() / setAddress(String)</w:t>
-            </w:r>
-          </w:p>
-        </w:tc>
-        <w:tc>
-          <w:tcPr>
-            <w:tcW w:type="dxa" w:w="2880"/>
-          </w:tcPr>
-          <w:p>
-            <w:r/>
-            <w:r>
-              <w:rPr>
-                <w:rFonts w:ascii="Times New Roman" w:hAnsi="Times New Roman"/>
-                <w:sz w:val="24"/>
-              </w:rPr>
-              <w:t>String / void</w:t>
-            </w:r>
-          </w:p>
-        </w:tc>
-        <w:tc>
-          <w:tcPr>
-            <w:tcW w:type="dxa" w:w="2880"/>
-          </w:tcPr>
-          <w:p>
-            <w:r/>
-            <w:r>
-              <w:rPr>
-                <w:rFonts w:ascii="Times New Roman" w:hAnsi="Times New Roman"/>
-                <w:sz w:val="24"/>
-              </w:rPr>
-              <w:t>Получить/установить адрес</w:t>
+              <w:t>getEmail()</w:t>
+            </w:r>
+          </w:p>
+        </w:tc>
+        <w:tc>
+          <w:tcPr>
+            <w:tcW w:type="dxa" w:w="2880"/>
+          </w:tcPr>
+          <w:p>
+            <w:r/>
+            <w:r>
+              <w:rPr>
+                <w:rFonts w:ascii="Times New Roman" w:hAnsi="Times New Roman"/>
+                <w:sz w:val="24"/>
+              </w:rPr>
+              <w:t>String</w:t>
+            </w:r>
+          </w:p>
+        </w:tc>
+        <w:tc>
+          <w:tcPr>
+            <w:tcW w:type="dxa" w:w="2880"/>
+          </w:tcPr>
+          <w:p>
+            <w:r/>
+            <w:r>
+              <w:rPr>
+                <w:rFonts w:ascii="Times New Roman" w:hAnsi="Times New Roman"/>
+                <w:sz w:val="24"/>
+              </w:rPr>
+              <w:t>Получить почту</w:t>
             </w:r>
           </w:p>
         </w:tc>
@@ -7397,37 +8213,319 @@
                 <w:rFonts w:ascii="Times New Roman" w:hAnsi="Times New Roman"/>
                 <w:sz w:val="24"/>
               </w:rPr>
-              <w:t>getRegistrationDate() / setRegistrationDate(LocalDate)</w:t>
-            </w:r>
-          </w:p>
-        </w:tc>
-        <w:tc>
-          <w:tcPr>
-            <w:tcW w:type="dxa" w:w="2880"/>
-          </w:tcPr>
-          <w:p>
-            <w:r/>
-            <w:r>
-              <w:rPr>
-                <w:rFonts w:ascii="Times New Roman" w:hAnsi="Times New Roman"/>
-                <w:sz w:val="24"/>
-              </w:rPr>
-              <w:t>LocalDate / void</w:t>
-            </w:r>
-          </w:p>
-        </w:tc>
-        <w:tc>
-          <w:tcPr>
-            <w:tcW w:type="dxa" w:w="2880"/>
-          </w:tcPr>
-          <w:p>
-            <w:r/>
-            <w:r>
-              <w:rPr>
-                <w:rFonts w:ascii="Times New Roman" w:hAnsi="Times New Roman"/>
-                <w:sz w:val="24"/>
-              </w:rPr>
-              <w:t>Получить/установить дату регистрации</w:t>
+              <w:t>setEmail(String)</w:t>
+            </w:r>
+          </w:p>
+        </w:tc>
+        <w:tc>
+          <w:tcPr>
+            <w:tcW w:type="dxa" w:w="2880"/>
+          </w:tcPr>
+          <w:p>
+            <w:r/>
+            <w:r>
+              <w:rPr>
+                <w:rFonts w:ascii="Times New Roman" w:hAnsi="Times New Roman"/>
+                <w:sz w:val="24"/>
+              </w:rPr>
+              <w:t>void</w:t>
+            </w:r>
+          </w:p>
+        </w:tc>
+        <w:tc>
+          <w:tcPr>
+            <w:tcW w:type="dxa" w:w="2880"/>
+          </w:tcPr>
+          <w:p>
+            <w:r/>
+            <w:r>
+              <w:rPr>
+                <w:rFonts w:ascii="Times New Roman" w:hAnsi="Times New Roman"/>
+                <w:sz w:val="24"/>
+              </w:rPr>
+              <w:t>Установить почту</w:t>
+            </w:r>
+          </w:p>
+        </w:tc>
+      </w:tr>
+      <w:tr>
+        <w:tc>
+          <w:tcPr>
+            <w:tcW w:type="dxa" w:w="2880"/>
+          </w:tcPr>
+          <w:p>
+            <w:r/>
+            <w:r>
+              <w:rPr>
+                <w:rFonts w:ascii="Times New Roman" w:hAnsi="Times New Roman"/>
+                <w:sz w:val="24"/>
+              </w:rPr>
+              <w:t>getPhoneNumber()</w:t>
+            </w:r>
+          </w:p>
+        </w:tc>
+        <w:tc>
+          <w:tcPr>
+            <w:tcW w:type="dxa" w:w="2880"/>
+          </w:tcPr>
+          <w:p>
+            <w:r/>
+            <w:r>
+              <w:rPr>
+                <w:rFonts w:ascii="Times New Roman" w:hAnsi="Times New Roman"/>
+                <w:sz w:val="24"/>
+              </w:rPr>
+              <w:t>String</w:t>
+            </w:r>
+          </w:p>
+        </w:tc>
+        <w:tc>
+          <w:tcPr>
+            <w:tcW w:type="dxa" w:w="2880"/>
+          </w:tcPr>
+          <w:p>
+            <w:r/>
+            <w:r>
+              <w:rPr>
+                <w:rFonts w:ascii="Times New Roman" w:hAnsi="Times New Roman"/>
+                <w:sz w:val="24"/>
+              </w:rPr>
+              <w:t>Получить телефон</w:t>
+            </w:r>
+          </w:p>
+        </w:tc>
+      </w:tr>
+      <w:tr>
+        <w:tc>
+          <w:tcPr>
+            <w:tcW w:type="dxa" w:w="2880"/>
+          </w:tcPr>
+          <w:p>
+            <w:r/>
+            <w:r>
+              <w:rPr>
+                <w:rFonts w:ascii="Times New Roman" w:hAnsi="Times New Roman"/>
+                <w:sz w:val="24"/>
+              </w:rPr>
+              <w:t>setPhoneNumber(String)</w:t>
+            </w:r>
+          </w:p>
+        </w:tc>
+        <w:tc>
+          <w:tcPr>
+            <w:tcW w:type="dxa" w:w="2880"/>
+          </w:tcPr>
+          <w:p>
+            <w:r/>
+            <w:r>
+              <w:rPr>
+                <w:rFonts w:ascii="Times New Roman" w:hAnsi="Times New Roman"/>
+                <w:sz w:val="24"/>
+              </w:rPr>
+              <w:t>void</w:t>
+            </w:r>
+          </w:p>
+        </w:tc>
+        <w:tc>
+          <w:tcPr>
+            <w:tcW w:type="dxa" w:w="2880"/>
+          </w:tcPr>
+          <w:p>
+            <w:r/>
+            <w:r>
+              <w:rPr>
+                <w:rFonts w:ascii="Times New Roman" w:hAnsi="Times New Roman"/>
+                <w:sz w:val="24"/>
+              </w:rPr>
+              <w:t>Установить телефон</w:t>
+            </w:r>
+          </w:p>
+        </w:tc>
+      </w:tr>
+      <w:tr>
+        <w:tc>
+          <w:tcPr>
+            <w:tcW w:type="dxa" w:w="2880"/>
+          </w:tcPr>
+          <w:p>
+            <w:r/>
+            <w:r>
+              <w:rPr>
+                <w:rFonts w:ascii="Times New Roman" w:hAnsi="Times New Roman"/>
+                <w:sz w:val="24"/>
+              </w:rPr>
+              <w:t>getAddress()</w:t>
+            </w:r>
+          </w:p>
+        </w:tc>
+        <w:tc>
+          <w:tcPr>
+            <w:tcW w:type="dxa" w:w="2880"/>
+          </w:tcPr>
+          <w:p>
+            <w:r/>
+            <w:r>
+              <w:rPr>
+                <w:rFonts w:ascii="Times New Roman" w:hAnsi="Times New Roman"/>
+                <w:sz w:val="24"/>
+              </w:rPr>
+              <w:t>String</w:t>
+            </w:r>
+          </w:p>
+        </w:tc>
+        <w:tc>
+          <w:tcPr>
+            <w:tcW w:type="dxa" w:w="2880"/>
+          </w:tcPr>
+          <w:p>
+            <w:r/>
+            <w:r>
+              <w:rPr>
+                <w:rFonts w:ascii="Times New Roman" w:hAnsi="Times New Roman"/>
+                <w:sz w:val="24"/>
+              </w:rPr>
+              <w:t>Получить адрес</w:t>
+            </w:r>
+          </w:p>
+        </w:tc>
+      </w:tr>
+      <w:tr>
+        <w:tc>
+          <w:tcPr>
+            <w:tcW w:type="dxa" w:w="2880"/>
+          </w:tcPr>
+          <w:p>
+            <w:r/>
+            <w:r>
+              <w:rPr>
+                <w:rFonts w:ascii="Times New Roman" w:hAnsi="Times New Roman"/>
+                <w:sz w:val="24"/>
+              </w:rPr>
+              <w:t>setAddress(String)</w:t>
+            </w:r>
+          </w:p>
+        </w:tc>
+        <w:tc>
+          <w:tcPr>
+            <w:tcW w:type="dxa" w:w="2880"/>
+          </w:tcPr>
+          <w:p>
+            <w:r/>
+            <w:r>
+              <w:rPr>
+                <w:rFonts w:ascii="Times New Roman" w:hAnsi="Times New Roman"/>
+                <w:sz w:val="24"/>
+              </w:rPr>
+              <w:t>void</w:t>
+            </w:r>
+          </w:p>
+        </w:tc>
+        <w:tc>
+          <w:tcPr>
+            <w:tcW w:type="dxa" w:w="2880"/>
+          </w:tcPr>
+          <w:p>
+            <w:r/>
+            <w:r>
+              <w:rPr>
+                <w:rFonts w:ascii="Times New Roman" w:hAnsi="Times New Roman"/>
+                <w:sz w:val="24"/>
+              </w:rPr>
+              <w:t>Установить адрес</w:t>
+            </w:r>
+          </w:p>
+        </w:tc>
+      </w:tr>
+      <w:tr>
+        <w:tc>
+          <w:tcPr>
+            <w:tcW w:type="dxa" w:w="2880"/>
+          </w:tcPr>
+          <w:p>
+            <w:r/>
+            <w:r>
+              <w:rPr>
+                <w:rFonts w:ascii="Times New Roman" w:hAnsi="Times New Roman"/>
+                <w:sz w:val="24"/>
+              </w:rPr>
+              <w:t>getRegistrationDate()</w:t>
+            </w:r>
+          </w:p>
+        </w:tc>
+        <w:tc>
+          <w:tcPr>
+            <w:tcW w:type="dxa" w:w="2880"/>
+          </w:tcPr>
+          <w:p>
+            <w:r/>
+            <w:r>
+              <w:rPr>
+                <w:rFonts w:ascii="Times New Roman" w:hAnsi="Times New Roman"/>
+                <w:sz w:val="24"/>
+              </w:rPr>
+              <w:t>LocalDate</w:t>
+            </w:r>
+          </w:p>
+        </w:tc>
+        <w:tc>
+          <w:tcPr>
+            <w:tcW w:type="dxa" w:w="2880"/>
+          </w:tcPr>
+          <w:p>
+            <w:r/>
+            <w:r>
+              <w:rPr>
+                <w:rFonts w:ascii="Times New Roman" w:hAnsi="Times New Roman"/>
+                <w:sz w:val="24"/>
+              </w:rPr>
+              <w:t>Получить дату регистрации</w:t>
+            </w:r>
+          </w:p>
+        </w:tc>
+      </w:tr>
+      <w:tr>
+        <w:tc>
+          <w:tcPr>
+            <w:tcW w:type="dxa" w:w="2880"/>
+          </w:tcPr>
+          <w:p>
+            <w:r/>
+            <w:r>
+              <w:rPr>
+                <w:rFonts w:ascii="Times New Roman" w:hAnsi="Times New Roman"/>
+                <w:sz w:val="24"/>
+              </w:rPr>
+              <w:t>setRegistrationDate(LocalDate)</w:t>
+            </w:r>
+          </w:p>
+        </w:tc>
+        <w:tc>
+          <w:tcPr>
+            <w:tcW w:type="dxa" w:w="2880"/>
+          </w:tcPr>
+          <w:p>
+            <w:r/>
+            <w:r>
+              <w:rPr>
+                <w:rFonts w:ascii="Times New Roman" w:hAnsi="Times New Roman"/>
+                <w:sz w:val="24"/>
+              </w:rPr>
+              <w:t>void</w:t>
+            </w:r>
+          </w:p>
+        </w:tc>
+        <w:tc>
+          <w:tcPr>
+            <w:tcW w:type="dxa" w:w="2880"/>
+          </w:tcPr>
+          <w:p>
+            <w:r/>
+            <w:r>
+              <w:rPr>
+                <w:rFonts w:ascii="Times New Roman" w:hAnsi="Times New Roman"/>
+                <w:sz w:val="24"/>
+              </w:rPr>
+              <w:t>Установить дату регистрации</w:t>
             </w:r>
           </w:p>
         </w:tc>
@@ -7444,16 +8542,20 @@
           <w:b/>
           <w:sz w:val="24"/>
         </w:rPr>
-        <w:t>Таблица 17. Описание полей класса Purchase</w:t>
+        <w:t>Таблица 17</w:t>
       </w:r>
     </w:p>
     <w:p>
+      <w:pPr>
+        <w:jc w:val="center"/>
+      </w:pPr>
       <w:r>
         <w:rPr>
           <w:rFonts w:ascii="Times New Roman" w:hAnsi="Times New Roman"/>
           <w:b/>
           <w:sz w:val="24"/>
         </w:rPr>
+        <w:t>Описание полей класса «Purchase»</w:t>
       </w:r>
     </w:p>
     <w:tbl>
@@ -7859,16 +8961,20 @@
           <w:b/>
           <w:sz w:val="24"/>
         </w:rPr>
-        <w:t>Таблица 18. Описание методов класса Purchase</w:t>
+        <w:t>Таблица 18</w:t>
       </w:r>
     </w:p>
     <w:p>
+      <w:pPr>
+        <w:jc w:val="center"/>
+      </w:pPr>
       <w:r>
         <w:rPr>
           <w:rFonts w:ascii="Times New Roman" w:hAnsi="Times New Roman"/>
           <w:b/>
           <w:sz w:val="24"/>
         </w:rPr>
+        <w:t>Описание методов класса «Purchase»</w:t>
       </w:r>
     </w:p>
     <w:tbl>
@@ -7992,37 +9098,37 @@
                 <w:rFonts w:ascii="Times New Roman" w:hAnsi="Times New Roman"/>
                 <w:sz w:val="24"/>
               </w:rPr>
-              <w:t>getPurchaseID() / setPurchaseID(int)</w:t>
-            </w:r>
-          </w:p>
-        </w:tc>
-        <w:tc>
-          <w:tcPr>
-            <w:tcW w:type="dxa" w:w="2880"/>
-          </w:tcPr>
-          <w:p>
-            <w:r/>
-            <w:r>
-              <w:rPr>
-                <w:rFonts w:ascii="Times New Roman" w:hAnsi="Times New Roman"/>
-                <w:sz w:val="24"/>
-              </w:rPr>
-              <w:t>int / void</w:t>
-            </w:r>
-          </w:p>
-        </w:tc>
-        <w:tc>
-          <w:tcPr>
-            <w:tcW w:type="dxa" w:w="2880"/>
-          </w:tcPr>
-          <w:p>
-            <w:r/>
-            <w:r>
-              <w:rPr>
-                <w:rFonts w:ascii="Times New Roman" w:hAnsi="Times New Roman"/>
-                <w:sz w:val="24"/>
-              </w:rPr>
-              <w:t>Получить/установить код покупки</w:t>
+              <w:t>getPurchaseID()</w:t>
+            </w:r>
+          </w:p>
+        </w:tc>
+        <w:tc>
+          <w:tcPr>
+            <w:tcW w:type="dxa" w:w="2880"/>
+          </w:tcPr>
+          <w:p>
+            <w:r/>
+            <w:r>
+              <w:rPr>
+                <w:rFonts w:ascii="Times New Roman" w:hAnsi="Times New Roman"/>
+                <w:sz w:val="24"/>
+              </w:rPr>
+              <w:t>int</w:t>
+            </w:r>
+          </w:p>
+        </w:tc>
+        <w:tc>
+          <w:tcPr>
+            <w:tcW w:type="dxa" w:w="2880"/>
+          </w:tcPr>
+          <w:p>
+            <w:r/>
+            <w:r>
+              <w:rPr>
+                <w:rFonts w:ascii="Times New Roman" w:hAnsi="Times New Roman"/>
+                <w:sz w:val="24"/>
+              </w:rPr>
+              <w:t>Получить код покупки</w:t>
             </w:r>
           </w:p>
         </w:tc>
@@ -8039,37 +9145,37 @@
                 <w:rFonts w:ascii="Times New Roman" w:hAnsi="Times New Roman"/>
                 <w:sz w:val="24"/>
               </w:rPr>
-              <w:t>getCustomerID() / setCustomerID(int)</w:t>
-            </w:r>
-          </w:p>
-        </w:tc>
-        <w:tc>
-          <w:tcPr>
-            <w:tcW w:type="dxa" w:w="2880"/>
-          </w:tcPr>
-          <w:p>
-            <w:r/>
-            <w:r>
-              <w:rPr>
-                <w:rFonts w:ascii="Times New Roman" w:hAnsi="Times New Roman"/>
-                <w:sz w:val="24"/>
-              </w:rPr>
-              <w:t>int / void</w:t>
-            </w:r>
-          </w:p>
-        </w:tc>
-        <w:tc>
-          <w:tcPr>
-            <w:tcW w:type="dxa" w:w="2880"/>
-          </w:tcPr>
-          <w:p>
-            <w:r/>
-            <w:r>
-              <w:rPr>
-                <w:rFonts w:ascii="Times New Roman" w:hAnsi="Times New Roman"/>
-                <w:sz w:val="24"/>
-              </w:rPr>
-              <w:t>Получить/установить код покупателя</w:t>
+              <w:t>setPurchaseID(int)</w:t>
+            </w:r>
+          </w:p>
+        </w:tc>
+        <w:tc>
+          <w:tcPr>
+            <w:tcW w:type="dxa" w:w="2880"/>
+          </w:tcPr>
+          <w:p>
+            <w:r/>
+            <w:r>
+              <w:rPr>
+                <w:rFonts w:ascii="Times New Roman" w:hAnsi="Times New Roman"/>
+                <w:sz w:val="24"/>
+              </w:rPr>
+              <w:t>void</w:t>
+            </w:r>
+          </w:p>
+        </w:tc>
+        <w:tc>
+          <w:tcPr>
+            <w:tcW w:type="dxa" w:w="2880"/>
+          </w:tcPr>
+          <w:p>
+            <w:r/>
+            <w:r>
+              <w:rPr>
+                <w:rFonts w:ascii="Times New Roman" w:hAnsi="Times New Roman"/>
+                <w:sz w:val="24"/>
+              </w:rPr>
+              <w:t>Установить код покупки</w:t>
             </w:r>
           </w:p>
         </w:tc>
@@ -8086,37 +9192,37 @@
                 <w:rFonts w:ascii="Times New Roman" w:hAnsi="Times New Roman"/>
                 <w:sz w:val="24"/>
               </w:rPr>
-              <w:t>getPurchaseDate() / setPurchaseDate(LocalDate)</w:t>
-            </w:r>
-          </w:p>
-        </w:tc>
-        <w:tc>
-          <w:tcPr>
-            <w:tcW w:type="dxa" w:w="2880"/>
-          </w:tcPr>
-          <w:p>
-            <w:r/>
-            <w:r>
-              <w:rPr>
-                <w:rFonts w:ascii="Times New Roman" w:hAnsi="Times New Roman"/>
-                <w:sz w:val="24"/>
-              </w:rPr>
-              <w:t>LocalDate / void</w:t>
-            </w:r>
-          </w:p>
-        </w:tc>
-        <w:tc>
-          <w:tcPr>
-            <w:tcW w:type="dxa" w:w="2880"/>
-          </w:tcPr>
-          <w:p>
-            <w:r/>
-            <w:r>
-              <w:rPr>
-                <w:rFonts w:ascii="Times New Roman" w:hAnsi="Times New Roman"/>
-                <w:sz w:val="24"/>
-              </w:rPr>
-              <w:t>Получить/установить дату</w:t>
+              <w:t>getCustomerID()</w:t>
+            </w:r>
+          </w:p>
+        </w:tc>
+        <w:tc>
+          <w:tcPr>
+            <w:tcW w:type="dxa" w:w="2880"/>
+          </w:tcPr>
+          <w:p>
+            <w:r/>
+            <w:r>
+              <w:rPr>
+                <w:rFonts w:ascii="Times New Roman" w:hAnsi="Times New Roman"/>
+                <w:sz w:val="24"/>
+              </w:rPr>
+              <w:t>int</w:t>
+            </w:r>
+          </w:p>
+        </w:tc>
+        <w:tc>
+          <w:tcPr>
+            <w:tcW w:type="dxa" w:w="2880"/>
+          </w:tcPr>
+          <w:p>
+            <w:r/>
+            <w:r>
+              <w:rPr>
+                <w:rFonts w:ascii="Times New Roman" w:hAnsi="Times New Roman"/>
+                <w:sz w:val="24"/>
+              </w:rPr>
+              <w:t>Получить код покупателя</w:t>
             </w:r>
           </w:p>
         </w:tc>
@@ -8133,37 +9239,37 @@
                 <w:rFonts w:ascii="Times New Roman" w:hAnsi="Times New Roman"/>
                 <w:sz w:val="24"/>
               </w:rPr>
-              <w:t>getTotalAmount() / setTotalAmount(double)</w:t>
-            </w:r>
-          </w:p>
-        </w:tc>
-        <w:tc>
-          <w:tcPr>
-            <w:tcW w:type="dxa" w:w="2880"/>
-          </w:tcPr>
-          <w:p>
-            <w:r/>
-            <w:r>
-              <w:rPr>
-                <w:rFonts w:ascii="Times New Roman" w:hAnsi="Times New Roman"/>
-                <w:sz w:val="24"/>
-              </w:rPr>
-              <w:t>double / void</w:t>
-            </w:r>
-          </w:p>
-        </w:tc>
-        <w:tc>
-          <w:tcPr>
-            <w:tcW w:type="dxa" w:w="2880"/>
-          </w:tcPr>
-          <w:p>
-            <w:r/>
-            <w:r>
-              <w:rPr>
-                <w:rFonts w:ascii="Times New Roman" w:hAnsi="Times New Roman"/>
-                <w:sz w:val="24"/>
-              </w:rPr>
-              <w:t>Получить/установить сумму</w:t>
+              <w:t>setCustomerID(int)</w:t>
+            </w:r>
+          </w:p>
+        </w:tc>
+        <w:tc>
+          <w:tcPr>
+            <w:tcW w:type="dxa" w:w="2880"/>
+          </w:tcPr>
+          <w:p>
+            <w:r/>
+            <w:r>
+              <w:rPr>
+                <w:rFonts w:ascii="Times New Roman" w:hAnsi="Times New Roman"/>
+                <w:sz w:val="24"/>
+              </w:rPr>
+              <w:t>void</w:t>
+            </w:r>
+          </w:p>
+        </w:tc>
+        <w:tc>
+          <w:tcPr>
+            <w:tcW w:type="dxa" w:w="2880"/>
+          </w:tcPr>
+          <w:p>
+            <w:r/>
+            <w:r>
+              <w:rPr>
+                <w:rFonts w:ascii="Times New Roman" w:hAnsi="Times New Roman"/>
+                <w:sz w:val="24"/>
+              </w:rPr>
+              <w:t>Установить код покупателя</w:t>
             </w:r>
           </w:p>
         </w:tc>
@@ -8180,37 +9286,37 @@
                 <w:rFonts w:ascii="Times New Roman" w:hAnsi="Times New Roman"/>
                 <w:sz w:val="24"/>
               </w:rPr>
-              <w:t>getStatus() / setStatus(String)</w:t>
-            </w:r>
-          </w:p>
-        </w:tc>
-        <w:tc>
-          <w:tcPr>
-            <w:tcW w:type="dxa" w:w="2880"/>
-          </w:tcPr>
-          <w:p>
-            <w:r/>
-            <w:r>
-              <w:rPr>
-                <w:rFonts w:ascii="Times New Roman" w:hAnsi="Times New Roman"/>
-                <w:sz w:val="24"/>
-              </w:rPr>
-              <w:t>String / void</w:t>
-            </w:r>
-          </w:p>
-        </w:tc>
-        <w:tc>
-          <w:tcPr>
-            <w:tcW w:type="dxa" w:w="2880"/>
-          </w:tcPr>
-          <w:p>
-            <w:r/>
-            <w:r>
-              <w:rPr>
-                <w:rFonts w:ascii="Times New Roman" w:hAnsi="Times New Roman"/>
-                <w:sz w:val="24"/>
-              </w:rPr>
-              <w:t>Получить/установить статус</w:t>
+              <w:t>getPurchaseDate()</w:t>
+            </w:r>
+          </w:p>
+        </w:tc>
+        <w:tc>
+          <w:tcPr>
+            <w:tcW w:type="dxa" w:w="2880"/>
+          </w:tcPr>
+          <w:p>
+            <w:r/>
+            <w:r>
+              <w:rPr>
+                <w:rFonts w:ascii="Times New Roman" w:hAnsi="Times New Roman"/>
+                <w:sz w:val="24"/>
+              </w:rPr>
+              <w:t>LocalDate</w:t>
+            </w:r>
+          </w:p>
+        </w:tc>
+        <w:tc>
+          <w:tcPr>
+            <w:tcW w:type="dxa" w:w="2880"/>
+          </w:tcPr>
+          <w:p>
+            <w:r/>
+            <w:r>
+              <w:rPr>
+                <w:rFonts w:ascii="Times New Roman" w:hAnsi="Times New Roman"/>
+                <w:sz w:val="24"/>
+              </w:rPr>
+              <w:t>Получить дату покупки</w:t>
             </w:r>
           </w:p>
         </w:tc>
@@ -8227,37 +9333,37 @@
                 <w:rFonts w:ascii="Times New Roman" w:hAnsi="Times New Roman"/>
                 <w:sz w:val="24"/>
               </w:rPr>
-              <w:t>getGameID() / setGameID(int)</w:t>
-            </w:r>
-          </w:p>
-        </w:tc>
-        <w:tc>
-          <w:tcPr>
-            <w:tcW w:type="dxa" w:w="2880"/>
-          </w:tcPr>
-          <w:p>
-            <w:r/>
-            <w:r>
-              <w:rPr>
-                <w:rFonts w:ascii="Times New Roman" w:hAnsi="Times New Roman"/>
-                <w:sz w:val="24"/>
-              </w:rPr>
-              <w:t>int / void</w:t>
-            </w:r>
-          </w:p>
-        </w:tc>
-        <w:tc>
-          <w:tcPr>
-            <w:tcW w:type="dxa" w:w="2880"/>
-          </w:tcPr>
-          <w:p>
-            <w:r/>
-            <w:r>
-              <w:rPr>
-                <w:rFonts w:ascii="Times New Roman" w:hAnsi="Times New Roman"/>
-                <w:sz w:val="24"/>
-              </w:rPr>
-              <w:t>Получить/установить код игры</w:t>
+              <w:t>setPurchaseDate(LocalDate)</w:t>
+            </w:r>
+          </w:p>
+        </w:tc>
+        <w:tc>
+          <w:tcPr>
+            <w:tcW w:type="dxa" w:w="2880"/>
+          </w:tcPr>
+          <w:p>
+            <w:r/>
+            <w:r>
+              <w:rPr>
+                <w:rFonts w:ascii="Times New Roman" w:hAnsi="Times New Roman"/>
+                <w:sz w:val="24"/>
+              </w:rPr>
+              <w:t>void</w:t>
+            </w:r>
+          </w:p>
+        </w:tc>
+        <w:tc>
+          <w:tcPr>
+            <w:tcW w:type="dxa" w:w="2880"/>
+          </w:tcPr>
+          <w:p>
+            <w:r/>
+            <w:r>
+              <w:rPr>
+                <w:rFonts w:ascii="Times New Roman" w:hAnsi="Times New Roman"/>
+                <w:sz w:val="24"/>
+              </w:rPr>
+              <w:t>Установить дату покупки</w:t>
             </w:r>
           </w:p>
         </w:tc>
@@ -8274,37 +9380,366 @@
                 <w:rFonts w:ascii="Times New Roman" w:hAnsi="Times New Roman"/>
                 <w:sz w:val="24"/>
               </w:rPr>
-              <w:t>getCount() / setCount(int)</w:t>
-            </w:r>
-          </w:p>
-        </w:tc>
-        <w:tc>
-          <w:tcPr>
-            <w:tcW w:type="dxa" w:w="2880"/>
-          </w:tcPr>
-          <w:p>
-            <w:r/>
-            <w:r>
-              <w:rPr>
-                <w:rFonts w:ascii="Times New Roman" w:hAnsi="Times New Roman"/>
-                <w:sz w:val="24"/>
-              </w:rPr>
-              <w:t>int / void</w:t>
-            </w:r>
-          </w:p>
-        </w:tc>
-        <w:tc>
-          <w:tcPr>
-            <w:tcW w:type="dxa" w:w="2880"/>
-          </w:tcPr>
-          <w:p>
-            <w:r/>
-            <w:r>
-              <w:rPr>
-                <w:rFonts w:ascii="Times New Roman" w:hAnsi="Times New Roman"/>
-                <w:sz w:val="24"/>
-              </w:rPr>
-              <w:t>Получить/установить количество</w:t>
+              <w:t>getTotalAmount()</w:t>
+            </w:r>
+          </w:p>
+        </w:tc>
+        <w:tc>
+          <w:tcPr>
+            <w:tcW w:type="dxa" w:w="2880"/>
+          </w:tcPr>
+          <w:p>
+            <w:r/>
+            <w:r>
+              <w:rPr>
+                <w:rFonts w:ascii="Times New Roman" w:hAnsi="Times New Roman"/>
+                <w:sz w:val="24"/>
+              </w:rPr>
+              <w:t>double</w:t>
+            </w:r>
+          </w:p>
+        </w:tc>
+        <w:tc>
+          <w:tcPr>
+            <w:tcW w:type="dxa" w:w="2880"/>
+          </w:tcPr>
+          <w:p>
+            <w:r/>
+            <w:r>
+              <w:rPr>
+                <w:rFonts w:ascii="Times New Roman" w:hAnsi="Times New Roman"/>
+                <w:sz w:val="24"/>
+              </w:rPr>
+              <w:t>Получить сумму</w:t>
+            </w:r>
+          </w:p>
+        </w:tc>
+      </w:tr>
+      <w:tr>
+        <w:tc>
+          <w:tcPr>
+            <w:tcW w:type="dxa" w:w="2880"/>
+          </w:tcPr>
+          <w:p>
+            <w:r/>
+            <w:r>
+              <w:rPr>
+                <w:rFonts w:ascii="Times New Roman" w:hAnsi="Times New Roman"/>
+                <w:sz w:val="24"/>
+              </w:rPr>
+              <w:t>setTotalAmount(double)</w:t>
+            </w:r>
+          </w:p>
+        </w:tc>
+        <w:tc>
+          <w:tcPr>
+            <w:tcW w:type="dxa" w:w="2880"/>
+          </w:tcPr>
+          <w:p>
+            <w:r/>
+            <w:r>
+              <w:rPr>
+                <w:rFonts w:ascii="Times New Roman" w:hAnsi="Times New Roman"/>
+                <w:sz w:val="24"/>
+              </w:rPr>
+              <w:t>void</w:t>
+            </w:r>
+          </w:p>
+        </w:tc>
+        <w:tc>
+          <w:tcPr>
+            <w:tcW w:type="dxa" w:w="2880"/>
+          </w:tcPr>
+          <w:p>
+            <w:r/>
+            <w:r>
+              <w:rPr>
+                <w:rFonts w:ascii="Times New Roman" w:hAnsi="Times New Roman"/>
+                <w:sz w:val="24"/>
+              </w:rPr>
+              <w:t>Установить сумму</w:t>
+            </w:r>
+          </w:p>
+        </w:tc>
+      </w:tr>
+      <w:tr>
+        <w:tc>
+          <w:tcPr>
+            <w:tcW w:type="dxa" w:w="2880"/>
+          </w:tcPr>
+          <w:p>
+            <w:r/>
+            <w:r>
+              <w:rPr>
+                <w:rFonts w:ascii="Times New Roman" w:hAnsi="Times New Roman"/>
+                <w:sz w:val="24"/>
+              </w:rPr>
+              <w:t>getStatus()</w:t>
+            </w:r>
+          </w:p>
+        </w:tc>
+        <w:tc>
+          <w:tcPr>
+            <w:tcW w:type="dxa" w:w="2880"/>
+          </w:tcPr>
+          <w:p>
+            <w:r/>
+            <w:r>
+              <w:rPr>
+                <w:rFonts w:ascii="Times New Roman" w:hAnsi="Times New Roman"/>
+                <w:sz w:val="24"/>
+              </w:rPr>
+              <w:t>String</w:t>
+            </w:r>
+          </w:p>
+        </w:tc>
+        <w:tc>
+          <w:tcPr>
+            <w:tcW w:type="dxa" w:w="2880"/>
+          </w:tcPr>
+          <w:p>
+            <w:r/>
+            <w:r>
+              <w:rPr>
+                <w:rFonts w:ascii="Times New Roman" w:hAnsi="Times New Roman"/>
+                <w:sz w:val="24"/>
+              </w:rPr>
+              <w:t>Получить статус</w:t>
+            </w:r>
+          </w:p>
+        </w:tc>
+      </w:tr>
+      <w:tr>
+        <w:tc>
+          <w:tcPr>
+            <w:tcW w:type="dxa" w:w="2880"/>
+          </w:tcPr>
+          <w:p>
+            <w:r/>
+            <w:r>
+              <w:rPr>
+                <w:rFonts w:ascii="Times New Roman" w:hAnsi="Times New Roman"/>
+                <w:sz w:val="24"/>
+              </w:rPr>
+              <w:t>setStatus(String)</w:t>
+            </w:r>
+          </w:p>
+        </w:tc>
+        <w:tc>
+          <w:tcPr>
+            <w:tcW w:type="dxa" w:w="2880"/>
+          </w:tcPr>
+          <w:p>
+            <w:r/>
+            <w:r>
+              <w:rPr>
+                <w:rFonts w:ascii="Times New Roman" w:hAnsi="Times New Roman"/>
+                <w:sz w:val="24"/>
+              </w:rPr>
+              <w:t>void</w:t>
+            </w:r>
+          </w:p>
+        </w:tc>
+        <w:tc>
+          <w:tcPr>
+            <w:tcW w:type="dxa" w:w="2880"/>
+          </w:tcPr>
+          <w:p>
+            <w:r/>
+            <w:r>
+              <w:rPr>
+                <w:rFonts w:ascii="Times New Roman" w:hAnsi="Times New Roman"/>
+                <w:sz w:val="24"/>
+              </w:rPr>
+              <w:t>Установить статус</w:t>
+            </w:r>
+          </w:p>
+        </w:tc>
+      </w:tr>
+      <w:tr>
+        <w:tc>
+          <w:tcPr>
+            <w:tcW w:type="dxa" w:w="2880"/>
+          </w:tcPr>
+          <w:p>
+            <w:r/>
+            <w:r>
+              <w:rPr>
+                <w:rFonts w:ascii="Times New Roman" w:hAnsi="Times New Roman"/>
+                <w:sz w:val="24"/>
+              </w:rPr>
+              <w:t>getGameID()</w:t>
+            </w:r>
+          </w:p>
+        </w:tc>
+        <w:tc>
+          <w:tcPr>
+            <w:tcW w:type="dxa" w:w="2880"/>
+          </w:tcPr>
+          <w:p>
+            <w:r/>
+            <w:r>
+              <w:rPr>
+                <w:rFonts w:ascii="Times New Roman" w:hAnsi="Times New Roman"/>
+                <w:sz w:val="24"/>
+              </w:rPr>
+              <w:t>int</w:t>
+            </w:r>
+          </w:p>
+        </w:tc>
+        <w:tc>
+          <w:tcPr>
+            <w:tcW w:type="dxa" w:w="2880"/>
+          </w:tcPr>
+          <w:p>
+            <w:r/>
+            <w:r>
+              <w:rPr>
+                <w:rFonts w:ascii="Times New Roman" w:hAnsi="Times New Roman"/>
+                <w:sz w:val="24"/>
+              </w:rPr>
+              <w:t>Получить код игры</w:t>
+            </w:r>
+          </w:p>
+        </w:tc>
+      </w:tr>
+      <w:tr>
+        <w:tc>
+          <w:tcPr>
+            <w:tcW w:type="dxa" w:w="2880"/>
+          </w:tcPr>
+          <w:p>
+            <w:r/>
+            <w:r>
+              <w:rPr>
+                <w:rFonts w:ascii="Times New Roman" w:hAnsi="Times New Roman"/>
+                <w:sz w:val="24"/>
+              </w:rPr>
+              <w:t>setGameID(int)</w:t>
+            </w:r>
+          </w:p>
+        </w:tc>
+        <w:tc>
+          <w:tcPr>
+            <w:tcW w:type="dxa" w:w="2880"/>
+          </w:tcPr>
+          <w:p>
+            <w:r/>
+            <w:r>
+              <w:rPr>
+                <w:rFonts w:ascii="Times New Roman" w:hAnsi="Times New Roman"/>
+                <w:sz w:val="24"/>
+              </w:rPr>
+              <w:t>void</w:t>
+            </w:r>
+          </w:p>
+        </w:tc>
+        <w:tc>
+          <w:tcPr>
+            <w:tcW w:type="dxa" w:w="2880"/>
+          </w:tcPr>
+          <w:p>
+            <w:r/>
+            <w:r>
+              <w:rPr>
+                <w:rFonts w:ascii="Times New Roman" w:hAnsi="Times New Roman"/>
+                <w:sz w:val="24"/>
+              </w:rPr>
+              <w:t>Установить код игры</w:t>
+            </w:r>
+          </w:p>
+        </w:tc>
+      </w:tr>
+      <w:tr>
+        <w:tc>
+          <w:tcPr>
+            <w:tcW w:type="dxa" w:w="2880"/>
+          </w:tcPr>
+          <w:p>
+            <w:r/>
+            <w:r>
+              <w:rPr>
+                <w:rFonts w:ascii="Times New Roman" w:hAnsi="Times New Roman"/>
+                <w:sz w:val="24"/>
+              </w:rPr>
+              <w:t>getCount()</w:t>
+            </w:r>
+          </w:p>
+        </w:tc>
+        <w:tc>
+          <w:tcPr>
+            <w:tcW w:type="dxa" w:w="2880"/>
+          </w:tcPr>
+          <w:p>
+            <w:r/>
+            <w:r>
+              <w:rPr>
+                <w:rFonts w:ascii="Times New Roman" w:hAnsi="Times New Roman"/>
+                <w:sz w:val="24"/>
+              </w:rPr>
+              <w:t>int</w:t>
+            </w:r>
+          </w:p>
+        </w:tc>
+        <w:tc>
+          <w:tcPr>
+            <w:tcW w:type="dxa" w:w="2880"/>
+          </w:tcPr>
+          <w:p>
+            <w:r/>
+            <w:r>
+              <w:rPr>
+                <w:rFonts w:ascii="Times New Roman" w:hAnsi="Times New Roman"/>
+                <w:sz w:val="24"/>
+              </w:rPr>
+              <w:t>Получить количество</w:t>
+            </w:r>
+          </w:p>
+        </w:tc>
+      </w:tr>
+      <w:tr>
+        <w:tc>
+          <w:tcPr>
+            <w:tcW w:type="dxa" w:w="2880"/>
+          </w:tcPr>
+          <w:p>
+            <w:r/>
+            <w:r>
+              <w:rPr>
+                <w:rFonts w:ascii="Times New Roman" w:hAnsi="Times New Roman"/>
+                <w:sz w:val="24"/>
+              </w:rPr>
+              <w:t>setCount(int)</w:t>
+            </w:r>
+          </w:p>
+        </w:tc>
+        <w:tc>
+          <w:tcPr>
+            <w:tcW w:type="dxa" w:w="2880"/>
+          </w:tcPr>
+          <w:p>
+            <w:r/>
+            <w:r>
+              <w:rPr>
+                <w:rFonts w:ascii="Times New Roman" w:hAnsi="Times New Roman"/>
+                <w:sz w:val="24"/>
+              </w:rPr>
+              <w:t>void</w:t>
+            </w:r>
+          </w:p>
+        </w:tc>
+        <w:tc>
+          <w:tcPr>
+            <w:tcW w:type="dxa" w:w="2880"/>
+          </w:tcPr>
+          <w:p>
+            <w:r/>
+            <w:r>
+              <w:rPr>
+                <w:rFonts w:ascii="Times New Roman" w:hAnsi="Times New Roman"/>
+                <w:sz w:val="24"/>
+              </w:rPr>
+              <w:t>Установить количество</w:t>
             </w:r>
           </w:p>
         </w:tc>
@@ -8321,16 +9756,20 @@
           <w:b/>
           <w:sz w:val="24"/>
         </w:rPr>
-        <w:t>Таблица 19. Описание полей класса GameService</w:t>
+        <w:t>Таблица 19</w:t>
       </w:r>
     </w:p>
     <w:p>
+      <w:pPr>
+        <w:jc w:val="center"/>
+      </w:pPr>
       <w:r>
         <w:rPr>
           <w:rFonts w:ascii="Times New Roman" w:hAnsi="Times New Roman"/>
           <w:b/>
           <w:sz w:val="24"/>
         </w:rPr>
+        <w:t>Описание полей класса «GameService»</w:t>
       </w:r>
     </w:p>
     <w:tbl>
@@ -8548,16 +9987,20 @@
           <w:b/>
           <w:sz w:val="24"/>
         </w:rPr>
-        <w:t>Таблица 20. Описание методов класса GameService</w:t>
+        <w:t>Таблица 20</w:t>
       </w:r>
     </w:p>
     <w:p>
+      <w:pPr>
+        <w:jc w:val="center"/>
+      </w:pPr>
       <w:r>
         <w:rPr>
           <w:rFonts w:ascii="Times New Roman" w:hAnsi="Times New Roman"/>
           <w:b/>
           <w:sz w:val="24"/>
         </w:rPr>
+        <w:t>Описание методов класса «GameService»</w:t>
       </w:r>
     </w:p>
     <w:tbl>
@@ -8822,16 +10265,20 @@
           <w:b/>
           <w:sz w:val="24"/>
         </w:rPr>
-        <w:t>Таблица 21. Описание полей класса GenreService</w:t>
+        <w:t>Таблица 21</w:t>
       </w:r>
     </w:p>
     <w:p>
+      <w:pPr>
+        <w:jc w:val="center"/>
+      </w:pPr>
       <w:r>
         <w:rPr>
           <w:rFonts w:ascii="Times New Roman" w:hAnsi="Times New Roman"/>
           <w:b/>
           <w:sz w:val="24"/>
         </w:rPr>
+        <w:t>Описание полей класса «GenreService»</w:t>
       </w:r>
     </w:p>
     <w:tbl>
@@ -9049,16 +10496,20 @@
           <w:b/>
           <w:sz w:val="24"/>
         </w:rPr>
-        <w:t>Таблица 22. Описание методов класса GenreService</w:t>
+        <w:t>Таблица 22</w:t>
       </w:r>
     </w:p>
     <w:p>
+      <w:pPr>
+        <w:jc w:val="center"/>
+      </w:pPr>
       <w:r>
         <w:rPr>
           <w:rFonts w:ascii="Times New Roman" w:hAnsi="Times New Roman"/>
           <w:b/>
           <w:sz w:val="24"/>
         </w:rPr>
+        <w:t>Описание методов класса «GenreService»</w:t>
       </w:r>
     </w:p>
     <w:tbl>
@@ -9323,16 +10774,20 @@
           <w:b/>
           <w:sz w:val="24"/>
         </w:rPr>
-        <w:t>Таблица 23. Описание полей класса DeveloperService</w:t>
+        <w:t>Таблица 23</w:t>
       </w:r>
     </w:p>
     <w:p>
+      <w:pPr>
+        <w:jc w:val="center"/>
+      </w:pPr>
       <w:r>
         <w:rPr>
           <w:rFonts w:ascii="Times New Roman" w:hAnsi="Times New Roman"/>
           <w:b/>
           <w:sz w:val="24"/>
         </w:rPr>
+        <w:t>Описание полей класса «DeveloperService»</w:t>
       </w:r>
     </w:p>
     <w:tbl>
@@ -9550,16 +11005,20 @@
           <w:b/>
           <w:sz w:val="24"/>
         </w:rPr>
-        <w:t>Таблица 24. Описание методов класса DeveloperService</w:t>
+        <w:t>Таблица 24</w:t>
       </w:r>
     </w:p>
     <w:p>
+      <w:pPr>
+        <w:jc w:val="center"/>
+      </w:pPr>
       <w:r>
         <w:rPr>
           <w:rFonts w:ascii="Times New Roman" w:hAnsi="Times New Roman"/>
           <w:b/>
           <w:sz w:val="24"/>
         </w:rPr>
+        <w:t>Описание методов класса «DeveloperService»</w:t>
       </w:r>
     </w:p>
     <w:tbl>
@@ -9824,16 +11283,20 @@
           <w:b/>
           <w:sz w:val="24"/>
         </w:rPr>
-        <w:t>Таблица 25. Описание полей класса CustomerService</w:t>
+        <w:t>Таблица 25</w:t>
       </w:r>
     </w:p>
     <w:p>
+      <w:pPr>
+        <w:jc w:val="center"/>
+      </w:pPr>
       <w:r>
         <w:rPr>
           <w:rFonts w:ascii="Times New Roman" w:hAnsi="Times New Roman"/>
           <w:b/>
           <w:sz w:val="24"/>
         </w:rPr>
+        <w:t>Описание полей класса «CustomerService»</w:t>
       </w:r>
     </w:p>
     <w:tbl>
@@ -10051,16 +11514,20 @@
           <w:b/>
           <w:sz w:val="24"/>
         </w:rPr>
-        <w:t>Таблица 26. Описание методов класса CustomerService</w:t>
+        <w:t>Таблица 26</w:t>
       </w:r>
     </w:p>
     <w:p>
+      <w:pPr>
+        <w:jc w:val="center"/>
+      </w:pPr>
       <w:r>
         <w:rPr>
           <w:rFonts w:ascii="Times New Roman" w:hAnsi="Times New Roman"/>
           <w:b/>
           <w:sz w:val="24"/>
         </w:rPr>
+        <w:t>Описание методов класса «CustomerService»</w:t>
       </w:r>
     </w:p>
     <w:tbl>
@@ -10325,16 +11792,20 @@
           <w:b/>
           <w:sz w:val="24"/>
         </w:rPr>
-        <w:t>Таблица 27. Описание полей класса PurchaseService</w:t>
+        <w:t>Таблица 27</w:t>
       </w:r>
     </w:p>
     <w:p>
+      <w:pPr>
+        <w:jc w:val="center"/>
+      </w:pPr>
       <w:r>
         <w:rPr>
           <w:rFonts w:ascii="Times New Roman" w:hAnsi="Times New Roman"/>
           <w:b/>
           <w:sz w:val="24"/>
         </w:rPr>
+        <w:t>Описание полей класса «PurchaseService»</w:t>
       </w:r>
     </w:p>
     <w:tbl>
@@ -10552,16 +12023,20 @@
           <w:b/>
           <w:sz w:val="24"/>
         </w:rPr>
-        <w:t>Таблица 28. Описание методов класса PurchaseService</w:t>
+        <w:t>Таблица 28</w:t>
       </w:r>
     </w:p>
     <w:p>
+      <w:pPr>
+        <w:jc w:val="center"/>
+      </w:pPr>
       <w:r>
         <w:rPr>
           <w:rFonts w:ascii="Times New Roman" w:hAnsi="Times New Roman"/>
           <w:b/>
           <w:sz w:val="24"/>
         </w:rPr>
+        <w:t>Описание методов класса «PurchaseService»</w:t>
       </w:r>
     </w:p>
     <w:tbl>
@@ -10826,16 +12301,20 @@
           <w:b/>
           <w:sz w:val="24"/>
         </w:rPr>
-        <w:t>Таблица 29. Описание полей класса GameDialogManager</w:t>
+        <w:t>Таблица 29</w:t>
       </w:r>
     </w:p>
     <w:p>
+      <w:pPr>
+        <w:jc w:val="center"/>
+      </w:pPr>
       <w:r>
         <w:rPr>
           <w:rFonts w:ascii="Times New Roman" w:hAnsi="Times New Roman"/>
           <w:b/>
           <w:sz w:val="24"/>
         </w:rPr>
+        <w:t>Описание полей класса «GameDialogManager»</w:t>
       </w:r>
     </w:p>
     <w:tbl>
@@ -11006,16 +12485,20 @@
           <w:b/>
           <w:sz w:val="24"/>
         </w:rPr>
-        <w:t>Таблица 30. Описание методов класса GameDialogManager</w:t>
+        <w:t>Таблица 30</w:t>
       </w:r>
     </w:p>
     <w:p>
+      <w:pPr>
+        <w:jc w:val="center"/>
+      </w:pPr>
       <w:r>
         <w:rPr>
           <w:rFonts w:ascii="Times New Roman" w:hAnsi="Times New Roman"/>
           <w:b/>
           <w:sz w:val="24"/>
         </w:rPr>
+        <w:t>Описание методов класса «GameDialogManager»</w:t>
       </w:r>
     </w:p>
     <w:tbl>
@@ -11280,16 +12763,20 @@
           <w:b/>
           <w:sz w:val="24"/>
         </w:rPr>
-        <w:t>Таблица 31. Описание полей класса PurchaseDialogManager</w:t>
+        <w:t>Таблица 31</w:t>
       </w:r>
     </w:p>
     <w:p>
+      <w:pPr>
+        <w:jc w:val="center"/>
+      </w:pPr>
       <w:r>
         <w:rPr>
           <w:rFonts w:ascii="Times New Roman" w:hAnsi="Times New Roman"/>
           <w:b/>
           <w:sz w:val="24"/>
         </w:rPr>
+        <w:t>Описание полей класса «PurchaseDialogManager»</w:t>
       </w:r>
     </w:p>
     <w:tbl>
@@ -11460,16 +12947,20 @@
           <w:b/>
           <w:sz w:val="24"/>
         </w:rPr>
-        <w:t>Таблица 32. Описание методов класса PurchaseDialogManager</w:t>
+        <w:t>Таблица 32</w:t>
       </w:r>
     </w:p>
     <w:p>
+      <w:pPr>
+        <w:jc w:val="center"/>
+      </w:pPr>
       <w:r>
         <w:rPr>
           <w:rFonts w:ascii="Times New Roman" w:hAnsi="Times New Roman"/>
           <w:b/>
           <w:sz w:val="24"/>
         </w:rPr>
+        <w:t>Описание методов класса «PurchaseDialogManager»</w:t>
       </w:r>
     </w:p>
     <w:tbl>
@@ -11734,16 +13225,20 @@
           <w:b/>
           <w:sz w:val="24"/>
         </w:rPr>
-        <w:t>Таблица 33. Описание полей класса CustomerDialogManager</w:t>
+        <w:t>Таблица 33</w:t>
       </w:r>
     </w:p>
     <w:p>
+      <w:pPr>
+        <w:jc w:val="center"/>
+      </w:pPr>
       <w:r>
         <w:rPr>
           <w:rFonts w:ascii="Times New Roman" w:hAnsi="Times New Roman"/>
           <w:b/>
           <w:sz w:val="24"/>
         </w:rPr>
+        <w:t>Описание полей класса «CustomerDialogManager»</w:t>
       </w:r>
     </w:p>
     <w:tbl>
@@ -11914,16 +13409,20 @@
           <w:b/>
           <w:sz w:val="24"/>
         </w:rPr>
-        <w:t>Таблица 34. Описание методов класса CustomerDialogManager</w:t>
+        <w:t>Таблица 34</w:t>
       </w:r>
     </w:p>
     <w:p>
+      <w:pPr>
+        <w:jc w:val="center"/>
+      </w:pPr>
       <w:r>
         <w:rPr>
           <w:rFonts w:ascii="Times New Roman" w:hAnsi="Times New Roman"/>
           <w:b/>
           <w:sz w:val="24"/>
         </w:rPr>
+        <w:t>Описание методов класса «CustomerDialogManager»</w:t>
       </w:r>
     </w:p>
     <w:tbl>
@@ -12188,16 +13687,20 @@
           <w:b/>
           <w:sz w:val="24"/>
         </w:rPr>
-        <w:t>Таблица 35. Описание полей класса DeveloperDialogManager</w:t>
+        <w:t>Таблица 35</w:t>
       </w:r>
     </w:p>
     <w:p>
+      <w:pPr>
+        <w:jc w:val="center"/>
+      </w:pPr>
       <w:r>
         <w:rPr>
           <w:rFonts w:ascii="Times New Roman" w:hAnsi="Times New Roman"/>
           <w:b/>
           <w:sz w:val="24"/>
         </w:rPr>
+        <w:t>Описание полей класса «DeveloperDialogManager»</w:t>
       </w:r>
     </w:p>
     <w:tbl>
@@ -12368,16 +13871,20 @@
           <w:b/>
           <w:sz w:val="24"/>
         </w:rPr>
-        <w:t>Таблица 36. Описание методов класса DeveloperDialogManager</w:t>
+        <w:t>Таблица 36</w:t>
       </w:r>
     </w:p>
     <w:p>
+      <w:pPr>
+        <w:jc w:val="center"/>
+      </w:pPr>
       <w:r>
         <w:rPr>
           <w:rFonts w:ascii="Times New Roman" w:hAnsi="Times New Roman"/>
           <w:b/>
           <w:sz w:val="24"/>
         </w:rPr>
+        <w:t>Описание методов класса «DeveloperDialogManager»</w:t>
       </w:r>
     </w:p>
     <w:tbl>
@@ -12642,16 +14149,20 @@
           <w:b/>
           <w:sz w:val="24"/>
         </w:rPr>
-        <w:t>Таблица 37. Описание полей класса GenreDialogManager</w:t>
+        <w:t>Таблица 37</w:t>
       </w:r>
     </w:p>
     <w:p>
+      <w:pPr>
+        <w:jc w:val="center"/>
+      </w:pPr>
       <w:r>
         <w:rPr>
           <w:rFonts w:ascii="Times New Roman" w:hAnsi="Times New Roman"/>
           <w:b/>
           <w:sz w:val="24"/>
         </w:rPr>
+        <w:t>Описание полей класса «GenreDialogManager»</w:t>
       </w:r>
     </w:p>
     <w:tbl>
@@ -12822,16 +14333,20 @@
           <w:b/>
           <w:sz w:val="24"/>
         </w:rPr>
-        <w:t>Таблица 38. Описание методов класса GenreDialogManager</w:t>
+        <w:t>Таблица 38</w:t>
       </w:r>
     </w:p>
     <w:p>
+      <w:pPr>
+        <w:jc w:val="center"/>
+      </w:pPr>
       <w:r>
         <w:rPr>
           <w:rFonts w:ascii="Times New Roman" w:hAnsi="Times New Roman"/>
           <w:b/>
           <w:sz w:val="24"/>
         </w:rPr>
+        <w:t>Описание методов класса «GenreDialogManager»</w:t>
       </w:r>
     </w:p>
     <w:tbl>
@@ -13080,6 +14595,3267 @@
                 <w:sz w:val="24"/>
               </w:rPr>
               <w:t>Открытие диалога удаления жанра</w:t>
+            </w:r>
+          </w:p>
+        </w:tc>
+      </w:tr>
+    </w:tbl>
+    <w:p/>
+    <w:p>
+      <w:pPr>
+        <w:jc w:val="center"/>
+      </w:pPr>
+      <w:r>
+        <w:rPr>
+          <w:rFonts w:ascii="Times New Roman" w:hAnsi="Times New Roman"/>
+          <w:b/>
+          <w:sz w:val="24"/>
+        </w:rPr>
+        <w:t>Таблица 39</w:t>
+      </w:r>
+    </w:p>
+    <w:p>
+      <w:pPr>
+        <w:jc w:val="center"/>
+      </w:pPr>
+      <w:r>
+        <w:rPr>
+          <w:rFonts w:ascii="Times New Roman" w:hAnsi="Times New Roman"/>
+          <w:b/>
+          <w:sz w:val="24"/>
+        </w:rPr>
+        <w:t>Результаты модульного тестирования</w:t>
+      </w:r>
+    </w:p>
+    <w:tbl>
+      <w:tblPr>
+        <w:tblStyle w:val="TableGrid"/>
+        <w:tblW w:type="auto" w:w="0"/>
+        <w:jc w:val="center"/>
+        <w:tblLook w:firstColumn="1" w:firstRow="1" w:lastColumn="0" w:lastRow="0" w:noHBand="0" w:noVBand="1" w:val="04A0"/>
+      </w:tblPr>
+      <w:tblGrid>
+        <w:gridCol w:w="1234"/>
+        <w:gridCol w:w="1234"/>
+        <w:gridCol w:w="1234"/>
+        <w:gridCol w:w="1234"/>
+        <w:gridCol w:w="1234"/>
+        <w:gridCol w:w="1234"/>
+        <w:gridCol w:w="1234"/>
+      </w:tblGrid>
+      <w:tr>
+        <w:tc>
+          <w:tcPr>
+            <w:tcW w:type="dxa" w:w="1234"/>
+          </w:tcPr>
+          <w:p>
+            <w:r/>
+            <w:r>
+              <w:rPr>
+                <w:rFonts w:ascii="Times New Roman" w:hAnsi="Times New Roman"/>
+                <w:b/>
+                <w:sz w:val="24"/>
+              </w:rPr>
+              <w:t>№</w:t>
+            </w:r>
+          </w:p>
+        </w:tc>
+        <w:tc>
+          <w:tcPr>
+            <w:tcW w:type="dxa" w:w="1234"/>
+          </w:tcPr>
+          <w:p>
+            <w:r/>
+            <w:r>
+              <w:rPr>
+                <w:rFonts w:ascii="Times New Roman" w:hAnsi="Times New Roman"/>
+                <w:b/>
+                <w:sz w:val="24"/>
+              </w:rPr>
+              <w:t>Модуль</w:t>
+            </w:r>
+          </w:p>
+        </w:tc>
+        <w:tc>
+          <w:tcPr>
+            <w:tcW w:type="dxa" w:w="1234"/>
+          </w:tcPr>
+          <w:p>
+            <w:r/>
+            <w:r>
+              <w:rPr>
+                <w:rFonts w:ascii="Times New Roman" w:hAnsi="Times New Roman"/>
+                <w:b/>
+                <w:sz w:val="24"/>
+              </w:rPr>
+              <w:t>Тест</w:t>
+            </w:r>
+          </w:p>
+        </w:tc>
+        <w:tc>
+          <w:tcPr>
+            <w:tcW w:type="dxa" w:w="1234"/>
+          </w:tcPr>
+          <w:p>
+            <w:r/>
+            <w:r>
+              <w:rPr>
+                <w:rFonts w:ascii="Times New Roman" w:hAnsi="Times New Roman"/>
+                <w:b/>
+                <w:sz w:val="24"/>
+              </w:rPr>
+              <w:t>Входные данные</w:t>
+            </w:r>
+          </w:p>
+        </w:tc>
+        <w:tc>
+          <w:tcPr>
+            <w:tcW w:type="dxa" w:w="1234"/>
+          </w:tcPr>
+          <w:p>
+            <w:r/>
+            <w:r>
+              <w:rPr>
+                <w:rFonts w:ascii="Times New Roman" w:hAnsi="Times New Roman"/>
+                <w:b/>
+                <w:sz w:val="24"/>
+              </w:rPr>
+              <w:t>Ожидаемый результат</w:t>
+            </w:r>
+          </w:p>
+        </w:tc>
+        <w:tc>
+          <w:tcPr>
+            <w:tcW w:type="dxa" w:w="1234"/>
+          </w:tcPr>
+          <w:p>
+            <w:r/>
+            <w:r>
+              <w:rPr>
+                <w:rFonts w:ascii="Times New Roman" w:hAnsi="Times New Roman"/>
+                <w:b/>
+                <w:sz w:val="24"/>
+              </w:rPr>
+              <w:t>Фактический результат</w:t>
+            </w:r>
+          </w:p>
+        </w:tc>
+        <w:tc>
+          <w:tcPr>
+            <w:tcW w:type="dxa" w:w="1234"/>
+          </w:tcPr>
+          <w:p>
+            <w:r/>
+            <w:r>
+              <w:rPr>
+                <w:rFonts w:ascii="Times New Roman" w:hAnsi="Times New Roman"/>
+                <w:b/>
+                <w:sz w:val="24"/>
+              </w:rPr>
+              <w:t>Статус</w:t>
+            </w:r>
+          </w:p>
+        </w:tc>
+      </w:tr>
+      <w:tr>
+        <w:tc>
+          <w:tcPr>
+            <w:tcW w:type="dxa" w:w="1234"/>
+          </w:tcPr>
+          <w:p>
+            <w:r/>
+            <w:r>
+              <w:rPr>
+                <w:rFonts w:ascii="Times New Roman" w:hAnsi="Times New Roman"/>
+                <w:sz w:val="24"/>
+              </w:rPr>
+              <w:t>1</w:t>
+            </w:r>
+          </w:p>
+        </w:tc>
+        <w:tc>
+          <w:tcPr>
+            <w:tcW w:type="dxa" w:w="1234"/>
+          </w:tcPr>
+          <w:p>
+            <w:r/>
+            <w:r>
+              <w:rPr>
+                <w:rFonts w:ascii="Times New Roman" w:hAnsi="Times New Roman"/>
+                <w:sz w:val="24"/>
+              </w:rPr>
+              <w:t>GameService</w:t>
+            </w:r>
+          </w:p>
+        </w:tc>
+        <w:tc>
+          <w:tcPr>
+            <w:tcW w:type="dxa" w:w="1234"/>
+          </w:tcPr>
+          <w:p>
+            <w:r/>
+            <w:r>
+              <w:rPr>
+                <w:rFonts w:ascii="Times New Roman" w:hAnsi="Times New Roman"/>
+                <w:sz w:val="24"/>
+              </w:rPr>
+              <w:t>Получение списка игр</w:t>
+            </w:r>
+          </w:p>
+        </w:tc>
+        <w:tc>
+          <w:tcPr>
+            <w:tcW w:type="dxa" w:w="1234"/>
+          </w:tcPr>
+          <w:p>
+            <w:r/>
+            <w:r>
+              <w:rPr>
+                <w:rFonts w:ascii="Times New Roman" w:hAnsi="Times New Roman"/>
+                <w:sz w:val="24"/>
+              </w:rPr>
+              <w:t>Вызов getGames()</w:t>
+            </w:r>
+          </w:p>
+        </w:tc>
+        <w:tc>
+          <w:tcPr>
+            <w:tcW w:type="dxa" w:w="1234"/>
+          </w:tcPr>
+          <w:p>
+            <w:r/>
+            <w:r>
+              <w:rPr>
+                <w:rFonts w:ascii="Times New Roman" w:hAnsi="Times New Roman"/>
+                <w:sz w:val="24"/>
+              </w:rPr>
+              <w:t>Список всех игр из БД</w:t>
+            </w:r>
+          </w:p>
+        </w:tc>
+        <w:tc>
+          <w:tcPr>
+            <w:tcW w:type="dxa" w:w="1234"/>
+          </w:tcPr>
+          <w:p>
+            <w:r/>
+            <w:r>
+              <w:rPr>
+                <w:rFonts w:ascii="Times New Roman" w:hAnsi="Times New Roman"/>
+                <w:sz w:val="24"/>
+              </w:rPr>
+              <w:t>Список всех игр из БД</w:t>
+            </w:r>
+          </w:p>
+        </w:tc>
+        <w:tc>
+          <w:tcPr>
+            <w:tcW w:type="dxa" w:w="1234"/>
+          </w:tcPr>
+          <w:p>
+            <w:r/>
+            <w:r>
+              <w:rPr>
+                <w:rFonts w:ascii="Times New Roman" w:hAnsi="Times New Roman"/>
+                <w:sz w:val="24"/>
+              </w:rPr>
+              <w:t>Пройден</w:t>
+            </w:r>
+          </w:p>
+        </w:tc>
+      </w:tr>
+      <w:tr>
+        <w:tc>
+          <w:tcPr>
+            <w:tcW w:type="dxa" w:w="1234"/>
+          </w:tcPr>
+          <w:p>
+            <w:r/>
+            <w:r>
+              <w:rPr>
+                <w:rFonts w:ascii="Times New Roman" w:hAnsi="Times New Roman"/>
+                <w:sz w:val="24"/>
+              </w:rPr>
+              <w:t>2</w:t>
+            </w:r>
+          </w:p>
+        </w:tc>
+        <w:tc>
+          <w:tcPr>
+            <w:tcW w:type="dxa" w:w="1234"/>
+          </w:tcPr>
+          <w:p>
+            <w:r/>
+            <w:r>
+              <w:rPr>
+                <w:rFonts w:ascii="Times New Roman" w:hAnsi="Times New Roman"/>
+                <w:sz w:val="24"/>
+              </w:rPr>
+              <w:t>GameService</w:t>
+            </w:r>
+          </w:p>
+        </w:tc>
+        <w:tc>
+          <w:tcPr>
+            <w:tcW w:type="dxa" w:w="1234"/>
+          </w:tcPr>
+          <w:p>
+            <w:r/>
+            <w:r>
+              <w:rPr>
+                <w:rFonts w:ascii="Times New Roman" w:hAnsi="Times New Roman"/>
+                <w:sz w:val="24"/>
+              </w:rPr>
+              <w:t>Добавление игры</w:t>
+            </w:r>
+          </w:p>
+        </w:tc>
+        <w:tc>
+          <w:tcPr>
+            <w:tcW w:type="dxa" w:w="1234"/>
+          </w:tcPr>
+          <w:p>
+            <w:r/>
+            <w:r>
+              <w:rPr>
+                <w:rFonts w:ascii="Times New Roman" w:hAnsi="Times New Roman"/>
+                <w:sz w:val="24"/>
+              </w:rPr>
+              <w:t>Объект Game с заполненными полями</w:t>
+            </w:r>
+          </w:p>
+        </w:tc>
+        <w:tc>
+          <w:tcPr>
+            <w:tcW w:type="dxa" w:w="1234"/>
+          </w:tcPr>
+          <w:p>
+            <w:r/>
+            <w:r>
+              <w:rPr>
+                <w:rFonts w:ascii="Times New Roman" w:hAnsi="Times New Roman"/>
+                <w:sz w:val="24"/>
+              </w:rPr>
+              <w:t>Игра добавлена в БД</w:t>
+            </w:r>
+          </w:p>
+        </w:tc>
+        <w:tc>
+          <w:tcPr>
+            <w:tcW w:type="dxa" w:w="1234"/>
+          </w:tcPr>
+          <w:p>
+            <w:r/>
+            <w:r>
+              <w:rPr>
+                <w:rFonts w:ascii="Times New Roman" w:hAnsi="Times New Roman"/>
+                <w:sz w:val="24"/>
+              </w:rPr>
+              <w:t>Игра добавлена в БД</w:t>
+            </w:r>
+          </w:p>
+        </w:tc>
+        <w:tc>
+          <w:tcPr>
+            <w:tcW w:type="dxa" w:w="1234"/>
+          </w:tcPr>
+          <w:p>
+            <w:r/>
+            <w:r>
+              <w:rPr>
+                <w:rFonts w:ascii="Times New Roman" w:hAnsi="Times New Roman"/>
+                <w:sz w:val="24"/>
+              </w:rPr>
+              <w:t>Пройден</w:t>
+            </w:r>
+          </w:p>
+        </w:tc>
+      </w:tr>
+      <w:tr>
+        <w:tc>
+          <w:tcPr>
+            <w:tcW w:type="dxa" w:w="1234"/>
+          </w:tcPr>
+          <w:p>
+            <w:r/>
+            <w:r>
+              <w:rPr>
+                <w:rFonts w:ascii="Times New Roman" w:hAnsi="Times New Roman"/>
+                <w:sz w:val="24"/>
+              </w:rPr>
+              <w:t>3</w:t>
+            </w:r>
+          </w:p>
+        </w:tc>
+        <w:tc>
+          <w:tcPr>
+            <w:tcW w:type="dxa" w:w="1234"/>
+          </w:tcPr>
+          <w:p>
+            <w:r/>
+            <w:r>
+              <w:rPr>
+                <w:rFonts w:ascii="Times New Roman" w:hAnsi="Times New Roman"/>
+                <w:sz w:val="24"/>
+              </w:rPr>
+              <w:t>GameService</w:t>
+            </w:r>
+          </w:p>
+        </w:tc>
+        <w:tc>
+          <w:tcPr>
+            <w:tcW w:type="dxa" w:w="1234"/>
+          </w:tcPr>
+          <w:p>
+            <w:r/>
+            <w:r>
+              <w:rPr>
+                <w:rFonts w:ascii="Times New Roman" w:hAnsi="Times New Roman"/>
+                <w:sz w:val="24"/>
+              </w:rPr>
+              <w:t>Удаление игры</w:t>
+            </w:r>
+          </w:p>
+        </w:tc>
+        <w:tc>
+          <w:tcPr>
+            <w:tcW w:type="dxa" w:w="1234"/>
+          </w:tcPr>
+          <w:p>
+            <w:r/>
+            <w:r>
+              <w:rPr>
+                <w:rFonts w:ascii="Times New Roman" w:hAnsi="Times New Roman"/>
+                <w:sz w:val="24"/>
+              </w:rPr>
+              <w:t>ID существующей игры</w:t>
+            </w:r>
+          </w:p>
+        </w:tc>
+        <w:tc>
+          <w:tcPr>
+            <w:tcW w:type="dxa" w:w="1234"/>
+          </w:tcPr>
+          <w:p>
+            <w:r/>
+            <w:r>
+              <w:rPr>
+                <w:rFonts w:ascii="Times New Roman" w:hAnsi="Times New Roman"/>
+                <w:sz w:val="24"/>
+              </w:rPr>
+              <w:t>Игра удалена из БД</w:t>
+            </w:r>
+          </w:p>
+        </w:tc>
+        <w:tc>
+          <w:tcPr>
+            <w:tcW w:type="dxa" w:w="1234"/>
+          </w:tcPr>
+          <w:p>
+            <w:r/>
+            <w:r>
+              <w:rPr>
+                <w:rFonts w:ascii="Times New Roman" w:hAnsi="Times New Roman"/>
+                <w:sz w:val="24"/>
+              </w:rPr>
+              <w:t>Игра удалена из БД</w:t>
+            </w:r>
+          </w:p>
+        </w:tc>
+        <w:tc>
+          <w:tcPr>
+            <w:tcW w:type="dxa" w:w="1234"/>
+          </w:tcPr>
+          <w:p>
+            <w:r/>
+            <w:r>
+              <w:rPr>
+                <w:rFonts w:ascii="Times New Roman" w:hAnsi="Times New Roman"/>
+                <w:sz w:val="24"/>
+              </w:rPr>
+              <w:t>Пройден</w:t>
+            </w:r>
+          </w:p>
+        </w:tc>
+      </w:tr>
+      <w:tr>
+        <w:tc>
+          <w:tcPr>
+            <w:tcW w:type="dxa" w:w="1234"/>
+          </w:tcPr>
+          <w:p>
+            <w:r/>
+            <w:r>
+              <w:rPr>
+                <w:rFonts w:ascii="Times New Roman" w:hAnsi="Times New Roman"/>
+                <w:sz w:val="24"/>
+              </w:rPr>
+              <w:t>4</w:t>
+            </w:r>
+          </w:p>
+        </w:tc>
+        <w:tc>
+          <w:tcPr>
+            <w:tcW w:type="dxa" w:w="1234"/>
+          </w:tcPr>
+          <w:p>
+            <w:r/>
+            <w:r>
+              <w:rPr>
+                <w:rFonts w:ascii="Times New Roman" w:hAnsi="Times New Roman"/>
+                <w:sz w:val="24"/>
+              </w:rPr>
+              <w:t>GameService</w:t>
+            </w:r>
+          </w:p>
+        </w:tc>
+        <w:tc>
+          <w:tcPr>
+            <w:tcW w:type="dxa" w:w="1234"/>
+          </w:tcPr>
+          <w:p>
+            <w:r/>
+            <w:r>
+              <w:rPr>
+                <w:rFonts w:ascii="Times New Roman" w:hAnsi="Times New Roman"/>
+                <w:sz w:val="24"/>
+              </w:rPr>
+              <w:t>Обновление игры</w:t>
+            </w:r>
+          </w:p>
+        </w:tc>
+        <w:tc>
+          <w:tcPr>
+            <w:tcW w:type="dxa" w:w="1234"/>
+          </w:tcPr>
+          <w:p>
+            <w:r/>
+            <w:r>
+              <w:rPr>
+                <w:rFonts w:ascii="Times New Roman" w:hAnsi="Times New Roman"/>
+                <w:sz w:val="24"/>
+              </w:rPr>
+              <w:t>Объект Game с изменёнными полями</w:t>
+            </w:r>
+          </w:p>
+        </w:tc>
+        <w:tc>
+          <w:tcPr>
+            <w:tcW w:type="dxa" w:w="1234"/>
+          </w:tcPr>
+          <w:p>
+            <w:r/>
+            <w:r>
+              <w:rPr>
+                <w:rFonts w:ascii="Times New Roman" w:hAnsi="Times New Roman"/>
+                <w:sz w:val="24"/>
+              </w:rPr>
+              <w:t>Данные игры обновлены</w:t>
+            </w:r>
+          </w:p>
+        </w:tc>
+        <w:tc>
+          <w:tcPr>
+            <w:tcW w:type="dxa" w:w="1234"/>
+          </w:tcPr>
+          <w:p>
+            <w:r/>
+            <w:r>
+              <w:rPr>
+                <w:rFonts w:ascii="Times New Roman" w:hAnsi="Times New Roman"/>
+                <w:sz w:val="24"/>
+              </w:rPr>
+              <w:t>Данные игры обновлены</w:t>
+            </w:r>
+          </w:p>
+        </w:tc>
+        <w:tc>
+          <w:tcPr>
+            <w:tcW w:type="dxa" w:w="1234"/>
+          </w:tcPr>
+          <w:p>
+            <w:r/>
+            <w:r>
+              <w:rPr>
+                <w:rFonts w:ascii="Times New Roman" w:hAnsi="Times New Roman"/>
+                <w:sz w:val="24"/>
+              </w:rPr>
+              <w:t>Пройден</w:t>
+            </w:r>
+          </w:p>
+        </w:tc>
+      </w:tr>
+      <w:tr>
+        <w:tc>
+          <w:tcPr>
+            <w:tcW w:type="dxa" w:w="1234"/>
+          </w:tcPr>
+          <w:p>
+            <w:r/>
+            <w:r>
+              <w:rPr>
+                <w:rFonts w:ascii="Times New Roman" w:hAnsi="Times New Roman"/>
+                <w:sz w:val="24"/>
+              </w:rPr>
+              <w:t>5</w:t>
+            </w:r>
+          </w:p>
+        </w:tc>
+        <w:tc>
+          <w:tcPr>
+            <w:tcW w:type="dxa" w:w="1234"/>
+          </w:tcPr>
+          <w:p>
+            <w:r/>
+            <w:r>
+              <w:rPr>
+                <w:rFonts w:ascii="Times New Roman" w:hAnsi="Times New Roman"/>
+                <w:sz w:val="24"/>
+              </w:rPr>
+              <w:t>GenreService</w:t>
+            </w:r>
+          </w:p>
+        </w:tc>
+        <w:tc>
+          <w:tcPr>
+            <w:tcW w:type="dxa" w:w="1234"/>
+          </w:tcPr>
+          <w:p>
+            <w:r/>
+            <w:r>
+              <w:rPr>
+                <w:rFonts w:ascii="Times New Roman" w:hAnsi="Times New Roman"/>
+                <w:sz w:val="24"/>
+              </w:rPr>
+              <w:t>Получение списка жанров</w:t>
+            </w:r>
+          </w:p>
+        </w:tc>
+        <w:tc>
+          <w:tcPr>
+            <w:tcW w:type="dxa" w:w="1234"/>
+          </w:tcPr>
+          <w:p>
+            <w:r/>
+            <w:r>
+              <w:rPr>
+                <w:rFonts w:ascii="Times New Roman" w:hAnsi="Times New Roman"/>
+                <w:sz w:val="24"/>
+              </w:rPr>
+              <w:t>Вызов getGenres()</w:t>
+            </w:r>
+          </w:p>
+        </w:tc>
+        <w:tc>
+          <w:tcPr>
+            <w:tcW w:type="dxa" w:w="1234"/>
+          </w:tcPr>
+          <w:p>
+            <w:r/>
+            <w:r>
+              <w:rPr>
+                <w:rFonts w:ascii="Times New Roman" w:hAnsi="Times New Roman"/>
+                <w:sz w:val="24"/>
+              </w:rPr>
+              <w:t>Список всех жанров из БД</w:t>
+            </w:r>
+          </w:p>
+        </w:tc>
+        <w:tc>
+          <w:tcPr>
+            <w:tcW w:type="dxa" w:w="1234"/>
+          </w:tcPr>
+          <w:p>
+            <w:r/>
+            <w:r>
+              <w:rPr>
+                <w:rFonts w:ascii="Times New Roman" w:hAnsi="Times New Roman"/>
+                <w:sz w:val="24"/>
+              </w:rPr>
+              <w:t>Список всех жанров из БД</w:t>
+            </w:r>
+          </w:p>
+        </w:tc>
+        <w:tc>
+          <w:tcPr>
+            <w:tcW w:type="dxa" w:w="1234"/>
+          </w:tcPr>
+          <w:p>
+            <w:r/>
+            <w:r>
+              <w:rPr>
+                <w:rFonts w:ascii="Times New Roman" w:hAnsi="Times New Roman"/>
+                <w:sz w:val="24"/>
+              </w:rPr>
+              <w:t>Пройден</w:t>
+            </w:r>
+          </w:p>
+        </w:tc>
+      </w:tr>
+      <w:tr>
+        <w:tc>
+          <w:tcPr>
+            <w:tcW w:type="dxa" w:w="1234"/>
+          </w:tcPr>
+          <w:p>
+            <w:r/>
+            <w:r>
+              <w:rPr>
+                <w:rFonts w:ascii="Times New Roman" w:hAnsi="Times New Roman"/>
+                <w:sz w:val="24"/>
+              </w:rPr>
+              <w:t>6</w:t>
+            </w:r>
+          </w:p>
+        </w:tc>
+        <w:tc>
+          <w:tcPr>
+            <w:tcW w:type="dxa" w:w="1234"/>
+          </w:tcPr>
+          <w:p>
+            <w:r/>
+            <w:r>
+              <w:rPr>
+                <w:rFonts w:ascii="Times New Roman" w:hAnsi="Times New Roman"/>
+                <w:sz w:val="24"/>
+              </w:rPr>
+              <w:t>GenreService</w:t>
+            </w:r>
+          </w:p>
+        </w:tc>
+        <w:tc>
+          <w:tcPr>
+            <w:tcW w:type="dxa" w:w="1234"/>
+          </w:tcPr>
+          <w:p>
+            <w:r/>
+            <w:r>
+              <w:rPr>
+                <w:rFonts w:ascii="Times New Roman" w:hAnsi="Times New Roman"/>
+                <w:sz w:val="24"/>
+              </w:rPr>
+              <w:t>Добавление жанра</w:t>
+            </w:r>
+          </w:p>
+        </w:tc>
+        <w:tc>
+          <w:tcPr>
+            <w:tcW w:type="dxa" w:w="1234"/>
+          </w:tcPr>
+          <w:p>
+            <w:r/>
+            <w:r>
+              <w:rPr>
+                <w:rFonts w:ascii="Times New Roman" w:hAnsi="Times New Roman"/>
+                <w:sz w:val="24"/>
+              </w:rPr>
+              <w:t>Объект Genre с заполненными полями</w:t>
+            </w:r>
+          </w:p>
+        </w:tc>
+        <w:tc>
+          <w:tcPr>
+            <w:tcW w:type="dxa" w:w="1234"/>
+          </w:tcPr>
+          <w:p>
+            <w:r/>
+            <w:r>
+              <w:rPr>
+                <w:rFonts w:ascii="Times New Roman" w:hAnsi="Times New Roman"/>
+                <w:sz w:val="24"/>
+              </w:rPr>
+              <w:t>Жанр добавлен в БД</w:t>
+            </w:r>
+          </w:p>
+        </w:tc>
+        <w:tc>
+          <w:tcPr>
+            <w:tcW w:type="dxa" w:w="1234"/>
+          </w:tcPr>
+          <w:p>
+            <w:r/>
+            <w:r>
+              <w:rPr>
+                <w:rFonts w:ascii="Times New Roman" w:hAnsi="Times New Roman"/>
+                <w:sz w:val="24"/>
+              </w:rPr>
+              <w:t>Жанр добавлен в БД</w:t>
+            </w:r>
+          </w:p>
+        </w:tc>
+        <w:tc>
+          <w:tcPr>
+            <w:tcW w:type="dxa" w:w="1234"/>
+          </w:tcPr>
+          <w:p>
+            <w:r/>
+            <w:r>
+              <w:rPr>
+                <w:rFonts w:ascii="Times New Roman" w:hAnsi="Times New Roman"/>
+                <w:sz w:val="24"/>
+              </w:rPr>
+              <w:t>Пройден</w:t>
+            </w:r>
+          </w:p>
+        </w:tc>
+      </w:tr>
+      <w:tr>
+        <w:tc>
+          <w:tcPr>
+            <w:tcW w:type="dxa" w:w="1234"/>
+          </w:tcPr>
+          <w:p>
+            <w:r/>
+            <w:r>
+              <w:rPr>
+                <w:rFonts w:ascii="Times New Roman" w:hAnsi="Times New Roman"/>
+                <w:sz w:val="24"/>
+              </w:rPr>
+              <w:t>7</w:t>
+            </w:r>
+          </w:p>
+        </w:tc>
+        <w:tc>
+          <w:tcPr>
+            <w:tcW w:type="dxa" w:w="1234"/>
+          </w:tcPr>
+          <w:p>
+            <w:r/>
+            <w:r>
+              <w:rPr>
+                <w:rFonts w:ascii="Times New Roman" w:hAnsi="Times New Roman"/>
+                <w:sz w:val="24"/>
+              </w:rPr>
+              <w:t>GenreService</w:t>
+            </w:r>
+          </w:p>
+        </w:tc>
+        <w:tc>
+          <w:tcPr>
+            <w:tcW w:type="dxa" w:w="1234"/>
+          </w:tcPr>
+          <w:p>
+            <w:r/>
+            <w:r>
+              <w:rPr>
+                <w:rFonts w:ascii="Times New Roman" w:hAnsi="Times New Roman"/>
+                <w:sz w:val="24"/>
+              </w:rPr>
+              <w:t>Удаление жанра</w:t>
+            </w:r>
+          </w:p>
+        </w:tc>
+        <w:tc>
+          <w:tcPr>
+            <w:tcW w:type="dxa" w:w="1234"/>
+          </w:tcPr>
+          <w:p>
+            <w:r/>
+            <w:r>
+              <w:rPr>
+                <w:rFonts w:ascii="Times New Roman" w:hAnsi="Times New Roman"/>
+                <w:sz w:val="24"/>
+              </w:rPr>
+              <w:t>ID существующего жанра</w:t>
+            </w:r>
+          </w:p>
+        </w:tc>
+        <w:tc>
+          <w:tcPr>
+            <w:tcW w:type="dxa" w:w="1234"/>
+          </w:tcPr>
+          <w:p>
+            <w:r/>
+            <w:r>
+              <w:rPr>
+                <w:rFonts w:ascii="Times New Roman" w:hAnsi="Times New Roman"/>
+                <w:sz w:val="24"/>
+              </w:rPr>
+              <w:t>Жанр удалён из БД</w:t>
+            </w:r>
+          </w:p>
+        </w:tc>
+        <w:tc>
+          <w:tcPr>
+            <w:tcW w:type="dxa" w:w="1234"/>
+          </w:tcPr>
+          <w:p>
+            <w:r/>
+            <w:r>
+              <w:rPr>
+                <w:rFonts w:ascii="Times New Roman" w:hAnsi="Times New Roman"/>
+                <w:sz w:val="24"/>
+              </w:rPr>
+              <w:t>Жанр удалён из БД</w:t>
+            </w:r>
+          </w:p>
+        </w:tc>
+        <w:tc>
+          <w:tcPr>
+            <w:tcW w:type="dxa" w:w="1234"/>
+          </w:tcPr>
+          <w:p>
+            <w:r/>
+            <w:r>
+              <w:rPr>
+                <w:rFonts w:ascii="Times New Roman" w:hAnsi="Times New Roman"/>
+                <w:sz w:val="24"/>
+              </w:rPr>
+              <w:t>Пройден</w:t>
+            </w:r>
+          </w:p>
+        </w:tc>
+      </w:tr>
+      <w:tr>
+        <w:tc>
+          <w:tcPr>
+            <w:tcW w:type="dxa" w:w="1234"/>
+          </w:tcPr>
+          <w:p>
+            <w:r/>
+            <w:r>
+              <w:rPr>
+                <w:rFonts w:ascii="Times New Roman" w:hAnsi="Times New Roman"/>
+                <w:sz w:val="24"/>
+              </w:rPr>
+              <w:t>8</w:t>
+            </w:r>
+          </w:p>
+        </w:tc>
+        <w:tc>
+          <w:tcPr>
+            <w:tcW w:type="dxa" w:w="1234"/>
+          </w:tcPr>
+          <w:p>
+            <w:r/>
+            <w:r>
+              <w:rPr>
+                <w:rFonts w:ascii="Times New Roman" w:hAnsi="Times New Roman"/>
+                <w:sz w:val="24"/>
+              </w:rPr>
+              <w:t>DeveloperService</w:t>
+            </w:r>
+          </w:p>
+        </w:tc>
+        <w:tc>
+          <w:tcPr>
+            <w:tcW w:type="dxa" w:w="1234"/>
+          </w:tcPr>
+          <w:p>
+            <w:r/>
+            <w:r>
+              <w:rPr>
+                <w:rFonts w:ascii="Times New Roman" w:hAnsi="Times New Roman"/>
+                <w:sz w:val="24"/>
+              </w:rPr>
+              <w:t>Получение списка разработчиков</w:t>
+            </w:r>
+          </w:p>
+        </w:tc>
+        <w:tc>
+          <w:tcPr>
+            <w:tcW w:type="dxa" w:w="1234"/>
+          </w:tcPr>
+          <w:p>
+            <w:r/>
+            <w:r>
+              <w:rPr>
+                <w:rFonts w:ascii="Times New Roman" w:hAnsi="Times New Roman"/>
+                <w:sz w:val="24"/>
+              </w:rPr>
+              <w:t>Вызов getDevelopers()</w:t>
+            </w:r>
+          </w:p>
+        </w:tc>
+        <w:tc>
+          <w:tcPr>
+            <w:tcW w:type="dxa" w:w="1234"/>
+          </w:tcPr>
+          <w:p>
+            <w:r/>
+            <w:r>
+              <w:rPr>
+                <w:rFonts w:ascii="Times New Roman" w:hAnsi="Times New Roman"/>
+                <w:sz w:val="24"/>
+              </w:rPr>
+              <w:t>Список разработчиков из БД</w:t>
+            </w:r>
+          </w:p>
+        </w:tc>
+        <w:tc>
+          <w:tcPr>
+            <w:tcW w:type="dxa" w:w="1234"/>
+          </w:tcPr>
+          <w:p>
+            <w:r/>
+            <w:r>
+              <w:rPr>
+                <w:rFonts w:ascii="Times New Roman" w:hAnsi="Times New Roman"/>
+                <w:sz w:val="24"/>
+              </w:rPr>
+              <w:t>Список разработчиков из БД</w:t>
+            </w:r>
+          </w:p>
+        </w:tc>
+        <w:tc>
+          <w:tcPr>
+            <w:tcW w:type="dxa" w:w="1234"/>
+          </w:tcPr>
+          <w:p>
+            <w:r/>
+            <w:r>
+              <w:rPr>
+                <w:rFonts w:ascii="Times New Roman" w:hAnsi="Times New Roman"/>
+                <w:sz w:val="24"/>
+              </w:rPr>
+              <w:t>Пройден</w:t>
+            </w:r>
+          </w:p>
+        </w:tc>
+      </w:tr>
+      <w:tr>
+        <w:tc>
+          <w:tcPr>
+            <w:tcW w:type="dxa" w:w="1234"/>
+          </w:tcPr>
+          <w:p>
+            <w:r/>
+            <w:r>
+              <w:rPr>
+                <w:rFonts w:ascii="Times New Roman" w:hAnsi="Times New Roman"/>
+                <w:sz w:val="24"/>
+              </w:rPr>
+              <w:t>9</w:t>
+            </w:r>
+          </w:p>
+        </w:tc>
+        <w:tc>
+          <w:tcPr>
+            <w:tcW w:type="dxa" w:w="1234"/>
+          </w:tcPr>
+          <w:p>
+            <w:r/>
+            <w:r>
+              <w:rPr>
+                <w:rFonts w:ascii="Times New Roman" w:hAnsi="Times New Roman"/>
+                <w:sz w:val="24"/>
+              </w:rPr>
+              <w:t>DeveloperService</w:t>
+            </w:r>
+          </w:p>
+        </w:tc>
+        <w:tc>
+          <w:tcPr>
+            <w:tcW w:type="dxa" w:w="1234"/>
+          </w:tcPr>
+          <w:p>
+            <w:r/>
+            <w:r>
+              <w:rPr>
+                <w:rFonts w:ascii="Times New Roman" w:hAnsi="Times New Roman"/>
+                <w:sz w:val="24"/>
+              </w:rPr>
+              <w:t>Добавление разработчика</w:t>
+            </w:r>
+          </w:p>
+        </w:tc>
+        <w:tc>
+          <w:tcPr>
+            <w:tcW w:type="dxa" w:w="1234"/>
+          </w:tcPr>
+          <w:p>
+            <w:r/>
+            <w:r>
+              <w:rPr>
+                <w:rFonts w:ascii="Times New Roman" w:hAnsi="Times New Roman"/>
+                <w:sz w:val="24"/>
+              </w:rPr>
+              <w:t>Объект Developer с полями</w:t>
+            </w:r>
+          </w:p>
+        </w:tc>
+        <w:tc>
+          <w:tcPr>
+            <w:tcW w:type="dxa" w:w="1234"/>
+          </w:tcPr>
+          <w:p>
+            <w:r/>
+            <w:r>
+              <w:rPr>
+                <w:rFonts w:ascii="Times New Roman" w:hAnsi="Times New Roman"/>
+                <w:sz w:val="24"/>
+              </w:rPr>
+              <w:t>Разработчик добавлен в БД</w:t>
+            </w:r>
+          </w:p>
+        </w:tc>
+        <w:tc>
+          <w:tcPr>
+            <w:tcW w:type="dxa" w:w="1234"/>
+          </w:tcPr>
+          <w:p>
+            <w:r/>
+            <w:r>
+              <w:rPr>
+                <w:rFonts w:ascii="Times New Roman" w:hAnsi="Times New Roman"/>
+                <w:sz w:val="24"/>
+              </w:rPr>
+              <w:t>Разработчик добавлен в БД</w:t>
+            </w:r>
+          </w:p>
+        </w:tc>
+        <w:tc>
+          <w:tcPr>
+            <w:tcW w:type="dxa" w:w="1234"/>
+          </w:tcPr>
+          <w:p>
+            <w:r/>
+            <w:r>
+              <w:rPr>
+                <w:rFonts w:ascii="Times New Roman" w:hAnsi="Times New Roman"/>
+                <w:sz w:val="24"/>
+              </w:rPr>
+              <w:t>Пройден</w:t>
+            </w:r>
+          </w:p>
+        </w:tc>
+      </w:tr>
+      <w:tr>
+        <w:tc>
+          <w:tcPr>
+            <w:tcW w:type="dxa" w:w="1234"/>
+          </w:tcPr>
+          <w:p>
+            <w:r/>
+            <w:r>
+              <w:rPr>
+                <w:rFonts w:ascii="Times New Roman" w:hAnsi="Times New Roman"/>
+                <w:sz w:val="24"/>
+              </w:rPr>
+              <w:t>10</w:t>
+            </w:r>
+          </w:p>
+        </w:tc>
+        <w:tc>
+          <w:tcPr>
+            <w:tcW w:type="dxa" w:w="1234"/>
+          </w:tcPr>
+          <w:p>
+            <w:r/>
+            <w:r>
+              <w:rPr>
+                <w:rFonts w:ascii="Times New Roman" w:hAnsi="Times New Roman"/>
+                <w:sz w:val="24"/>
+              </w:rPr>
+              <w:t>DeveloperService</w:t>
+            </w:r>
+          </w:p>
+        </w:tc>
+        <w:tc>
+          <w:tcPr>
+            <w:tcW w:type="dxa" w:w="1234"/>
+          </w:tcPr>
+          <w:p>
+            <w:r/>
+            <w:r>
+              <w:rPr>
+                <w:rFonts w:ascii="Times New Roman" w:hAnsi="Times New Roman"/>
+                <w:sz w:val="24"/>
+              </w:rPr>
+              <w:t>Удаление разработчика</w:t>
+            </w:r>
+          </w:p>
+        </w:tc>
+        <w:tc>
+          <w:tcPr>
+            <w:tcW w:type="dxa" w:w="1234"/>
+          </w:tcPr>
+          <w:p>
+            <w:r/>
+            <w:r>
+              <w:rPr>
+                <w:rFonts w:ascii="Times New Roman" w:hAnsi="Times New Roman"/>
+                <w:sz w:val="24"/>
+              </w:rPr>
+              <w:t>ID существующего разработчика</w:t>
+            </w:r>
+          </w:p>
+        </w:tc>
+        <w:tc>
+          <w:tcPr>
+            <w:tcW w:type="dxa" w:w="1234"/>
+          </w:tcPr>
+          <w:p>
+            <w:r/>
+            <w:r>
+              <w:rPr>
+                <w:rFonts w:ascii="Times New Roman" w:hAnsi="Times New Roman"/>
+                <w:sz w:val="24"/>
+              </w:rPr>
+              <w:t>Разработчик удалён из БД</w:t>
+            </w:r>
+          </w:p>
+        </w:tc>
+        <w:tc>
+          <w:tcPr>
+            <w:tcW w:type="dxa" w:w="1234"/>
+          </w:tcPr>
+          <w:p>
+            <w:r/>
+            <w:r>
+              <w:rPr>
+                <w:rFonts w:ascii="Times New Roman" w:hAnsi="Times New Roman"/>
+                <w:sz w:val="24"/>
+              </w:rPr>
+              <w:t>Разработчик удалён из БД</w:t>
+            </w:r>
+          </w:p>
+        </w:tc>
+        <w:tc>
+          <w:tcPr>
+            <w:tcW w:type="dxa" w:w="1234"/>
+          </w:tcPr>
+          <w:p>
+            <w:r/>
+            <w:r>
+              <w:rPr>
+                <w:rFonts w:ascii="Times New Roman" w:hAnsi="Times New Roman"/>
+                <w:sz w:val="24"/>
+              </w:rPr>
+              <w:t>Пройден</w:t>
+            </w:r>
+          </w:p>
+        </w:tc>
+      </w:tr>
+      <w:tr>
+        <w:tc>
+          <w:tcPr>
+            <w:tcW w:type="dxa" w:w="1234"/>
+          </w:tcPr>
+          <w:p>
+            <w:r/>
+            <w:r>
+              <w:rPr>
+                <w:rFonts w:ascii="Times New Roman" w:hAnsi="Times New Roman"/>
+                <w:sz w:val="24"/>
+              </w:rPr>
+              <w:t>11</w:t>
+            </w:r>
+          </w:p>
+        </w:tc>
+        <w:tc>
+          <w:tcPr>
+            <w:tcW w:type="dxa" w:w="1234"/>
+          </w:tcPr>
+          <w:p>
+            <w:r/>
+            <w:r>
+              <w:rPr>
+                <w:rFonts w:ascii="Times New Roman" w:hAnsi="Times New Roman"/>
+                <w:sz w:val="24"/>
+              </w:rPr>
+              <w:t>CustomerService</w:t>
+            </w:r>
+          </w:p>
+        </w:tc>
+        <w:tc>
+          <w:tcPr>
+            <w:tcW w:type="dxa" w:w="1234"/>
+          </w:tcPr>
+          <w:p>
+            <w:r/>
+            <w:r>
+              <w:rPr>
+                <w:rFonts w:ascii="Times New Roman" w:hAnsi="Times New Roman"/>
+                <w:sz w:val="24"/>
+              </w:rPr>
+              <w:t>Получение списка покупателей</w:t>
+            </w:r>
+          </w:p>
+        </w:tc>
+        <w:tc>
+          <w:tcPr>
+            <w:tcW w:type="dxa" w:w="1234"/>
+          </w:tcPr>
+          <w:p>
+            <w:r/>
+            <w:r>
+              <w:rPr>
+                <w:rFonts w:ascii="Times New Roman" w:hAnsi="Times New Roman"/>
+                <w:sz w:val="24"/>
+              </w:rPr>
+              <w:t>Вызов getCustomers()</w:t>
+            </w:r>
+          </w:p>
+        </w:tc>
+        <w:tc>
+          <w:tcPr>
+            <w:tcW w:type="dxa" w:w="1234"/>
+          </w:tcPr>
+          <w:p>
+            <w:r/>
+            <w:r>
+              <w:rPr>
+                <w:rFonts w:ascii="Times New Roman" w:hAnsi="Times New Roman"/>
+                <w:sz w:val="24"/>
+              </w:rPr>
+              <w:t>Список покупателей из БД</w:t>
+            </w:r>
+          </w:p>
+        </w:tc>
+        <w:tc>
+          <w:tcPr>
+            <w:tcW w:type="dxa" w:w="1234"/>
+          </w:tcPr>
+          <w:p>
+            <w:r/>
+            <w:r>
+              <w:rPr>
+                <w:rFonts w:ascii="Times New Roman" w:hAnsi="Times New Roman"/>
+                <w:sz w:val="24"/>
+              </w:rPr>
+              <w:t>Список покупателей из БД</w:t>
+            </w:r>
+          </w:p>
+        </w:tc>
+        <w:tc>
+          <w:tcPr>
+            <w:tcW w:type="dxa" w:w="1234"/>
+          </w:tcPr>
+          <w:p>
+            <w:r/>
+            <w:r>
+              <w:rPr>
+                <w:rFonts w:ascii="Times New Roman" w:hAnsi="Times New Roman"/>
+                <w:sz w:val="24"/>
+              </w:rPr>
+              <w:t>Пройден</w:t>
+            </w:r>
+          </w:p>
+        </w:tc>
+      </w:tr>
+      <w:tr>
+        <w:tc>
+          <w:tcPr>
+            <w:tcW w:type="dxa" w:w="1234"/>
+          </w:tcPr>
+          <w:p>
+            <w:r/>
+            <w:r>
+              <w:rPr>
+                <w:rFonts w:ascii="Times New Roman" w:hAnsi="Times New Roman"/>
+                <w:sz w:val="24"/>
+              </w:rPr>
+              <w:t>12</w:t>
+            </w:r>
+          </w:p>
+        </w:tc>
+        <w:tc>
+          <w:tcPr>
+            <w:tcW w:type="dxa" w:w="1234"/>
+          </w:tcPr>
+          <w:p>
+            <w:r/>
+            <w:r>
+              <w:rPr>
+                <w:rFonts w:ascii="Times New Roman" w:hAnsi="Times New Roman"/>
+                <w:sz w:val="24"/>
+              </w:rPr>
+              <w:t>CustomerService</w:t>
+            </w:r>
+          </w:p>
+        </w:tc>
+        <w:tc>
+          <w:tcPr>
+            <w:tcW w:type="dxa" w:w="1234"/>
+          </w:tcPr>
+          <w:p>
+            <w:r/>
+            <w:r>
+              <w:rPr>
+                <w:rFonts w:ascii="Times New Roman" w:hAnsi="Times New Roman"/>
+                <w:sz w:val="24"/>
+              </w:rPr>
+              <w:t>Добавление покупателя</w:t>
+            </w:r>
+          </w:p>
+        </w:tc>
+        <w:tc>
+          <w:tcPr>
+            <w:tcW w:type="dxa" w:w="1234"/>
+          </w:tcPr>
+          <w:p>
+            <w:r/>
+            <w:r>
+              <w:rPr>
+                <w:rFonts w:ascii="Times New Roman" w:hAnsi="Times New Roman"/>
+                <w:sz w:val="24"/>
+              </w:rPr>
+              <w:t>Объект Customer с полями</w:t>
+            </w:r>
+          </w:p>
+        </w:tc>
+        <w:tc>
+          <w:tcPr>
+            <w:tcW w:type="dxa" w:w="1234"/>
+          </w:tcPr>
+          <w:p>
+            <w:r/>
+            <w:r>
+              <w:rPr>
+                <w:rFonts w:ascii="Times New Roman" w:hAnsi="Times New Roman"/>
+                <w:sz w:val="24"/>
+              </w:rPr>
+              <w:t>Покупатель добавлен в БД</w:t>
+            </w:r>
+          </w:p>
+        </w:tc>
+        <w:tc>
+          <w:tcPr>
+            <w:tcW w:type="dxa" w:w="1234"/>
+          </w:tcPr>
+          <w:p>
+            <w:r/>
+            <w:r>
+              <w:rPr>
+                <w:rFonts w:ascii="Times New Roman" w:hAnsi="Times New Roman"/>
+                <w:sz w:val="24"/>
+              </w:rPr>
+              <w:t>Покупатель добавлен в БД</w:t>
+            </w:r>
+          </w:p>
+        </w:tc>
+        <w:tc>
+          <w:tcPr>
+            <w:tcW w:type="dxa" w:w="1234"/>
+          </w:tcPr>
+          <w:p>
+            <w:r/>
+            <w:r>
+              <w:rPr>
+                <w:rFonts w:ascii="Times New Roman" w:hAnsi="Times New Roman"/>
+                <w:sz w:val="24"/>
+              </w:rPr>
+              <w:t>Пройден</w:t>
+            </w:r>
+          </w:p>
+        </w:tc>
+      </w:tr>
+      <w:tr>
+        <w:tc>
+          <w:tcPr>
+            <w:tcW w:type="dxa" w:w="1234"/>
+          </w:tcPr>
+          <w:p>
+            <w:r/>
+            <w:r>
+              <w:rPr>
+                <w:rFonts w:ascii="Times New Roman" w:hAnsi="Times New Roman"/>
+                <w:sz w:val="24"/>
+              </w:rPr>
+              <w:t>13</w:t>
+            </w:r>
+          </w:p>
+        </w:tc>
+        <w:tc>
+          <w:tcPr>
+            <w:tcW w:type="dxa" w:w="1234"/>
+          </w:tcPr>
+          <w:p>
+            <w:r/>
+            <w:r>
+              <w:rPr>
+                <w:rFonts w:ascii="Times New Roman" w:hAnsi="Times New Roman"/>
+                <w:sz w:val="24"/>
+              </w:rPr>
+              <w:t>CustomerService</w:t>
+            </w:r>
+          </w:p>
+        </w:tc>
+        <w:tc>
+          <w:tcPr>
+            <w:tcW w:type="dxa" w:w="1234"/>
+          </w:tcPr>
+          <w:p>
+            <w:r/>
+            <w:r>
+              <w:rPr>
+                <w:rFonts w:ascii="Times New Roman" w:hAnsi="Times New Roman"/>
+                <w:sz w:val="24"/>
+              </w:rPr>
+              <w:t>Удаление покупателя</w:t>
+            </w:r>
+          </w:p>
+        </w:tc>
+        <w:tc>
+          <w:tcPr>
+            <w:tcW w:type="dxa" w:w="1234"/>
+          </w:tcPr>
+          <w:p>
+            <w:r/>
+            <w:r>
+              <w:rPr>
+                <w:rFonts w:ascii="Times New Roman" w:hAnsi="Times New Roman"/>
+                <w:sz w:val="24"/>
+              </w:rPr>
+              <w:t>ID существующего покупателя</w:t>
+            </w:r>
+          </w:p>
+        </w:tc>
+        <w:tc>
+          <w:tcPr>
+            <w:tcW w:type="dxa" w:w="1234"/>
+          </w:tcPr>
+          <w:p>
+            <w:r/>
+            <w:r>
+              <w:rPr>
+                <w:rFonts w:ascii="Times New Roman" w:hAnsi="Times New Roman"/>
+                <w:sz w:val="24"/>
+              </w:rPr>
+              <w:t>Покупатель удалён из БД</w:t>
+            </w:r>
+          </w:p>
+        </w:tc>
+        <w:tc>
+          <w:tcPr>
+            <w:tcW w:type="dxa" w:w="1234"/>
+          </w:tcPr>
+          <w:p>
+            <w:r/>
+            <w:r>
+              <w:rPr>
+                <w:rFonts w:ascii="Times New Roman" w:hAnsi="Times New Roman"/>
+                <w:sz w:val="24"/>
+              </w:rPr>
+              <w:t>Покупатель удалён из БД</w:t>
+            </w:r>
+          </w:p>
+        </w:tc>
+        <w:tc>
+          <w:tcPr>
+            <w:tcW w:type="dxa" w:w="1234"/>
+          </w:tcPr>
+          <w:p>
+            <w:r/>
+            <w:r>
+              <w:rPr>
+                <w:rFonts w:ascii="Times New Roman" w:hAnsi="Times New Roman"/>
+                <w:sz w:val="24"/>
+              </w:rPr>
+              <w:t>Пройден</w:t>
+            </w:r>
+          </w:p>
+        </w:tc>
+      </w:tr>
+      <w:tr>
+        <w:tc>
+          <w:tcPr>
+            <w:tcW w:type="dxa" w:w="1234"/>
+          </w:tcPr>
+          <w:p>
+            <w:r/>
+            <w:r>
+              <w:rPr>
+                <w:rFonts w:ascii="Times New Roman" w:hAnsi="Times New Roman"/>
+                <w:sz w:val="24"/>
+              </w:rPr>
+              <w:t>14</w:t>
+            </w:r>
+          </w:p>
+        </w:tc>
+        <w:tc>
+          <w:tcPr>
+            <w:tcW w:type="dxa" w:w="1234"/>
+          </w:tcPr>
+          <w:p>
+            <w:r/>
+            <w:r>
+              <w:rPr>
+                <w:rFonts w:ascii="Times New Roman" w:hAnsi="Times New Roman"/>
+                <w:sz w:val="24"/>
+              </w:rPr>
+              <w:t>PurchaseService</w:t>
+            </w:r>
+          </w:p>
+        </w:tc>
+        <w:tc>
+          <w:tcPr>
+            <w:tcW w:type="dxa" w:w="1234"/>
+          </w:tcPr>
+          <w:p>
+            <w:r/>
+            <w:r>
+              <w:rPr>
+                <w:rFonts w:ascii="Times New Roman" w:hAnsi="Times New Roman"/>
+                <w:sz w:val="24"/>
+              </w:rPr>
+              <w:t>Получение списка покупок</w:t>
+            </w:r>
+          </w:p>
+        </w:tc>
+        <w:tc>
+          <w:tcPr>
+            <w:tcW w:type="dxa" w:w="1234"/>
+          </w:tcPr>
+          <w:p>
+            <w:r/>
+            <w:r>
+              <w:rPr>
+                <w:rFonts w:ascii="Times New Roman" w:hAnsi="Times New Roman"/>
+                <w:sz w:val="24"/>
+              </w:rPr>
+              <w:t>Вызов getPurchases()</w:t>
+            </w:r>
+          </w:p>
+        </w:tc>
+        <w:tc>
+          <w:tcPr>
+            <w:tcW w:type="dxa" w:w="1234"/>
+          </w:tcPr>
+          <w:p>
+            <w:r/>
+            <w:r>
+              <w:rPr>
+                <w:rFonts w:ascii="Times New Roman" w:hAnsi="Times New Roman"/>
+                <w:sz w:val="24"/>
+              </w:rPr>
+              <w:t>Список покупок из БД</w:t>
+            </w:r>
+          </w:p>
+        </w:tc>
+        <w:tc>
+          <w:tcPr>
+            <w:tcW w:type="dxa" w:w="1234"/>
+          </w:tcPr>
+          <w:p>
+            <w:r/>
+            <w:r>
+              <w:rPr>
+                <w:rFonts w:ascii="Times New Roman" w:hAnsi="Times New Roman"/>
+                <w:sz w:val="24"/>
+              </w:rPr>
+              <w:t>Список покупок из БД</w:t>
+            </w:r>
+          </w:p>
+        </w:tc>
+        <w:tc>
+          <w:tcPr>
+            <w:tcW w:type="dxa" w:w="1234"/>
+          </w:tcPr>
+          <w:p>
+            <w:r/>
+            <w:r>
+              <w:rPr>
+                <w:rFonts w:ascii="Times New Roman" w:hAnsi="Times New Roman"/>
+                <w:sz w:val="24"/>
+              </w:rPr>
+              <w:t>Пройден</w:t>
+            </w:r>
+          </w:p>
+        </w:tc>
+      </w:tr>
+      <w:tr>
+        <w:tc>
+          <w:tcPr>
+            <w:tcW w:type="dxa" w:w="1234"/>
+          </w:tcPr>
+          <w:p>
+            <w:r/>
+            <w:r>
+              <w:rPr>
+                <w:rFonts w:ascii="Times New Roman" w:hAnsi="Times New Roman"/>
+                <w:sz w:val="24"/>
+              </w:rPr>
+              <w:t>15</w:t>
+            </w:r>
+          </w:p>
+        </w:tc>
+        <w:tc>
+          <w:tcPr>
+            <w:tcW w:type="dxa" w:w="1234"/>
+          </w:tcPr>
+          <w:p>
+            <w:r/>
+            <w:r>
+              <w:rPr>
+                <w:rFonts w:ascii="Times New Roman" w:hAnsi="Times New Roman"/>
+                <w:sz w:val="24"/>
+              </w:rPr>
+              <w:t>PurchaseService</w:t>
+            </w:r>
+          </w:p>
+        </w:tc>
+        <w:tc>
+          <w:tcPr>
+            <w:tcW w:type="dxa" w:w="1234"/>
+          </w:tcPr>
+          <w:p>
+            <w:r/>
+            <w:r>
+              <w:rPr>
+                <w:rFonts w:ascii="Times New Roman" w:hAnsi="Times New Roman"/>
+                <w:sz w:val="24"/>
+              </w:rPr>
+              <w:t>Добавление покупки</w:t>
+            </w:r>
+          </w:p>
+        </w:tc>
+        <w:tc>
+          <w:tcPr>
+            <w:tcW w:type="dxa" w:w="1234"/>
+          </w:tcPr>
+          <w:p>
+            <w:r/>
+            <w:r>
+              <w:rPr>
+                <w:rFonts w:ascii="Times New Roman" w:hAnsi="Times New Roman"/>
+                <w:sz w:val="24"/>
+              </w:rPr>
+              <w:t>Объект Purchase с полями</w:t>
+            </w:r>
+          </w:p>
+        </w:tc>
+        <w:tc>
+          <w:tcPr>
+            <w:tcW w:type="dxa" w:w="1234"/>
+          </w:tcPr>
+          <w:p>
+            <w:r/>
+            <w:r>
+              <w:rPr>
+                <w:rFonts w:ascii="Times New Roman" w:hAnsi="Times New Roman"/>
+                <w:sz w:val="24"/>
+              </w:rPr>
+              <w:t>Покупка добавлена в БД</w:t>
+            </w:r>
+          </w:p>
+        </w:tc>
+        <w:tc>
+          <w:tcPr>
+            <w:tcW w:type="dxa" w:w="1234"/>
+          </w:tcPr>
+          <w:p>
+            <w:r/>
+            <w:r>
+              <w:rPr>
+                <w:rFonts w:ascii="Times New Roman" w:hAnsi="Times New Roman"/>
+                <w:sz w:val="24"/>
+              </w:rPr>
+              <w:t>Покупка добавлена в БД</w:t>
+            </w:r>
+          </w:p>
+        </w:tc>
+        <w:tc>
+          <w:tcPr>
+            <w:tcW w:type="dxa" w:w="1234"/>
+          </w:tcPr>
+          <w:p>
+            <w:r/>
+            <w:r>
+              <w:rPr>
+                <w:rFonts w:ascii="Times New Roman" w:hAnsi="Times New Roman"/>
+                <w:sz w:val="24"/>
+              </w:rPr>
+              <w:t>Пройден</w:t>
+            </w:r>
+          </w:p>
+        </w:tc>
+      </w:tr>
+      <w:tr>
+        <w:tc>
+          <w:tcPr>
+            <w:tcW w:type="dxa" w:w="1234"/>
+          </w:tcPr>
+          <w:p>
+            <w:r/>
+            <w:r>
+              <w:rPr>
+                <w:rFonts w:ascii="Times New Roman" w:hAnsi="Times New Roman"/>
+                <w:sz w:val="24"/>
+              </w:rPr>
+              <w:t>16</w:t>
+            </w:r>
+          </w:p>
+        </w:tc>
+        <w:tc>
+          <w:tcPr>
+            <w:tcW w:type="dxa" w:w="1234"/>
+          </w:tcPr>
+          <w:p>
+            <w:r/>
+            <w:r>
+              <w:rPr>
+                <w:rFonts w:ascii="Times New Roman" w:hAnsi="Times New Roman"/>
+                <w:sz w:val="24"/>
+              </w:rPr>
+              <w:t>PurchaseService</w:t>
+            </w:r>
+          </w:p>
+        </w:tc>
+        <w:tc>
+          <w:tcPr>
+            <w:tcW w:type="dxa" w:w="1234"/>
+          </w:tcPr>
+          <w:p>
+            <w:r/>
+            <w:r>
+              <w:rPr>
+                <w:rFonts w:ascii="Times New Roman" w:hAnsi="Times New Roman"/>
+                <w:sz w:val="24"/>
+              </w:rPr>
+              <w:t>Удаление покупки</w:t>
+            </w:r>
+          </w:p>
+        </w:tc>
+        <w:tc>
+          <w:tcPr>
+            <w:tcW w:type="dxa" w:w="1234"/>
+          </w:tcPr>
+          <w:p>
+            <w:r/>
+            <w:r>
+              <w:rPr>
+                <w:rFonts w:ascii="Times New Roman" w:hAnsi="Times New Roman"/>
+                <w:sz w:val="24"/>
+              </w:rPr>
+              <w:t>ID существующей покупки</w:t>
+            </w:r>
+          </w:p>
+        </w:tc>
+        <w:tc>
+          <w:tcPr>
+            <w:tcW w:type="dxa" w:w="1234"/>
+          </w:tcPr>
+          <w:p>
+            <w:r/>
+            <w:r>
+              <w:rPr>
+                <w:rFonts w:ascii="Times New Roman" w:hAnsi="Times New Roman"/>
+                <w:sz w:val="24"/>
+              </w:rPr>
+              <w:t>Покупка удалена из БД</w:t>
+            </w:r>
+          </w:p>
+        </w:tc>
+        <w:tc>
+          <w:tcPr>
+            <w:tcW w:type="dxa" w:w="1234"/>
+          </w:tcPr>
+          <w:p>
+            <w:r/>
+            <w:r>
+              <w:rPr>
+                <w:rFonts w:ascii="Times New Roman" w:hAnsi="Times New Roman"/>
+                <w:sz w:val="24"/>
+              </w:rPr>
+              <w:t>Покупка удалена из БД</w:t>
+            </w:r>
+          </w:p>
+        </w:tc>
+        <w:tc>
+          <w:tcPr>
+            <w:tcW w:type="dxa" w:w="1234"/>
+          </w:tcPr>
+          <w:p>
+            <w:r/>
+            <w:r>
+              <w:rPr>
+                <w:rFonts w:ascii="Times New Roman" w:hAnsi="Times New Roman"/>
+                <w:sz w:val="24"/>
+              </w:rPr>
+              <w:t>Пройден</w:t>
+            </w:r>
+          </w:p>
+        </w:tc>
+      </w:tr>
+      <w:tr>
+        <w:tc>
+          <w:tcPr>
+            <w:tcW w:type="dxa" w:w="1234"/>
+          </w:tcPr>
+          <w:p>
+            <w:r/>
+            <w:r>
+              <w:rPr>
+                <w:rFonts w:ascii="Times New Roman" w:hAnsi="Times New Roman"/>
+                <w:sz w:val="24"/>
+              </w:rPr>
+              <w:t>17</w:t>
+            </w:r>
+          </w:p>
+        </w:tc>
+        <w:tc>
+          <w:tcPr>
+            <w:tcW w:type="dxa" w:w="1234"/>
+          </w:tcPr>
+          <w:p>
+            <w:r/>
+            <w:r>
+              <w:rPr>
+                <w:rFonts w:ascii="Times New Roman" w:hAnsi="Times New Roman"/>
+                <w:sz w:val="24"/>
+              </w:rPr>
+              <w:t>MainView</w:t>
+            </w:r>
+          </w:p>
+        </w:tc>
+        <w:tc>
+          <w:tcPr>
+            <w:tcW w:type="dxa" w:w="1234"/>
+          </w:tcPr>
+          <w:p>
+            <w:r/>
+            <w:r>
+              <w:rPr>
+                <w:rFonts w:ascii="Times New Roman" w:hAnsi="Times New Roman"/>
+                <w:sz w:val="24"/>
+              </w:rPr>
+              <w:t>Отображение вкладок</w:t>
+            </w:r>
+          </w:p>
+        </w:tc>
+        <w:tc>
+          <w:tcPr>
+            <w:tcW w:type="dxa" w:w="1234"/>
+          </w:tcPr>
+          <w:p>
+            <w:r/>
+            <w:r>
+              <w:rPr>
+                <w:rFonts w:ascii="Times New Roman" w:hAnsi="Times New Roman"/>
+                <w:sz w:val="24"/>
+              </w:rPr>
+              <w:t>Открытие страницы</w:t>
+            </w:r>
+          </w:p>
+        </w:tc>
+        <w:tc>
+          <w:tcPr>
+            <w:tcW w:type="dxa" w:w="1234"/>
+          </w:tcPr>
+          <w:p>
+            <w:r/>
+            <w:r>
+              <w:rPr>
+                <w:rFonts w:ascii="Times New Roman" w:hAnsi="Times New Roman"/>
+                <w:sz w:val="24"/>
+              </w:rPr>
+              <w:t>6 вкладок отображаются</w:t>
+            </w:r>
+          </w:p>
+        </w:tc>
+        <w:tc>
+          <w:tcPr>
+            <w:tcW w:type="dxa" w:w="1234"/>
+          </w:tcPr>
+          <w:p>
+            <w:r/>
+            <w:r>
+              <w:rPr>
+                <w:rFonts w:ascii="Times New Roman" w:hAnsi="Times New Roman"/>
+                <w:sz w:val="24"/>
+              </w:rPr>
+              <w:t>6 вкладок отображаются</w:t>
+            </w:r>
+          </w:p>
+        </w:tc>
+        <w:tc>
+          <w:tcPr>
+            <w:tcW w:type="dxa" w:w="1234"/>
+          </w:tcPr>
+          <w:p>
+            <w:r/>
+            <w:r>
+              <w:rPr>
+                <w:rFonts w:ascii="Times New Roman" w:hAnsi="Times New Roman"/>
+                <w:sz w:val="24"/>
+              </w:rPr>
+              <w:t>Пройден</w:t>
+            </w:r>
+          </w:p>
+        </w:tc>
+      </w:tr>
+      <w:tr>
+        <w:tc>
+          <w:tcPr>
+            <w:tcW w:type="dxa" w:w="1234"/>
+          </w:tcPr>
+          <w:p>
+            <w:r/>
+            <w:r>
+              <w:rPr>
+                <w:rFonts w:ascii="Times New Roman" w:hAnsi="Times New Roman"/>
+                <w:sz w:val="24"/>
+              </w:rPr>
+              <w:t>18</w:t>
+            </w:r>
+          </w:p>
+        </w:tc>
+        <w:tc>
+          <w:tcPr>
+            <w:tcW w:type="dxa" w:w="1234"/>
+          </w:tcPr>
+          <w:p>
+            <w:r/>
+            <w:r>
+              <w:rPr>
+                <w:rFonts w:ascii="Times New Roman" w:hAnsi="Times New Roman"/>
+                <w:sz w:val="24"/>
+              </w:rPr>
+              <w:t>MainView</w:t>
+            </w:r>
+          </w:p>
+        </w:tc>
+        <w:tc>
+          <w:tcPr>
+            <w:tcW w:type="dxa" w:w="1234"/>
+          </w:tcPr>
+          <w:p>
+            <w:r/>
+            <w:r>
+              <w:rPr>
+                <w:rFonts w:ascii="Times New Roman" w:hAnsi="Times New Roman"/>
+                <w:sz w:val="24"/>
+              </w:rPr>
+              <w:t>Переключение вкладок</w:t>
+            </w:r>
+          </w:p>
+        </w:tc>
+        <w:tc>
+          <w:tcPr>
+            <w:tcW w:type="dxa" w:w="1234"/>
+          </w:tcPr>
+          <w:p>
+            <w:r/>
+            <w:r>
+              <w:rPr>
+                <w:rFonts w:ascii="Times New Roman" w:hAnsi="Times New Roman"/>
+                <w:sz w:val="24"/>
+              </w:rPr>
+              <w:t>Клик по вкладке «Покупки»</w:t>
+            </w:r>
+          </w:p>
+        </w:tc>
+        <w:tc>
+          <w:tcPr>
+            <w:tcW w:type="dxa" w:w="1234"/>
+          </w:tcPr>
+          <w:p>
+            <w:r/>
+            <w:r>
+              <w:rPr>
+                <w:rFonts w:ascii="Times New Roman" w:hAnsi="Times New Roman"/>
+                <w:sz w:val="24"/>
+              </w:rPr>
+              <w:t>Отображается таблица покупок</w:t>
+            </w:r>
+          </w:p>
+        </w:tc>
+        <w:tc>
+          <w:tcPr>
+            <w:tcW w:type="dxa" w:w="1234"/>
+          </w:tcPr>
+          <w:p>
+            <w:r/>
+            <w:r>
+              <w:rPr>
+                <w:rFonts w:ascii="Times New Roman" w:hAnsi="Times New Roman"/>
+                <w:sz w:val="24"/>
+              </w:rPr>
+              <w:t>Отображается таблица покупок</w:t>
+            </w:r>
+          </w:p>
+        </w:tc>
+        <w:tc>
+          <w:tcPr>
+            <w:tcW w:type="dxa" w:w="1234"/>
+          </w:tcPr>
+          <w:p>
+            <w:r/>
+            <w:r>
+              <w:rPr>
+                <w:rFonts w:ascii="Times New Roman" w:hAnsi="Times New Roman"/>
+                <w:sz w:val="24"/>
+              </w:rPr>
+              <w:t>Пройден</w:t>
+            </w:r>
+          </w:p>
+        </w:tc>
+      </w:tr>
+      <w:tr>
+        <w:tc>
+          <w:tcPr>
+            <w:tcW w:type="dxa" w:w="1234"/>
+          </w:tcPr>
+          <w:p>
+            <w:r/>
+            <w:r>
+              <w:rPr>
+                <w:rFonts w:ascii="Times New Roman" w:hAnsi="Times New Roman"/>
+                <w:sz w:val="24"/>
+              </w:rPr>
+              <w:t>19</w:t>
+            </w:r>
+          </w:p>
+        </w:tc>
+        <w:tc>
+          <w:tcPr>
+            <w:tcW w:type="dxa" w:w="1234"/>
+          </w:tcPr>
+          <w:p>
+            <w:r/>
+            <w:r>
+              <w:rPr>
+                <w:rFonts w:ascii="Times New Roman" w:hAnsi="Times New Roman"/>
+                <w:sz w:val="24"/>
+              </w:rPr>
+              <w:t>MainView</w:t>
+            </w:r>
+          </w:p>
+        </w:tc>
+        <w:tc>
+          <w:tcPr>
+            <w:tcW w:type="dxa" w:w="1234"/>
+          </w:tcPr>
+          <w:p>
+            <w:r/>
+            <w:r>
+              <w:rPr>
+                <w:rFonts w:ascii="Times New Roman" w:hAnsi="Times New Roman"/>
+                <w:sz w:val="24"/>
+              </w:rPr>
+              <w:t>Фильтрация игр</w:t>
+            </w:r>
+          </w:p>
+        </w:tc>
+        <w:tc>
+          <w:tcPr>
+            <w:tcW w:type="dxa" w:w="1234"/>
+          </w:tcPr>
+          <w:p>
+            <w:r/>
+            <w:r>
+              <w:rPr>
+                <w:rFonts w:ascii="Times New Roman" w:hAnsi="Times New Roman"/>
+                <w:sz w:val="24"/>
+              </w:rPr>
+              <w:t>Выбор игры в ComboBox</w:t>
+            </w:r>
+          </w:p>
+        </w:tc>
+        <w:tc>
+          <w:tcPr>
+            <w:tcW w:type="dxa" w:w="1234"/>
+          </w:tcPr>
+          <w:p>
+            <w:r/>
+            <w:r>
+              <w:rPr>
+                <w:rFonts w:ascii="Times New Roman" w:hAnsi="Times New Roman"/>
+                <w:sz w:val="24"/>
+              </w:rPr>
+              <w:t>Таблица отфильтрована</w:t>
+            </w:r>
+          </w:p>
+        </w:tc>
+        <w:tc>
+          <w:tcPr>
+            <w:tcW w:type="dxa" w:w="1234"/>
+          </w:tcPr>
+          <w:p>
+            <w:r/>
+            <w:r>
+              <w:rPr>
+                <w:rFonts w:ascii="Times New Roman" w:hAnsi="Times New Roman"/>
+                <w:sz w:val="24"/>
+              </w:rPr>
+              <w:t>Таблица отфильтрована</w:t>
+            </w:r>
+          </w:p>
+        </w:tc>
+        <w:tc>
+          <w:tcPr>
+            <w:tcW w:type="dxa" w:w="1234"/>
+          </w:tcPr>
+          <w:p>
+            <w:r/>
+            <w:r>
+              <w:rPr>
+                <w:rFonts w:ascii="Times New Roman" w:hAnsi="Times New Roman"/>
+                <w:sz w:val="24"/>
+              </w:rPr>
+              <w:t>Пройден</w:t>
+            </w:r>
+          </w:p>
+        </w:tc>
+      </w:tr>
+      <w:tr>
+        <w:tc>
+          <w:tcPr>
+            <w:tcW w:type="dxa" w:w="1234"/>
+          </w:tcPr>
+          <w:p>
+            <w:r/>
+            <w:r>
+              <w:rPr>
+                <w:rFonts w:ascii="Times New Roman" w:hAnsi="Times New Roman"/>
+                <w:sz w:val="24"/>
+              </w:rPr>
+              <w:t>20</w:t>
+            </w:r>
+          </w:p>
+        </w:tc>
+        <w:tc>
+          <w:tcPr>
+            <w:tcW w:type="dxa" w:w="1234"/>
+          </w:tcPr>
+          <w:p>
+            <w:r/>
+            <w:r>
+              <w:rPr>
+                <w:rFonts w:ascii="Times New Roman" w:hAnsi="Times New Roman"/>
+                <w:sz w:val="24"/>
+              </w:rPr>
+              <w:t>MainView</w:t>
+            </w:r>
+          </w:p>
+        </w:tc>
+        <w:tc>
+          <w:tcPr>
+            <w:tcW w:type="dxa" w:w="1234"/>
+          </w:tcPr>
+          <w:p>
+            <w:r/>
+            <w:r>
+              <w:rPr>
+                <w:rFonts w:ascii="Times New Roman" w:hAnsi="Times New Roman"/>
+                <w:sz w:val="24"/>
+              </w:rPr>
+              <w:t>Сброс фильтра</w:t>
+            </w:r>
+          </w:p>
+        </w:tc>
+        <w:tc>
+          <w:tcPr>
+            <w:tcW w:type="dxa" w:w="1234"/>
+          </w:tcPr>
+          <w:p>
+            <w:r/>
+            <w:r>
+              <w:rPr>
+                <w:rFonts w:ascii="Times New Roman" w:hAnsi="Times New Roman"/>
+                <w:sz w:val="24"/>
+              </w:rPr>
+              <w:t>Очистка ComboBox</w:t>
+            </w:r>
+          </w:p>
+        </w:tc>
+        <w:tc>
+          <w:tcPr>
+            <w:tcW w:type="dxa" w:w="1234"/>
+          </w:tcPr>
+          <w:p>
+            <w:r/>
+            <w:r>
+              <w:rPr>
+                <w:rFonts w:ascii="Times New Roman" w:hAnsi="Times New Roman"/>
+                <w:sz w:val="24"/>
+              </w:rPr>
+              <w:t>Все записи отображаются</w:t>
+            </w:r>
+          </w:p>
+        </w:tc>
+        <w:tc>
+          <w:tcPr>
+            <w:tcW w:type="dxa" w:w="1234"/>
+          </w:tcPr>
+          <w:p>
+            <w:r/>
+            <w:r>
+              <w:rPr>
+                <w:rFonts w:ascii="Times New Roman" w:hAnsi="Times New Roman"/>
+                <w:sz w:val="24"/>
+              </w:rPr>
+              <w:t>Все записи отображаются</w:t>
+            </w:r>
+          </w:p>
+        </w:tc>
+        <w:tc>
+          <w:tcPr>
+            <w:tcW w:type="dxa" w:w="1234"/>
+          </w:tcPr>
+          <w:p>
+            <w:r/>
+            <w:r>
+              <w:rPr>
+                <w:rFonts w:ascii="Times New Roman" w:hAnsi="Times New Roman"/>
+                <w:sz w:val="24"/>
+              </w:rPr>
+              <w:t>Пройден</w:t>
+            </w:r>
+          </w:p>
+        </w:tc>
+      </w:tr>
+      <w:tr>
+        <w:tc>
+          <w:tcPr>
+            <w:tcW w:type="dxa" w:w="1234"/>
+          </w:tcPr>
+          <w:p>
+            <w:r/>
+            <w:r>
+              <w:rPr>
+                <w:rFonts w:ascii="Times New Roman" w:hAnsi="Times New Roman"/>
+                <w:sz w:val="24"/>
+              </w:rPr>
+              <w:t>21</w:t>
+            </w:r>
+          </w:p>
+        </w:tc>
+        <w:tc>
+          <w:tcPr>
+            <w:tcW w:type="dxa" w:w="1234"/>
+          </w:tcPr>
+          <w:p>
+            <w:r/>
+            <w:r>
+              <w:rPr>
+                <w:rFonts w:ascii="Times New Roman" w:hAnsi="Times New Roman"/>
+                <w:sz w:val="24"/>
+              </w:rPr>
+              <w:t>GameDialogManager</w:t>
+            </w:r>
+          </w:p>
+        </w:tc>
+        <w:tc>
+          <w:tcPr>
+            <w:tcW w:type="dxa" w:w="1234"/>
+          </w:tcPr>
+          <w:p>
+            <w:r/>
+            <w:r>
+              <w:rPr>
+                <w:rFonts w:ascii="Times New Roman" w:hAnsi="Times New Roman"/>
+                <w:sz w:val="24"/>
+              </w:rPr>
+              <w:t>Открытие диалога добавления</w:t>
+            </w:r>
+          </w:p>
+        </w:tc>
+        <w:tc>
+          <w:tcPr>
+            <w:tcW w:type="dxa" w:w="1234"/>
+          </w:tcPr>
+          <w:p>
+            <w:r/>
+            <w:r>
+              <w:rPr>
+                <w:rFonts w:ascii="Times New Roman" w:hAnsi="Times New Roman"/>
+                <w:sz w:val="24"/>
+              </w:rPr>
+              <w:t>Клик «Добавить»</w:t>
+            </w:r>
+          </w:p>
+        </w:tc>
+        <w:tc>
+          <w:tcPr>
+            <w:tcW w:type="dxa" w:w="1234"/>
+          </w:tcPr>
+          <w:p>
+            <w:r/>
+            <w:r>
+              <w:rPr>
+                <w:rFonts w:ascii="Times New Roman" w:hAnsi="Times New Roman"/>
+                <w:sz w:val="24"/>
+              </w:rPr>
+              <w:t>Диалог с полями ввода</w:t>
+            </w:r>
+          </w:p>
+        </w:tc>
+        <w:tc>
+          <w:tcPr>
+            <w:tcW w:type="dxa" w:w="1234"/>
+          </w:tcPr>
+          <w:p>
+            <w:r/>
+            <w:r>
+              <w:rPr>
+                <w:rFonts w:ascii="Times New Roman" w:hAnsi="Times New Roman"/>
+                <w:sz w:val="24"/>
+              </w:rPr>
+              <w:t>Диалог с полями ввода</w:t>
+            </w:r>
+          </w:p>
+        </w:tc>
+        <w:tc>
+          <w:tcPr>
+            <w:tcW w:type="dxa" w:w="1234"/>
+          </w:tcPr>
+          <w:p>
+            <w:r/>
+            <w:r>
+              <w:rPr>
+                <w:rFonts w:ascii="Times New Roman" w:hAnsi="Times New Roman"/>
+                <w:sz w:val="24"/>
+              </w:rPr>
+              <w:t>Пройден</w:t>
+            </w:r>
+          </w:p>
+        </w:tc>
+      </w:tr>
+      <w:tr>
+        <w:tc>
+          <w:tcPr>
+            <w:tcW w:type="dxa" w:w="1234"/>
+          </w:tcPr>
+          <w:p>
+            <w:r/>
+            <w:r>
+              <w:rPr>
+                <w:rFonts w:ascii="Times New Roman" w:hAnsi="Times New Roman"/>
+                <w:sz w:val="24"/>
+              </w:rPr>
+              <w:t>22</w:t>
+            </w:r>
+          </w:p>
+        </w:tc>
+        <w:tc>
+          <w:tcPr>
+            <w:tcW w:type="dxa" w:w="1234"/>
+          </w:tcPr>
+          <w:p>
+            <w:r/>
+            <w:r>
+              <w:rPr>
+                <w:rFonts w:ascii="Times New Roman" w:hAnsi="Times New Roman"/>
+                <w:sz w:val="24"/>
+              </w:rPr>
+              <w:t>GameDialogManager</w:t>
+            </w:r>
+          </w:p>
+        </w:tc>
+        <w:tc>
+          <w:tcPr>
+            <w:tcW w:type="dxa" w:w="1234"/>
+          </w:tcPr>
+          <w:p>
+            <w:r/>
+            <w:r>
+              <w:rPr>
+                <w:rFonts w:ascii="Times New Roman" w:hAnsi="Times New Roman"/>
+                <w:sz w:val="24"/>
+              </w:rPr>
+              <w:t>Добавление с пустыми полями</w:t>
+            </w:r>
+          </w:p>
+        </w:tc>
+        <w:tc>
+          <w:tcPr>
+            <w:tcW w:type="dxa" w:w="1234"/>
+          </w:tcPr>
+          <w:p>
+            <w:r/>
+            <w:r>
+              <w:rPr>
+                <w:rFonts w:ascii="Times New Roman" w:hAnsi="Times New Roman"/>
+                <w:sz w:val="24"/>
+              </w:rPr>
+              <w:t>Пустые поля, клик «Сохранить»</w:t>
+            </w:r>
+          </w:p>
+        </w:tc>
+        <w:tc>
+          <w:tcPr>
+            <w:tcW w:type="dxa" w:w="1234"/>
+          </w:tcPr>
+          <w:p>
+            <w:r/>
+            <w:r>
+              <w:rPr>
+                <w:rFonts w:ascii="Times New Roman" w:hAnsi="Times New Roman"/>
+                <w:sz w:val="24"/>
+              </w:rPr>
+              <w:t>Уведомление об ошибке</w:t>
+            </w:r>
+          </w:p>
+        </w:tc>
+        <w:tc>
+          <w:tcPr>
+            <w:tcW w:type="dxa" w:w="1234"/>
+          </w:tcPr>
+          <w:p>
+            <w:r/>
+            <w:r>
+              <w:rPr>
+                <w:rFonts w:ascii="Times New Roman" w:hAnsi="Times New Roman"/>
+                <w:sz w:val="24"/>
+              </w:rPr>
+              <w:t>Уведомление об ошибке</w:t>
+            </w:r>
+          </w:p>
+        </w:tc>
+        <w:tc>
+          <w:tcPr>
+            <w:tcW w:type="dxa" w:w="1234"/>
+          </w:tcPr>
+          <w:p>
+            <w:r/>
+            <w:r>
+              <w:rPr>
+                <w:rFonts w:ascii="Times New Roman" w:hAnsi="Times New Roman"/>
+                <w:sz w:val="24"/>
+              </w:rPr>
+              <w:t>Пройден</w:t>
+            </w:r>
+          </w:p>
+        </w:tc>
+      </w:tr>
+      <w:tr>
+        <w:tc>
+          <w:tcPr>
+            <w:tcW w:type="dxa" w:w="1234"/>
+          </w:tcPr>
+          <w:p>
+            <w:r/>
+            <w:r>
+              <w:rPr>
+                <w:rFonts w:ascii="Times New Roman" w:hAnsi="Times New Roman"/>
+                <w:sz w:val="24"/>
+              </w:rPr>
+              <w:t>23</w:t>
+            </w:r>
+          </w:p>
+        </w:tc>
+        <w:tc>
+          <w:tcPr>
+            <w:tcW w:type="dxa" w:w="1234"/>
+          </w:tcPr>
+          <w:p>
+            <w:r/>
+            <w:r>
+              <w:rPr>
+                <w:rFonts w:ascii="Times New Roman" w:hAnsi="Times New Roman"/>
+                <w:sz w:val="24"/>
+              </w:rPr>
+              <w:t>GameDialogManager</w:t>
+            </w:r>
+          </w:p>
+        </w:tc>
+        <w:tc>
+          <w:tcPr>
+            <w:tcW w:type="dxa" w:w="1234"/>
+          </w:tcPr>
+          <w:p>
+            <w:r/>
+            <w:r>
+              <w:rPr>
+                <w:rFonts w:ascii="Times New Roman" w:hAnsi="Times New Roman"/>
+                <w:sz w:val="24"/>
+              </w:rPr>
+              <w:t>Изменение без выбора</w:t>
+            </w:r>
+          </w:p>
+        </w:tc>
+        <w:tc>
+          <w:tcPr>
+            <w:tcW w:type="dxa" w:w="1234"/>
+          </w:tcPr>
+          <w:p>
+            <w:r/>
+            <w:r>
+              <w:rPr>
+                <w:rFonts w:ascii="Times New Roman" w:hAnsi="Times New Roman"/>
+                <w:sz w:val="24"/>
+              </w:rPr>
+              <w:t>Клик «Изменить» без выделения</w:t>
+            </w:r>
+          </w:p>
+        </w:tc>
+        <w:tc>
+          <w:tcPr>
+            <w:tcW w:type="dxa" w:w="1234"/>
+          </w:tcPr>
+          <w:p>
+            <w:r/>
+            <w:r>
+              <w:rPr>
+                <w:rFonts w:ascii="Times New Roman" w:hAnsi="Times New Roman"/>
+                <w:sz w:val="24"/>
+              </w:rPr>
+              <w:t>Уведомление «Выберите игру»</w:t>
+            </w:r>
+          </w:p>
+        </w:tc>
+        <w:tc>
+          <w:tcPr>
+            <w:tcW w:type="dxa" w:w="1234"/>
+          </w:tcPr>
+          <w:p>
+            <w:r/>
+            <w:r>
+              <w:rPr>
+                <w:rFonts w:ascii="Times New Roman" w:hAnsi="Times New Roman"/>
+                <w:sz w:val="24"/>
+              </w:rPr>
+              <w:t>Уведомление «Выберите игру»</w:t>
+            </w:r>
+          </w:p>
+        </w:tc>
+        <w:tc>
+          <w:tcPr>
+            <w:tcW w:type="dxa" w:w="1234"/>
+          </w:tcPr>
+          <w:p>
+            <w:r/>
+            <w:r>
+              <w:rPr>
+                <w:rFonts w:ascii="Times New Roman" w:hAnsi="Times New Roman"/>
+                <w:sz w:val="24"/>
+              </w:rPr>
+              <w:t>Пройден</w:t>
+            </w:r>
+          </w:p>
+        </w:tc>
+      </w:tr>
+      <w:tr>
+        <w:tc>
+          <w:tcPr>
+            <w:tcW w:type="dxa" w:w="1234"/>
+          </w:tcPr>
+          <w:p>
+            <w:r/>
+            <w:r>
+              <w:rPr>
+                <w:rFonts w:ascii="Times New Roman" w:hAnsi="Times New Roman"/>
+                <w:sz w:val="24"/>
+              </w:rPr>
+              <w:t>24</w:t>
+            </w:r>
+          </w:p>
+        </w:tc>
+        <w:tc>
+          <w:tcPr>
+            <w:tcW w:type="dxa" w:w="1234"/>
+          </w:tcPr>
+          <w:p>
+            <w:r/>
+            <w:r>
+              <w:rPr>
+                <w:rFonts w:ascii="Times New Roman" w:hAnsi="Times New Roman"/>
+                <w:sz w:val="24"/>
+              </w:rPr>
+              <w:t>GameDialogManager</w:t>
+            </w:r>
+          </w:p>
+        </w:tc>
+        <w:tc>
+          <w:tcPr>
+            <w:tcW w:type="dxa" w:w="1234"/>
+          </w:tcPr>
+          <w:p>
+            <w:r/>
+            <w:r>
+              <w:rPr>
+                <w:rFonts w:ascii="Times New Roman" w:hAnsi="Times New Roman"/>
+                <w:sz w:val="24"/>
+              </w:rPr>
+              <w:t>Удаление записи</w:t>
+            </w:r>
+          </w:p>
+        </w:tc>
+        <w:tc>
+          <w:tcPr>
+            <w:tcW w:type="dxa" w:w="1234"/>
+          </w:tcPr>
+          <w:p>
+            <w:r/>
+            <w:r>
+              <w:rPr>
+                <w:rFonts w:ascii="Times New Roman" w:hAnsi="Times New Roman"/>
+                <w:sz w:val="24"/>
+              </w:rPr>
+              <w:t>Выбор игры, клик «Удалить»</w:t>
+            </w:r>
+          </w:p>
+        </w:tc>
+        <w:tc>
+          <w:tcPr>
+            <w:tcW w:type="dxa" w:w="1234"/>
+          </w:tcPr>
+          <w:p>
+            <w:r/>
+            <w:r>
+              <w:rPr>
+                <w:rFonts w:ascii="Times New Roman" w:hAnsi="Times New Roman"/>
+                <w:sz w:val="24"/>
+              </w:rPr>
+              <w:t>Диалог подтверждения</w:t>
+            </w:r>
+          </w:p>
+        </w:tc>
+        <w:tc>
+          <w:tcPr>
+            <w:tcW w:type="dxa" w:w="1234"/>
+          </w:tcPr>
+          <w:p>
+            <w:r/>
+            <w:r>
+              <w:rPr>
+                <w:rFonts w:ascii="Times New Roman" w:hAnsi="Times New Roman"/>
+                <w:sz w:val="24"/>
+              </w:rPr>
+              <w:t>Диалог подтверждения</w:t>
+            </w:r>
+          </w:p>
+        </w:tc>
+        <w:tc>
+          <w:tcPr>
+            <w:tcW w:type="dxa" w:w="1234"/>
+          </w:tcPr>
+          <w:p>
+            <w:r/>
+            <w:r>
+              <w:rPr>
+                <w:rFonts w:ascii="Times New Roman" w:hAnsi="Times New Roman"/>
+                <w:sz w:val="24"/>
+              </w:rPr>
+              <w:t>Пройден</w:t>
+            </w:r>
+          </w:p>
+        </w:tc>
+      </w:tr>
+      <w:tr>
+        <w:tc>
+          <w:tcPr>
+            <w:tcW w:type="dxa" w:w="1234"/>
+          </w:tcPr>
+          <w:p>
+            <w:r/>
+            <w:r>
+              <w:rPr>
+                <w:rFonts w:ascii="Times New Roman" w:hAnsi="Times New Roman"/>
+                <w:sz w:val="24"/>
+              </w:rPr>
+              <w:t>25</w:t>
+            </w:r>
+          </w:p>
+        </w:tc>
+        <w:tc>
+          <w:tcPr>
+            <w:tcW w:type="dxa" w:w="1234"/>
+          </w:tcPr>
+          <w:p>
+            <w:r/>
+            <w:r>
+              <w:rPr>
+                <w:rFonts w:ascii="Times New Roman" w:hAnsi="Times New Roman"/>
+                <w:sz w:val="24"/>
+              </w:rPr>
+              <w:t>DashboardView</w:t>
+            </w:r>
+          </w:p>
+        </w:tc>
+        <w:tc>
+          <w:tcPr>
+            <w:tcW w:type="dxa" w:w="1234"/>
+          </w:tcPr>
+          <w:p>
+            <w:r/>
+            <w:r>
+              <w:rPr>
+                <w:rFonts w:ascii="Times New Roman" w:hAnsi="Times New Roman"/>
+                <w:sz w:val="24"/>
+              </w:rPr>
+              <w:t>Отображение карточек</w:t>
+            </w:r>
+          </w:p>
+        </w:tc>
+        <w:tc>
+          <w:tcPr>
+            <w:tcW w:type="dxa" w:w="1234"/>
+          </w:tcPr>
+          <w:p>
+            <w:r/>
+            <w:r>
+              <w:rPr>
+                <w:rFonts w:ascii="Times New Roman" w:hAnsi="Times New Roman"/>
+                <w:sz w:val="24"/>
+              </w:rPr>
+              <w:t>Переход на вкладку «Дашборд»</w:t>
+            </w:r>
+          </w:p>
+        </w:tc>
+        <w:tc>
+          <w:tcPr>
+            <w:tcW w:type="dxa" w:w="1234"/>
+          </w:tcPr>
+          <w:p>
+            <w:r/>
+            <w:r>
+              <w:rPr>
+                <w:rFonts w:ascii="Times New Roman" w:hAnsi="Times New Roman"/>
+                <w:sz w:val="24"/>
+              </w:rPr>
+              <w:t>Карточки с показателями</w:t>
+            </w:r>
+          </w:p>
+        </w:tc>
+        <w:tc>
+          <w:tcPr>
+            <w:tcW w:type="dxa" w:w="1234"/>
+          </w:tcPr>
+          <w:p>
+            <w:r/>
+            <w:r>
+              <w:rPr>
+                <w:rFonts w:ascii="Times New Roman" w:hAnsi="Times New Roman"/>
+                <w:sz w:val="24"/>
+              </w:rPr>
+              <w:t>Карточки с показателями</w:t>
+            </w:r>
+          </w:p>
+        </w:tc>
+        <w:tc>
+          <w:tcPr>
+            <w:tcW w:type="dxa" w:w="1234"/>
+          </w:tcPr>
+          <w:p>
+            <w:r/>
+            <w:r>
+              <w:rPr>
+                <w:rFonts w:ascii="Times New Roman" w:hAnsi="Times New Roman"/>
+                <w:sz w:val="24"/>
+              </w:rPr>
+              <w:t>Пройден</w:t>
+            </w:r>
+          </w:p>
+        </w:tc>
+      </w:tr>
+      <w:tr>
+        <w:tc>
+          <w:tcPr>
+            <w:tcW w:type="dxa" w:w="1234"/>
+          </w:tcPr>
+          <w:p>
+            <w:r/>
+            <w:r>
+              <w:rPr>
+                <w:rFonts w:ascii="Times New Roman" w:hAnsi="Times New Roman"/>
+                <w:sz w:val="24"/>
+              </w:rPr>
+              <w:t>26</w:t>
+            </w:r>
+          </w:p>
+        </w:tc>
+        <w:tc>
+          <w:tcPr>
+            <w:tcW w:type="dxa" w:w="1234"/>
+          </w:tcPr>
+          <w:p>
+            <w:r/>
+            <w:r>
+              <w:rPr>
+                <w:rFonts w:ascii="Times New Roman" w:hAnsi="Times New Roman"/>
+                <w:sz w:val="24"/>
+              </w:rPr>
+              <w:t>DashboardView</w:t>
+            </w:r>
+          </w:p>
+        </w:tc>
+        <w:tc>
+          <w:tcPr>
+            <w:tcW w:type="dxa" w:w="1234"/>
+          </w:tcPr>
+          <w:p>
+            <w:r/>
+            <w:r>
+              <w:rPr>
+                <w:rFonts w:ascii="Times New Roman" w:hAnsi="Times New Roman"/>
+                <w:sz w:val="24"/>
+              </w:rPr>
+              <w:t>Продажи по месяцам</w:t>
+            </w:r>
+          </w:p>
+        </w:tc>
+        <w:tc>
+          <w:tcPr>
+            <w:tcW w:type="dxa" w:w="1234"/>
+          </w:tcPr>
+          <w:p>
+            <w:r/>
+            <w:r>
+              <w:rPr>
+                <w:rFonts w:ascii="Times New Roman" w:hAnsi="Times New Roman"/>
+                <w:sz w:val="24"/>
+              </w:rPr>
+              <w:t>Переход на вкладку «Дашборд»</w:t>
+            </w:r>
+          </w:p>
+        </w:tc>
+        <w:tc>
+          <w:tcPr>
+            <w:tcW w:type="dxa" w:w="1234"/>
+          </w:tcPr>
+          <w:p>
+            <w:r/>
+            <w:r>
+              <w:rPr>
+                <w:rFonts w:ascii="Times New Roman" w:hAnsi="Times New Roman"/>
+                <w:sz w:val="24"/>
+              </w:rPr>
+              <w:t>Диаграмма и таблица продаж</w:t>
+            </w:r>
+          </w:p>
+        </w:tc>
+        <w:tc>
+          <w:tcPr>
+            <w:tcW w:type="dxa" w:w="1234"/>
+          </w:tcPr>
+          <w:p>
+            <w:r/>
+            <w:r>
+              <w:rPr>
+                <w:rFonts w:ascii="Times New Roman" w:hAnsi="Times New Roman"/>
+                <w:sz w:val="24"/>
+              </w:rPr>
+              <w:t>Диаграмма и таблица продаж</w:t>
+            </w:r>
+          </w:p>
+        </w:tc>
+        <w:tc>
+          <w:tcPr>
+            <w:tcW w:type="dxa" w:w="1234"/>
+          </w:tcPr>
+          <w:p>
+            <w:r/>
+            <w:r>
+              <w:rPr>
+                <w:rFonts w:ascii="Times New Roman" w:hAnsi="Times New Roman"/>
+                <w:sz w:val="24"/>
+              </w:rPr>
+              <w:t>Пройден</w:t>
+            </w:r>
+          </w:p>
+        </w:tc>
+      </w:tr>
+      <w:tr>
+        <w:tc>
+          <w:tcPr>
+            <w:tcW w:type="dxa" w:w="1234"/>
+          </w:tcPr>
+          <w:p>
+            <w:r/>
+            <w:r>
+              <w:rPr>
+                <w:rFonts w:ascii="Times New Roman" w:hAnsi="Times New Roman"/>
+                <w:sz w:val="24"/>
+              </w:rPr>
+              <w:t>27</w:t>
+            </w:r>
+          </w:p>
+        </w:tc>
+        <w:tc>
+          <w:tcPr>
+            <w:tcW w:type="dxa" w:w="1234"/>
+          </w:tcPr>
+          <w:p>
+            <w:r/>
+            <w:r>
+              <w:rPr>
+                <w:rFonts w:ascii="Times New Roman" w:hAnsi="Times New Roman"/>
+                <w:sz w:val="24"/>
+              </w:rPr>
+              <w:t>DashboardView</w:t>
+            </w:r>
+          </w:p>
+        </w:tc>
+        <w:tc>
+          <w:tcPr>
+            <w:tcW w:type="dxa" w:w="1234"/>
+          </w:tcPr>
+          <w:p>
+            <w:r/>
+            <w:r>
+              <w:rPr>
+                <w:rFonts w:ascii="Times New Roman" w:hAnsi="Times New Roman"/>
+                <w:sz w:val="24"/>
+              </w:rPr>
+              <w:t>Распределение по жанрам</w:t>
+            </w:r>
+          </w:p>
+        </w:tc>
+        <w:tc>
+          <w:tcPr>
+            <w:tcW w:type="dxa" w:w="1234"/>
+          </w:tcPr>
+          <w:p>
+            <w:r/>
+            <w:r>
+              <w:rPr>
+                <w:rFonts w:ascii="Times New Roman" w:hAnsi="Times New Roman"/>
+                <w:sz w:val="24"/>
+              </w:rPr>
+              <w:t>Переход на вкладку «Дашборд»</w:t>
+            </w:r>
+          </w:p>
+        </w:tc>
+        <w:tc>
+          <w:tcPr>
+            <w:tcW w:type="dxa" w:w="1234"/>
+          </w:tcPr>
+          <w:p>
+            <w:r/>
+            <w:r>
+              <w:rPr>
+                <w:rFonts w:ascii="Times New Roman" w:hAnsi="Times New Roman"/>
+                <w:sz w:val="24"/>
+              </w:rPr>
+              <w:t>Диаграмма по жанрам</w:t>
+            </w:r>
+          </w:p>
+        </w:tc>
+        <w:tc>
+          <w:tcPr>
+            <w:tcW w:type="dxa" w:w="1234"/>
+          </w:tcPr>
+          <w:p>
+            <w:r/>
+            <w:r>
+              <w:rPr>
+                <w:rFonts w:ascii="Times New Roman" w:hAnsi="Times New Roman"/>
+                <w:sz w:val="24"/>
+              </w:rPr>
+              <w:t>Диаграмма по жанрам</w:t>
+            </w:r>
+          </w:p>
+        </w:tc>
+        <w:tc>
+          <w:tcPr>
+            <w:tcW w:type="dxa" w:w="1234"/>
+          </w:tcPr>
+          <w:p>
+            <w:r/>
+            <w:r>
+              <w:rPr>
+                <w:rFonts w:ascii="Times New Roman" w:hAnsi="Times New Roman"/>
+                <w:sz w:val="24"/>
+              </w:rPr>
+              <w:t>Пройден</w:t>
+            </w:r>
+          </w:p>
+        </w:tc>
+      </w:tr>
+      <w:tr>
+        <w:tc>
+          <w:tcPr>
+            <w:tcW w:type="dxa" w:w="1234"/>
+          </w:tcPr>
+          <w:p>
+            <w:r/>
+            <w:r>
+              <w:rPr>
+                <w:rFonts w:ascii="Times New Roman" w:hAnsi="Times New Roman"/>
+                <w:sz w:val="24"/>
+              </w:rPr>
+              <w:t>28</w:t>
+            </w:r>
+          </w:p>
+        </w:tc>
+        <w:tc>
+          <w:tcPr>
+            <w:tcW w:type="dxa" w:w="1234"/>
+          </w:tcPr>
+          <w:p>
+            <w:r/>
+            <w:r>
+              <w:rPr>
+                <w:rFonts w:ascii="Times New Roman" w:hAnsi="Times New Roman"/>
+                <w:sz w:val="24"/>
+              </w:rPr>
+              <w:t>FieldFilter</w:t>
+            </w:r>
+          </w:p>
+        </w:tc>
+        <w:tc>
+          <w:tcPr>
+            <w:tcW w:type="dxa" w:w="1234"/>
+          </w:tcPr>
+          <w:p>
+            <w:r/>
+            <w:r>
+              <w:rPr>
+                <w:rFonts w:ascii="Times New Roman" w:hAnsi="Times New Roman"/>
+                <w:sz w:val="24"/>
+              </w:rPr>
+              <w:t>Фильтрация по значению</w:t>
+            </w:r>
+          </w:p>
+        </w:tc>
+        <w:tc>
+          <w:tcPr>
+            <w:tcW w:type="dxa" w:w="1234"/>
+          </w:tcPr>
+          <w:p>
+            <w:r/>
+            <w:r>
+              <w:rPr>
+                <w:rFonts w:ascii="Times New Roman" w:hAnsi="Times New Roman"/>
+                <w:sz w:val="24"/>
+              </w:rPr>
+              <w:t>Список игр, значение «RPG»</w:t>
+            </w:r>
+          </w:p>
+        </w:tc>
+        <w:tc>
+          <w:tcPr>
+            <w:tcW w:type="dxa" w:w="1234"/>
+          </w:tcPr>
+          <w:p>
+            <w:r/>
+            <w:r>
+              <w:rPr>
+                <w:rFonts w:ascii="Times New Roman" w:hAnsi="Times New Roman"/>
+                <w:sz w:val="24"/>
+              </w:rPr>
+              <w:t>Отфильтрованный список</w:t>
+            </w:r>
+          </w:p>
+        </w:tc>
+        <w:tc>
+          <w:tcPr>
+            <w:tcW w:type="dxa" w:w="1234"/>
+          </w:tcPr>
+          <w:p>
+            <w:r/>
+            <w:r>
+              <w:rPr>
+                <w:rFonts w:ascii="Times New Roman" w:hAnsi="Times New Roman"/>
+                <w:sz w:val="24"/>
+              </w:rPr>
+              <w:t>Отфильтрованный список</w:t>
+            </w:r>
+          </w:p>
+        </w:tc>
+        <w:tc>
+          <w:tcPr>
+            <w:tcW w:type="dxa" w:w="1234"/>
+          </w:tcPr>
+          <w:p>
+            <w:r/>
+            <w:r>
+              <w:rPr>
+                <w:rFonts w:ascii="Times New Roman" w:hAnsi="Times New Roman"/>
+                <w:sz w:val="24"/>
+              </w:rPr>
+              <w:t>Пройден</w:t>
+            </w:r>
+          </w:p>
+        </w:tc>
+      </w:tr>
+      <w:tr>
+        <w:tc>
+          <w:tcPr>
+            <w:tcW w:type="dxa" w:w="1234"/>
+          </w:tcPr>
+          <w:p>
+            <w:r/>
+            <w:r>
+              <w:rPr>
+                <w:rFonts w:ascii="Times New Roman" w:hAnsi="Times New Roman"/>
+                <w:sz w:val="24"/>
+              </w:rPr>
+              <w:t>29</w:t>
+            </w:r>
+          </w:p>
+        </w:tc>
+        <w:tc>
+          <w:tcPr>
+            <w:tcW w:type="dxa" w:w="1234"/>
+          </w:tcPr>
+          <w:p>
+            <w:r/>
+            <w:r>
+              <w:rPr>
+                <w:rFonts w:ascii="Times New Roman" w:hAnsi="Times New Roman"/>
+                <w:sz w:val="24"/>
+              </w:rPr>
+              <w:t>FieldFilter</w:t>
+            </w:r>
+          </w:p>
+        </w:tc>
+        <w:tc>
+          <w:tcPr>
+            <w:tcW w:type="dxa" w:w="1234"/>
+          </w:tcPr>
+          <w:p>
+            <w:r/>
+            <w:r>
+              <w:rPr>
+                <w:rFonts w:ascii="Times New Roman" w:hAnsi="Times New Roman"/>
+                <w:sz w:val="24"/>
+              </w:rPr>
+              <w:t>Получение уникальных значений</w:t>
+            </w:r>
+          </w:p>
+        </w:tc>
+        <w:tc>
+          <w:tcPr>
+            <w:tcW w:type="dxa" w:w="1234"/>
+          </w:tcPr>
+          <w:p>
+            <w:r/>
+            <w:r>
+              <w:rPr>
+                <w:rFonts w:ascii="Times New Roman" w:hAnsi="Times New Roman"/>
+                <w:sz w:val="24"/>
+              </w:rPr>
+              <w:t>Список из 10 игр</w:t>
+            </w:r>
+          </w:p>
+        </w:tc>
+        <w:tc>
+          <w:tcPr>
+            <w:tcW w:type="dxa" w:w="1234"/>
+          </w:tcPr>
+          <w:p>
+            <w:r/>
+            <w:r>
+              <w:rPr>
+                <w:rFonts w:ascii="Times New Roman" w:hAnsi="Times New Roman"/>
+                <w:sz w:val="24"/>
+              </w:rPr>
+              <w:t>Список уникальных названий</w:t>
+            </w:r>
+          </w:p>
+        </w:tc>
+        <w:tc>
+          <w:tcPr>
+            <w:tcW w:type="dxa" w:w="1234"/>
+          </w:tcPr>
+          <w:p>
+            <w:r/>
+            <w:r>
+              <w:rPr>
+                <w:rFonts w:ascii="Times New Roman" w:hAnsi="Times New Roman"/>
+                <w:sz w:val="24"/>
+              </w:rPr>
+              <w:t>Список уникальных названий</w:t>
+            </w:r>
+          </w:p>
+        </w:tc>
+        <w:tc>
+          <w:tcPr>
+            <w:tcW w:type="dxa" w:w="1234"/>
+          </w:tcPr>
+          <w:p>
+            <w:r/>
+            <w:r>
+              <w:rPr>
+                <w:rFonts w:ascii="Times New Roman" w:hAnsi="Times New Roman"/>
+                <w:sz w:val="24"/>
+              </w:rPr>
+              <w:t>Пройден</w:t>
             </w:r>
           </w:p>
         </w:tc>
